--- a/doc/詞/宋朝/柳永/柳永-少年游·長安古道馬遲遲.docx
+++ b/doc/詞/宋朝/柳永/柳永-少年游·長安古道馬遲遲.docx
@@ -1,6 +1,6 @@
 
 <file path=word/document.xml><?xml version="1.0" encoding="utf-8"?>
-<w:document xmlns:wpc="http://schemas.microsoft.com/office/word/2010/wordprocessingCanvas" xmlns:cx="http://schemas.microsoft.com/office/drawing/2014/chartex" xmlns:cx1="http://schemas.microsoft.com/office/drawing/2015/9/8/chartex" xmlns:cx2="http://schemas.microsoft.com/office/drawing/2015/10/21/chartex" xmlns:cx3="http://schemas.microsoft.com/office/drawing/2016/5/9/chartex" xmlns:cx4="http://schemas.microsoft.com/office/drawing/2016/5/10/chartex" xmlns:cx5="http://schemas.microsoft.com/office/drawing/2016/5/11/chartex" xmlns:cx6="http://schemas.microsoft.com/office/drawing/2016/5/12/chartex" xmlns:cx7="http://schemas.microsoft.com/office/drawing/2016/5/13/chartex" xmlns:cx8="http://schemas.microsoft.com/office/drawing/2016/5/14/chartex" xmlns:mc="http://schemas.openxmlformats.org/markup-compatibility/2006" xmlns:aink="http://schemas.microsoft.com/office/drawing/2016/ink" xmlns:am3d="http://schemas.microsoft.com/office/drawing/2017/model3d" xmlns:o="urn:schemas-microsoft-com:office:office" xmlns:oel="http://schemas.microsoft.com/office/2019/extlst" xmlns:r="http://schemas.openxmlformats.org/officeDocument/2006/relationships" xmlns:m="http://schemas.openxmlformats.org/officeDocument/2006/math" xmlns:v="urn:schemas-microsoft-com:vml" xmlns:wp14="http://schemas.microsoft.com/office/word/2010/wordprocessingDrawing" xmlns:wp="http://schemas.openxmlformats.org/drawingml/2006/wordprocessingDrawing" xmlns:w10="urn:schemas-microsoft-com:office:word" xmlns:w="http://schemas.openxmlformats.org/wordprocessingml/2006/main" xmlns:w14="http://schemas.microsoft.com/office/word/2010/wordml" xmlns:w15="http://schemas.microsoft.com/office/word/2012/wordml" xmlns:w16cex="http://schemas.microsoft.com/office/word/2018/wordml/cex" xmlns:w16cid="http://schemas.microsoft.com/office/word/2016/wordml/cid" xmlns:w16="http://schemas.microsoft.com/office/word/2018/wordml" xmlns:w16du="http://schemas.microsoft.com/office/word/2023/wordml/word16du" xmlns:w16sdtdh="http://schemas.microsoft.com/office/word/2020/wordml/sdtdatahash" xmlns:w16se="http://schemas.microsoft.com/office/word/2015/wordml/symex" xmlns:wpg="http://schemas.microsoft.com/office/word/2010/wordprocessingGroup" xmlns:wpi="http://schemas.microsoft.com/office/word/2010/wordprocessingInk" xmlns:wne="http://schemas.microsoft.com/office/word/2006/wordml" xmlns:wps="http://schemas.microsoft.com/office/word/2010/wordprocessingShape" mc:Ignorable="w14 w15 w16se w16cid w16 w16cex w16sdtdh w16du wp14">
+<w:document xmlns:wpc="http://schemas.microsoft.com/office/word/2010/wordprocessingCanvas" xmlns:cx="http://schemas.microsoft.com/office/drawing/2014/chartex" xmlns:cx1="http://schemas.microsoft.com/office/drawing/2015/9/8/chartex" xmlns:cx2="http://schemas.microsoft.com/office/drawing/2015/10/21/chartex" xmlns:cx3="http://schemas.microsoft.com/office/drawing/2016/5/9/chartex" xmlns:cx4="http://schemas.microsoft.com/office/drawing/2016/5/10/chartex" xmlns:cx5="http://schemas.microsoft.com/office/drawing/2016/5/11/chartex" xmlns:cx6="http://schemas.microsoft.com/office/drawing/2016/5/12/chartex" xmlns:cx7="http://schemas.microsoft.com/office/drawing/2016/5/13/chartex" xmlns:cx8="http://schemas.microsoft.com/office/drawing/2016/5/14/chartex" xmlns:mc="http://schemas.openxmlformats.org/markup-compatibility/2006" xmlns:aink="http://schemas.microsoft.com/office/drawing/2016/ink" xmlns:am3d="http://schemas.microsoft.com/office/drawing/2017/model3d" xmlns:o="urn:schemas-microsoft-com:office:office" xmlns:r="http://schemas.openxmlformats.org/officeDocument/2006/relationships" xmlns:m="http://schemas.openxmlformats.org/officeDocument/2006/math" xmlns:v="urn:schemas-microsoft-com:vml" xmlns:wp14="http://schemas.microsoft.com/office/word/2010/wordprocessingDrawing" xmlns:wp="http://schemas.openxmlformats.org/drawingml/2006/wordprocessingDrawing" xmlns:w10="urn:schemas-microsoft-com:office:word" xmlns:w="http://schemas.openxmlformats.org/wordprocessingml/2006/main" xmlns:w14="http://schemas.microsoft.com/office/word/2010/wordml" xmlns:w15="http://schemas.microsoft.com/office/word/2012/wordml" xmlns:w16cex="http://schemas.microsoft.com/office/word/2018/wordml/cex" xmlns:w16cid="http://schemas.microsoft.com/office/word/2016/wordml/cid" xmlns:w16="http://schemas.microsoft.com/office/word/2018/wordml" xmlns:w16sdtdh="http://schemas.microsoft.com/office/word/2020/wordml/sdtdatahash" xmlns:w16se="http://schemas.microsoft.com/office/word/2015/wordml/symex" xmlns:wpg="http://schemas.microsoft.com/office/word/2010/wordprocessingGroup" xmlns:wpi="http://schemas.microsoft.com/office/word/2010/wordprocessingInk" xmlns:wne="http://schemas.microsoft.com/office/word/2006/wordml" xmlns:wps="http://schemas.microsoft.com/office/word/2010/wordprocessingShape" mc:Ignorable="w14 w15 w16se w16cid w16 w16cex w16sdtdh wp14">
   <w:body>
     <w:p>
       <w:pPr>
@@ -22,8 +22,8 @@
       <w:r>
         <w:rPr>
           <w:rFonts w:ascii="標楷體" w:eastAsia="標楷體" w:hAnsi="標楷體" w:hint="eastAsia"/>
-          <w:sz w:val="36"/>
-          <w:szCs w:val="36"/>
+          <w:sz w:val="40"/>
+          <w:szCs w:val="40"/>
         </w:rPr>
         <w:t>《</w:t>
       </w:r>
@@ -31,8 +31,8 @@
       <w:r>
         <w:rPr>
           <w:rFonts w:ascii="標楷體" w:eastAsia="標楷體" w:hAnsi="標楷體" w:hint="eastAsia"/>
-          <w:sz w:val="36"/>
-          <w:szCs w:val="36"/>
+          <w:sz w:val="40"/>
+          <w:szCs w:val="40"/>
         </w:rPr>
         <w:t>少年游·長安古道馬遲遲</w:t>
       </w:r>
@@ -40,8 +40,8 @@
       <w:r>
         <w:rPr>
           <w:rFonts w:ascii="標楷體" w:eastAsia="標楷體" w:hAnsi="標楷體" w:hint="eastAsia"/>
-          <w:sz w:val="36"/>
-          <w:szCs w:val="36"/>
+          <w:sz w:val="40"/>
+          <w:szCs w:val="40"/>
         </w:rPr>
         <w:t>》</w:t>
       </w:r>
@@ -65,14 +65,6 @@
       <w:r>
         <w:rPr>
           <w:rFonts w:ascii="標楷體" w:eastAsia="標楷體" w:hAnsi="標楷體" w:hint="eastAsia"/>
-          <w:sz w:val="48"/>
-          <w:szCs w:val="48"/>
-        </w:rPr>
-        <w:t xml:space="preserve">     </w:t>
-      </w:r>
-      <w:r>
-        <w:rPr>
-          <w:rFonts w:ascii="標楷體" w:eastAsia="標楷體" w:hAnsi="標楷體" w:hint="eastAsia"/>
           <w:sz w:val="32"/>
           <w:szCs w:val="32"/>
         </w:rPr>
@@ -83,7 +75,7 @@
       <w:pPr>
         <w:spacing w:line="520" w:lineRule="exact"/>
         <w:rPr>
-          <w:rFonts w:ascii="標楷體" w:eastAsia="標楷體" w:hAnsi="標楷體" w:hint="eastAsia"/>
+          <w:rFonts w:ascii="標楷體" w:eastAsia="標楷體" w:hAnsi="標楷體"/>
           <w:spacing w:val="-10"/>
           <w:sz w:val="36"/>
           <w:szCs w:val="36"/>
@@ -218,39 +210,20 @@
           <w:numId w:val="16"/>
         </w:numPr>
         <w:spacing w:line="440" w:lineRule="exact"/>
-        <w:ind w:leftChars="0"/>
-        <w:rPr>
-          <w:rFonts w:ascii="標楷體" w:eastAsia="標楷體" w:hAnsi="標楷體" w:cs="標楷體" w:hint="eastAsia"/>
-          <w:sz w:val="28"/>
-          <w:szCs w:val="28"/>
-        </w:rPr>
-      </w:pPr>
-      <w:r>
-        <w:rPr>
-          <w:rFonts w:ascii="標楷體" w:eastAsia="標楷體" w:hAnsi="標楷體" w:cs="標楷體" w:hint="eastAsia"/>
-          <w:sz w:val="28"/>
-          <w:szCs w:val="28"/>
-        </w:rPr>
-        <w:t>馬遲遲：</w:t>
-      </w:r>
-      <w:proofErr w:type="gramStart"/>
-      <w:r>
-        <w:rPr>
-          <w:rFonts w:ascii="標楷體" w:eastAsia="標楷體" w:hAnsi="標楷體" w:cs="標楷體" w:hint="eastAsia"/>
-          <w:sz w:val="28"/>
-          <w:szCs w:val="28"/>
-        </w:rPr>
-        <w:t>馬行緩慢</w:t>
-      </w:r>
-      <w:proofErr w:type="gramEnd"/>
-      <w:r>
-        <w:rPr>
-          <w:rFonts w:ascii="標楷體" w:eastAsia="標楷體" w:hAnsi="標楷體" w:cs="標楷體" w:hint="eastAsia"/>
-          <w:sz w:val="28"/>
-          <w:szCs w:val="28"/>
-        </w:rPr>
-        <w:t>的樣子。</w:t>
-      </w:r>
+        <w:ind w:leftChars="0" w:left="284" w:hanging="284"/>
+        <w:rPr>
+          <w:rFonts w:ascii="標楷體" w:eastAsia="標楷體" w:hAnsi="標楷體" w:cs="標楷體"/>
+          <w:sz w:val="28"/>
+          <w:szCs w:val="28"/>
+        </w:rPr>
+        <w:sectPr>
+          <w:footerReference w:type="default" r:id="rId7"/>
+          <w:pgSz w:w="11906" w:h="16838"/>
+          <w:pgMar w:top="567" w:right="851" w:bottom="567" w:left="851" w:header="567" w:footer="0" w:gutter="0"/>
+          <w:cols w:space="425"/>
+          <w:docGrid w:type="lines" w:linePitch="360"/>
+        </w:sectPr>
+      </w:pPr>
     </w:p>
     <w:p>
       <w:pPr>
@@ -260,36 +233,38 @@
           <w:numId w:val="16"/>
         </w:numPr>
         <w:spacing w:line="440" w:lineRule="exact"/>
-        <w:ind w:leftChars="0"/>
+        <w:ind w:leftChars="0" w:left="284" w:hanging="284"/>
+        <w:rPr>
+          <w:rFonts w:ascii="標楷體" w:eastAsia="標楷體" w:hAnsi="標楷體" w:cs="標楷體"/>
+          <w:sz w:val="28"/>
+          <w:szCs w:val="28"/>
+        </w:rPr>
+      </w:pPr>
+      <w:r>
         <w:rPr>
           <w:rFonts w:ascii="標楷體" w:eastAsia="標楷體" w:hAnsi="標楷體" w:cs="標楷體" w:hint="eastAsia"/>
           <w:sz w:val="28"/>
           <w:szCs w:val="28"/>
         </w:rPr>
-      </w:pPr>
+        <w:t>馬遲遲：</w:t>
+      </w:r>
+      <w:proofErr w:type="gramStart"/>
       <w:r>
         <w:rPr>
           <w:rFonts w:ascii="標楷體" w:eastAsia="標楷體" w:hAnsi="標楷體" w:cs="標楷體" w:hint="eastAsia"/>
           <w:sz w:val="28"/>
           <w:szCs w:val="28"/>
         </w:rPr>
-        <w:t>島</w:t>
-      </w:r>
+        <w:t>馬行緩慢</w:t>
+      </w:r>
+      <w:proofErr w:type="gramEnd"/>
       <w:r>
         <w:rPr>
           <w:rFonts w:ascii="標楷體" w:eastAsia="標楷體" w:hAnsi="標楷體" w:cs="標楷體" w:hint="eastAsia"/>
           <w:sz w:val="28"/>
           <w:szCs w:val="28"/>
         </w:rPr>
-        <w:t>：</w:t>
-      </w:r>
-      <w:r>
-        <w:rPr>
-          <w:rFonts w:ascii="標楷體" w:eastAsia="標楷體" w:hAnsi="標楷體" w:cs="標楷體" w:hint="eastAsia"/>
-          <w:sz w:val="28"/>
-          <w:szCs w:val="28"/>
-        </w:rPr>
-        <w:t>指河流中的洲島。</w:t>
+        <w:t>的樣子。</w:t>
       </w:r>
     </w:p>
     <w:p>
@@ -300,56 +275,36 @@
           <w:numId w:val="16"/>
         </w:numPr>
         <w:spacing w:line="440" w:lineRule="exact"/>
-        <w:ind w:leftChars="0"/>
+        <w:ind w:leftChars="0" w:left="284" w:hanging="284"/>
+        <w:rPr>
+          <w:rFonts w:ascii="標楷體" w:eastAsia="標楷體" w:hAnsi="標楷體" w:cs="標楷體"/>
+          <w:sz w:val="28"/>
+          <w:szCs w:val="28"/>
+        </w:rPr>
+      </w:pPr>
+      <w:r>
         <w:rPr>
           <w:rFonts w:ascii="標楷體" w:eastAsia="標楷體" w:hAnsi="標楷體" w:cs="標楷體" w:hint="eastAsia"/>
           <w:sz w:val="28"/>
           <w:szCs w:val="28"/>
         </w:rPr>
-      </w:pPr>
+        <w:t>島</w:t>
+      </w:r>
       <w:r>
         <w:rPr>
           <w:rFonts w:ascii="標楷體" w:eastAsia="標楷體" w:hAnsi="標楷體" w:cs="標楷體" w:hint="eastAsia"/>
           <w:sz w:val="28"/>
           <w:szCs w:val="28"/>
         </w:rPr>
-        <w:t>原上：</w:t>
-      </w:r>
-      <w:proofErr w:type="gramStart"/>
+        <w:t>：</w:t>
+      </w:r>
       <w:r>
         <w:rPr>
           <w:rFonts w:ascii="標楷體" w:eastAsia="標楷體" w:hAnsi="標楷體" w:cs="標楷體" w:hint="eastAsia"/>
           <w:sz w:val="28"/>
           <w:szCs w:val="28"/>
-          <w:u w:val="single"/>
-        </w:rPr>
-        <w:t>樂遊原</w:t>
-      </w:r>
-      <w:proofErr w:type="gramEnd"/>
-      <w:r>
-        <w:rPr>
-          <w:rFonts w:ascii="標楷體" w:eastAsia="標楷體" w:hAnsi="標楷體" w:cs="標楷體" w:hint="eastAsia"/>
-          <w:sz w:val="28"/>
-          <w:szCs w:val="28"/>
-        </w:rPr>
-        <w:t>上，在</w:t>
-      </w:r>
-      <w:r>
-        <w:rPr>
-          <w:rFonts w:ascii="標楷體" w:eastAsia="標楷體" w:hAnsi="標楷體" w:cs="標楷體" w:hint="eastAsia"/>
-          <w:sz w:val="28"/>
-          <w:szCs w:val="28"/>
-          <w:u w:val="single"/>
-        </w:rPr>
-        <w:t>長安</w:t>
-      </w:r>
-      <w:r>
-        <w:rPr>
-          <w:rFonts w:ascii="標楷體" w:eastAsia="標楷體" w:hAnsi="標楷體" w:cs="標楷體" w:hint="eastAsia"/>
-          <w:sz w:val="28"/>
-          <w:szCs w:val="28"/>
-        </w:rPr>
-        <w:t>西南。</w:t>
+        </w:rPr>
+        <w:t>指河流中的洲島。</w:t>
       </w:r>
     </w:p>
     <w:p>
@@ -360,21 +315,30 @@
           <w:numId w:val="16"/>
         </w:numPr>
         <w:spacing w:line="440" w:lineRule="exact"/>
-        <w:ind w:leftChars="0"/>
+        <w:ind w:leftChars="0" w:left="284" w:hanging="284"/>
+        <w:rPr>
+          <w:rFonts w:ascii="標楷體" w:eastAsia="標楷體" w:hAnsi="標楷體" w:cs="標楷體"/>
+          <w:sz w:val="28"/>
+          <w:szCs w:val="28"/>
+        </w:rPr>
+      </w:pPr>
+      <w:r>
         <w:rPr>
           <w:rFonts w:ascii="標楷體" w:eastAsia="標楷體" w:hAnsi="標楷體" w:cs="標楷體" w:hint="eastAsia"/>
           <w:sz w:val="28"/>
           <w:szCs w:val="28"/>
         </w:rPr>
-      </w:pPr>
+        <w:t>原上：</w:t>
+      </w:r>
       <w:proofErr w:type="gramStart"/>
       <w:r>
         <w:rPr>
           <w:rFonts w:ascii="標楷體" w:eastAsia="標楷體" w:hAnsi="標楷體" w:cs="標楷體" w:hint="eastAsia"/>
           <w:sz w:val="28"/>
           <w:szCs w:val="28"/>
-        </w:rPr>
-        <w:t>目斷</w:t>
+          <w:u w:val="single"/>
+        </w:rPr>
+        <w:t>樂遊原</w:t>
       </w:r>
       <w:proofErr w:type="gramEnd"/>
       <w:r>
@@ -383,7 +347,24 @@
           <w:sz w:val="28"/>
           <w:szCs w:val="28"/>
         </w:rPr>
-        <w:t>：極目望到盡頭。四天垂：天的四周夜幕降臨。</w:t>
+        <w:t>上，在</w:t>
+      </w:r>
+      <w:r>
+        <w:rPr>
+          <w:rFonts w:ascii="標楷體" w:eastAsia="標楷體" w:hAnsi="標楷體" w:cs="標楷體" w:hint="eastAsia"/>
+          <w:sz w:val="28"/>
+          <w:szCs w:val="28"/>
+          <w:u w:val="single"/>
+        </w:rPr>
+        <w:t>長安</w:t>
+      </w:r>
+      <w:r>
+        <w:rPr>
+          <w:rFonts w:ascii="標楷體" w:eastAsia="標楷體" w:hAnsi="標楷體" w:cs="標楷體" w:hint="eastAsia"/>
+          <w:sz w:val="28"/>
+          <w:szCs w:val="28"/>
+        </w:rPr>
+        <w:t>西南。</w:t>
       </w:r>
     </w:p>
     <w:p>
@@ -394,38 +375,30 @@
           <w:numId w:val="16"/>
         </w:numPr>
         <w:spacing w:line="440" w:lineRule="exact"/>
-        <w:ind w:leftChars="0"/>
+        <w:ind w:leftChars="0" w:left="284" w:hanging="284"/>
+        <w:rPr>
+          <w:rFonts w:ascii="標楷體" w:eastAsia="標楷體" w:hAnsi="標楷體" w:cs="標楷體"/>
+          <w:sz w:val="28"/>
+          <w:szCs w:val="28"/>
+        </w:rPr>
+      </w:pPr>
+      <w:proofErr w:type="gramStart"/>
+      <w:r>
         <w:rPr>
           <w:rFonts w:ascii="標楷體" w:eastAsia="標楷體" w:hAnsi="標楷體" w:cs="標楷體" w:hint="eastAsia"/>
           <w:sz w:val="28"/>
           <w:szCs w:val="28"/>
         </w:rPr>
-      </w:pPr>
-      <w:proofErr w:type="gramStart"/>
+        <w:t>目斷</w:t>
+      </w:r>
+      <w:proofErr w:type="gramEnd"/>
       <w:r>
         <w:rPr>
           <w:rFonts w:ascii="標楷體" w:eastAsia="標楷體" w:hAnsi="標楷體" w:cs="標楷體" w:hint="eastAsia"/>
           <w:sz w:val="28"/>
           <w:szCs w:val="28"/>
         </w:rPr>
-        <w:t>歸</w:t>
-      </w:r>
-      <w:r>
-        <w:rPr>
-          <w:rFonts w:ascii="標楷體" w:eastAsia="標楷體" w:hAnsi="標楷體" w:cs="標楷體" w:hint="eastAsia"/>
-          <w:sz w:val="28"/>
-          <w:szCs w:val="28"/>
-        </w:rPr>
-        <w:t>雲</w:t>
-      </w:r>
-      <w:proofErr w:type="gramEnd"/>
-      <w:r>
-        <w:rPr>
-          <w:rFonts w:ascii="標楷體" w:eastAsia="標楷體" w:hAnsi="標楷體" w:cs="標楷體" w:hint="eastAsia"/>
-          <w:sz w:val="28"/>
-          <w:szCs w:val="28"/>
-        </w:rPr>
-        <w:t>：飄逝的雲彩。這裡比喻往昔經歷而現在不可復返的一切。</w:t>
+        <w:t>：極目望到盡頭。</w:t>
       </w:r>
     </w:p>
     <w:p>
@@ -436,20 +409,20 @@
           <w:numId w:val="16"/>
         </w:numPr>
         <w:spacing w:line="440" w:lineRule="exact"/>
-        <w:ind w:leftChars="0"/>
+        <w:ind w:leftChars="0" w:left="284" w:hanging="284"/>
+        <w:rPr>
+          <w:rFonts w:ascii="標楷體" w:eastAsia="標楷體" w:hAnsi="標楷體" w:cs="標楷體"/>
+          <w:sz w:val="28"/>
+          <w:szCs w:val="28"/>
+        </w:rPr>
+      </w:pPr>
+      <w:r>
         <w:rPr>
           <w:rFonts w:ascii="標楷體" w:eastAsia="標楷體" w:hAnsi="標楷體" w:cs="標楷體" w:hint="eastAsia"/>
           <w:sz w:val="28"/>
           <w:szCs w:val="28"/>
         </w:rPr>
-      </w:pPr>
-      <w:r>
-        <w:rPr>
-          <w:rFonts w:ascii="標楷體" w:eastAsia="標楷體" w:hAnsi="標楷體" w:cs="標楷體" w:hint="eastAsia"/>
-          <w:sz w:val="28"/>
-          <w:szCs w:val="28"/>
-        </w:rPr>
-        <w:t>前期：以前的期約。既可指往日的志願心期又可指舊日的歡樂約期。</w:t>
+        <w:t>四天垂：天的四周夜幕降臨。</w:t>
       </w:r>
     </w:p>
     <w:p>
@@ -460,7 +433,7 @@
           <w:numId w:val="16"/>
         </w:numPr>
         <w:spacing w:line="440" w:lineRule="exact"/>
-        <w:ind w:leftChars="0"/>
+        <w:ind w:leftChars="0" w:left="284" w:hanging="284"/>
         <w:rPr>
           <w:rFonts w:ascii="標楷體" w:eastAsia="標楷體" w:hAnsi="標楷體" w:cs="標楷體"/>
           <w:sz w:val="28"/>
@@ -474,7 +447,15 @@
           <w:sz w:val="28"/>
           <w:szCs w:val="28"/>
         </w:rPr>
-        <w:t>狎</w:t>
+        <w:t>歸</w:t>
+      </w:r>
+      <w:r>
+        <w:rPr>
+          <w:rFonts w:ascii="標楷體" w:eastAsia="標楷體" w:hAnsi="標楷體" w:cs="標楷體" w:hint="eastAsia"/>
+          <w:sz w:val="28"/>
+          <w:szCs w:val="28"/>
+        </w:rPr>
+        <w:t>雲</w:t>
       </w:r>
       <w:proofErr w:type="gramEnd"/>
       <w:r>
@@ -483,184 +464,7 @@
           <w:sz w:val="28"/>
           <w:szCs w:val="28"/>
         </w:rPr>
-        <w:t>(</w:t>
-      </w:r>
-      <w:proofErr w:type="gramStart"/>
-      <w:r>
-        <w:rPr>
-          <w:rFonts w:ascii="標楷體" w:eastAsia="標楷體" w:hAnsi="標楷體" w:cs="標楷體" w:hint="eastAsia"/>
-          <w:color w:val="FF0000"/>
-          <w:sz w:val="16"/>
-          <w:szCs w:val="16"/>
-        </w:rPr>
-        <w:t>ㄒㄧㄚ</w:t>
-      </w:r>
-      <w:r>
-        <w:rPr>
-          <w:rFonts w:ascii="標楷體" w:eastAsia="標楷體" w:hAnsi="標楷體" w:cs="標楷體" w:hint="eastAsia"/>
-          <w:color w:val="FF0000"/>
-          <w:sz w:val="16"/>
-          <w:szCs w:val="16"/>
-        </w:rPr>
-        <w:t>ˊ</w:t>
-      </w:r>
-      <w:proofErr w:type="gramEnd"/>
-      <w:r>
-        <w:rPr>
-          <w:rFonts w:ascii="標楷體" w:eastAsia="標楷體" w:hAnsi="標楷體" w:cs="標楷體" w:hint="eastAsia"/>
-          <w:sz w:val="28"/>
-          <w:szCs w:val="28"/>
-        </w:rPr>
-        <w:t>)</w:t>
-      </w:r>
-      <w:r>
-        <w:rPr>
-          <w:rFonts w:ascii="標楷體" w:eastAsia="標楷體" w:hAnsi="標楷體" w:cs="標楷體" w:hint="eastAsia"/>
-          <w:sz w:val="28"/>
-          <w:szCs w:val="28"/>
-        </w:rPr>
-        <w:t>興：遊樂的興致。</w:t>
-      </w:r>
-    </w:p>
-    <w:p>
-      <w:pPr>
-        <w:pStyle w:val="a6"/>
-        <w:spacing w:line="440" w:lineRule="exact"/>
-        <w:ind w:leftChars="0"/>
-        <w:rPr>
-          <w:rFonts w:ascii="標楷體" w:eastAsia="標楷體" w:hAnsi="標楷體" w:cs="標楷體"/>
-          <w:sz w:val="28"/>
-          <w:szCs w:val="28"/>
-        </w:rPr>
-      </w:pPr>
-      <w:proofErr w:type="gramStart"/>
-      <w:r>
-        <w:rPr>
-          <w:rFonts w:ascii="標楷體" w:eastAsia="標楷體" w:hAnsi="標楷體" w:cs="標楷體" w:hint="eastAsia"/>
-          <w:sz w:val="28"/>
-          <w:szCs w:val="28"/>
-        </w:rPr>
-        <w:t>狎</w:t>
-      </w:r>
-      <w:proofErr w:type="gramEnd"/>
-    </w:p>
-    <w:p>
-      <w:pPr>
-        <w:pStyle w:val="a6"/>
-        <w:numPr>
-          <w:ilvl w:val="0"/>
-          <w:numId w:val="22"/>
-        </w:numPr>
-        <w:spacing w:line="440" w:lineRule="exact"/>
-        <w:ind w:leftChars="0"/>
-        <w:rPr>
-          <w:rFonts w:ascii="標楷體" w:eastAsia="標楷體" w:hAnsi="標楷體" w:cs="標楷體" w:hint="eastAsia"/>
-          <w:sz w:val="28"/>
-          <w:szCs w:val="28"/>
-        </w:rPr>
-      </w:pPr>
-      <w:r>
-        <w:rPr>
-          <w:rFonts w:ascii="標楷體" w:eastAsia="標楷體" w:hAnsi="標楷體" w:cs="標楷體" w:hint="eastAsia"/>
-          <w:sz w:val="28"/>
-          <w:szCs w:val="28"/>
-        </w:rPr>
-        <w:t>親近。【例】狎昵</w:t>
-      </w:r>
-      <w:r>
-        <w:rPr>
-          <w:rFonts w:ascii="標楷體" w:eastAsia="標楷體" w:hAnsi="標楷體" w:cs="標楷體" w:hint="eastAsia"/>
-          <w:sz w:val="28"/>
-          <w:szCs w:val="28"/>
-        </w:rPr>
-        <w:t>(</w:t>
-      </w:r>
-      <w:proofErr w:type="gramStart"/>
-      <w:r>
-        <w:rPr>
-          <w:rFonts w:ascii="標楷體" w:eastAsia="標楷體" w:hAnsi="標楷體" w:cs="標楷體" w:hint="eastAsia"/>
-          <w:color w:val="FF0000"/>
-          <w:sz w:val="16"/>
-          <w:szCs w:val="16"/>
-        </w:rPr>
-        <w:t>ㄋ一ˋ</w:t>
-      </w:r>
-      <w:proofErr w:type="gramEnd"/>
-      <w:r>
-        <w:rPr>
-          <w:rFonts w:ascii="標楷體" w:eastAsia="標楷體" w:hAnsi="標楷體" w:cs="標楷體" w:hint="eastAsia"/>
-          <w:sz w:val="28"/>
-          <w:szCs w:val="28"/>
-        </w:rPr>
-        <w:t>)(親密)</w:t>
-      </w:r>
-      <w:r>
-        <w:rPr>
-          <w:rFonts w:ascii="標楷體" w:eastAsia="標楷體" w:hAnsi="標楷體" w:cs="標楷體" w:hint="eastAsia"/>
-          <w:sz w:val="28"/>
-          <w:szCs w:val="28"/>
-        </w:rPr>
-        <w:t>、</w:t>
-      </w:r>
-      <w:proofErr w:type="gramStart"/>
-      <w:r>
-        <w:rPr>
-          <w:rFonts w:ascii="標楷體" w:eastAsia="標楷體" w:hAnsi="標楷體" w:cs="標楷體" w:hint="eastAsia"/>
-          <w:sz w:val="28"/>
-          <w:szCs w:val="28"/>
-        </w:rPr>
-        <w:t>狎</w:t>
-      </w:r>
-      <w:proofErr w:type="gramEnd"/>
-      <w:r>
-        <w:rPr>
-          <w:rFonts w:ascii="標楷體" w:eastAsia="標楷體" w:hAnsi="標楷體" w:cs="標楷體" w:hint="eastAsia"/>
-          <w:sz w:val="28"/>
-          <w:szCs w:val="28"/>
-        </w:rPr>
-        <w:t>近</w:t>
-      </w:r>
-    </w:p>
-    <w:p>
-      <w:pPr>
-        <w:pStyle w:val="a6"/>
-        <w:numPr>
-          <w:ilvl w:val="0"/>
-          <w:numId w:val="22"/>
-        </w:numPr>
-        <w:spacing w:line="440" w:lineRule="exact"/>
-        <w:ind w:leftChars="0"/>
-        <w:rPr>
-          <w:rFonts w:ascii="標楷體" w:eastAsia="標楷體" w:hAnsi="標楷體" w:cs="標楷體" w:hint="eastAsia"/>
-          <w:sz w:val="28"/>
-          <w:szCs w:val="28"/>
-        </w:rPr>
-      </w:pPr>
-      <w:r>
-        <w:rPr>
-          <w:rFonts w:ascii="標楷體" w:eastAsia="標楷體" w:hAnsi="標楷體" w:cs="標楷體" w:hint="eastAsia"/>
-          <w:sz w:val="28"/>
-          <w:szCs w:val="28"/>
-        </w:rPr>
-        <w:t>輕慢、玩弄。【例】</w:t>
-      </w:r>
-      <w:proofErr w:type="gramStart"/>
-      <w:r>
-        <w:rPr>
-          <w:rFonts w:ascii="標楷體" w:eastAsia="標楷體" w:hAnsi="標楷體" w:cs="標楷體" w:hint="eastAsia"/>
-          <w:sz w:val="28"/>
-          <w:szCs w:val="28"/>
-        </w:rPr>
-        <w:t>狎</w:t>
-      </w:r>
-      <w:proofErr w:type="gramEnd"/>
-      <w:r>
-        <w:rPr>
-          <w:rFonts w:ascii="標楷體" w:eastAsia="標楷體" w:hAnsi="標楷體" w:cs="標楷體" w:hint="eastAsia"/>
-          <w:sz w:val="28"/>
-          <w:szCs w:val="28"/>
-        </w:rPr>
-        <w:t>侮、狎妓</w:t>
+        <w:t>：飄逝的雲彩。這裡比喻往昔經歷而現在不可復返的一切。</w:t>
       </w:r>
     </w:p>
     <w:p>
@@ -671,7 +475,7 @@
           <w:numId w:val="16"/>
         </w:numPr>
         <w:spacing w:line="440" w:lineRule="exact"/>
-        <w:ind w:leftChars="0"/>
+        <w:ind w:leftChars="0" w:left="284" w:hanging="284"/>
         <w:rPr>
           <w:rFonts w:ascii="標楷體" w:eastAsia="標楷體" w:hAnsi="標楷體" w:cs="標楷體"/>
           <w:sz w:val="28"/>
@@ -684,7 +488,15 @@
           <w:sz w:val="28"/>
           <w:szCs w:val="28"/>
         </w:rPr>
-        <w:t>酒徒：酒友。</w:t>
+        <w:t>前期：以前的期約。既可指往日的志</w:t>
+      </w:r>
+      <w:r>
+        <w:rPr>
+          <w:rFonts w:ascii="標楷體" w:eastAsia="標楷體" w:hAnsi="標楷體" w:cs="標楷體" w:hint="eastAsia"/>
+          <w:sz w:val="28"/>
+          <w:szCs w:val="28"/>
+        </w:rPr>
+        <w:t>願心期又可指舊日的歡樂約期。</w:t>
       </w:r>
     </w:p>
     <w:p>
@@ -695,7 +507,223 @@
           <w:numId w:val="16"/>
         </w:numPr>
         <w:spacing w:line="440" w:lineRule="exact"/>
-        <w:ind w:leftChars="0"/>
+        <w:ind w:leftChars="0" w:left="284" w:hanging="284"/>
+        <w:rPr>
+          <w:rFonts w:ascii="標楷體" w:eastAsia="標楷體" w:hAnsi="標楷體" w:cs="標楷體"/>
+          <w:sz w:val="28"/>
+          <w:szCs w:val="28"/>
+        </w:rPr>
+      </w:pPr>
+      <w:proofErr w:type="gramStart"/>
+      <w:r>
+        <w:rPr>
+          <w:rFonts w:ascii="標楷體" w:eastAsia="標楷體" w:hAnsi="標楷體" w:cs="標楷體" w:hint="eastAsia"/>
+          <w:sz w:val="28"/>
+          <w:szCs w:val="28"/>
+        </w:rPr>
+        <w:t>狎</w:t>
+      </w:r>
+      <w:proofErr w:type="gramEnd"/>
+      <w:r>
+        <w:rPr>
+          <w:rFonts w:ascii="標楷體" w:eastAsia="標楷體" w:hAnsi="標楷體" w:cs="標楷體" w:hint="eastAsia"/>
+          <w:sz w:val="28"/>
+          <w:szCs w:val="28"/>
+        </w:rPr>
+        <w:t>(</w:t>
+      </w:r>
+      <w:proofErr w:type="gramStart"/>
+      <w:r>
+        <w:rPr>
+          <w:rFonts w:ascii="標楷體" w:eastAsia="標楷體" w:hAnsi="標楷體" w:cs="標楷體" w:hint="eastAsia"/>
+          <w:color w:val="FF0000"/>
+          <w:sz w:val="16"/>
+          <w:szCs w:val="16"/>
+        </w:rPr>
+        <w:t>ㄒㄧㄚˊ</w:t>
+      </w:r>
+      <w:proofErr w:type="gramEnd"/>
+      <w:r>
+        <w:rPr>
+          <w:rFonts w:ascii="標楷體" w:eastAsia="標楷體" w:hAnsi="標楷體" w:cs="標楷體" w:hint="eastAsia"/>
+          <w:sz w:val="28"/>
+          <w:szCs w:val="28"/>
+        </w:rPr>
+        <w:t>)</w:t>
+      </w:r>
+      <w:r>
+        <w:rPr>
+          <w:rFonts w:ascii="標楷體" w:eastAsia="標楷體" w:hAnsi="標楷體" w:cs="標楷體" w:hint="eastAsia"/>
+          <w:sz w:val="28"/>
+          <w:szCs w:val="28"/>
+        </w:rPr>
+        <w:t>興：遊樂的興致。</w:t>
+      </w:r>
+    </w:p>
+    <w:p>
+      <w:pPr>
+        <w:pStyle w:val="a6"/>
+        <w:spacing w:line="440" w:lineRule="exact"/>
+        <w:ind w:leftChars="0" w:left="284"/>
+        <w:rPr>
+          <w:rFonts w:ascii="標楷體" w:eastAsia="標楷體" w:hAnsi="標楷體" w:cs="標楷體"/>
+          <w:sz w:val="28"/>
+          <w:szCs w:val="28"/>
+        </w:rPr>
+      </w:pPr>
+      <w:proofErr w:type="gramStart"/>
+      <w:r>
+        <w:rPr>
+          <w:rFonts w:ascii="標楷體" w:eastAsia="標楷體" w:hAnsi="標楷體" w:cs="標楷體" w:hint="eastAsia"/>
+          <w:sz w:val="28"/>
+          <w:szCs w:val="28"/>
+        </w:rPr>
+        <w:t>狎</w:t>
+      </w:r>
+      <w:proofErr w:type="gramEnd"/>
+    </w:p>
+    <w:p>
+      <w:pPr>
+        <w:pStyle w:val="a6"/>
+        <w:numPr>
+          <w:ilvl w:val="0"/>
+          <w:numId w:val="27"/>
+        </w:numPr>
+        <w:spacing w:line="440" w:lineRule="exact"/>
+        <w:ind w:leftChars="0" w:left="567" w:hanging="283"/>
+        <w:rPr>
+          <w:rFonts w:ascii="標楷體" w:eastAsia="標楷體" w:hAnsi="標楷體" w:cs="標楷體"/>
+          <w:spacing w:val="-8"/>
+          <w:sz w:val="28"/>
+          <w:szCs w:val="28"/>
+        </w:rPr>
+      </w:pPr>
+      <w:r>
+        <w:rPr>
+          <w:rFonts w:ascii="標楷體" w:eastAsia="標楷體" w:hAnsi="標楷體" w:cs="標楷體" w:hint="eastAsia"/>
+          <w:spacing w:val="-8"/>
+          <w:sz w:val="28"/>
+          <w:szCs w:val="28"/>
+        </w:rPr>
+        <w:t>親近。【例】狎昵(</w:t>
+      </w:r>
+      <w:proofErr w:type="gramStart"/>
+      <w:r>
+        <w:rPr>
+          <w:rFonts w:ascii="標楷體" w:eastAsia="標楷體" w:hAnsi="標楷體" w:cs="標楷體" w:hint="eastAsia"/>
+          <w:color w:val="FF0000"/>
+          <w:spacing w:val="-8"/>
+          <w:sz w:val="16"/>
+          <w:szCs w:val="16"/>
+        </w:rPr>
+        <w:t>ㄋ一ˋ</w:t>
+      </w:r>
+      <w:proofErr w:type="gramEnd"/>
+      <w:r>
+        <w:rPr>
+          <w:rFonts w:ascii="標楷體" w:eastAsia="標楷體" w:hAnsi="標楷體" w:cs="標楷體" w:hint="eastAsia"/>
+          <w:spacing w:val="-8"/>
+          <w:sz w:val="28"/>
+          <w:szCs w:val="28"/>
+        </w:rPr>
+        <w:t>)(親密)、</w:t>
+      </w:r>
+      <w:proofErr w:type="gramStart"/>
+      <w:r>
+        <w:rPr>
+          <w:rFonts w:ascii="標楷體" w:eastAsia="標楷體" w:hAnsi="標楷體" w:cs="標楷體" w:hint="eastAsia"/>
+          <w:spacing w:val="-8"/>
+          <w:sz w:val="28"/>
+          <w:szCs w:val="28"/>
+        </w:rPr>
+        <w:t>狎</w:t>
+      </w:r>
+      <w:proofErr w:type="gramEnd"/>
+      <w:r>
+        <w:rPr>
+          <w:rFonts w:ascii="標楷體" w:eastAsia="標楷體" w:hAnsi="標楷體" w:cs="標楷體" w:hint="eastAsia"/>
+          <w:spacing w:val="-8"/>
+          <w:sz w:val="28"/>
+          <w:szCs w:val="28"/>
+        </w:rPr>
+        <w:t>近</w:t>
+      </w:r>
+    </w:p>
+    <w:p>
+      <w:pPr>
+        <w:pStyle w:val="a6"/>
+        <w:numPr>
+          <w:ilvl w:val="0"/>
+          <w:numId w:val="27"/>
+        </w:numPr>
+        <w:spacing w:line="440" w:lineRule="exact"/>
+        <w:ind w:leftChars="0" w:left="567" w:hanging="283"/>
+        <w:rPr>
+          <w:rFonts w:ascii="標楷體" w:eastAsia="標楷體" w:hAnsi="標楷體" w:cs="標楷體"/>
+          <w:sz w:val="28"/>
+          <w:szCs w:val="28"/>
+        </w:rPr>
+      </w:pPr>
+      <w:r>
+        <w:rPr>
+          <w:rFonts w:ascii="標楷體" w:eastAsia="標楷體" w:hAnsi="標楷體" w:cs="標楷體" w:hint="eastAsia"/>
+          <w:sz w:val="28"/>
+          <w:szCs w:val="28"/>
+        </w:rPr>
+        <w:t>輕慢、玩弄。【例】</w:t>
+      </w:r>
+      <w:proofErr w:type="gramStart"/>
+      <w:r>
+        <w:rPr>
+          <w:rFonts w:ascii="標楷體" w:eastAsia="標楷體" w:hAnsi="標楷體" w:cs="標楷體" w:hint="eastAsia"/>
+          <w:sz w:val="28"/>
+          <w:szCs w:val="28"/>
+        </w:rPr>
+        <w:t>狎</w:t>
+      </w:r>
+      <w:proofErr w:type="gramEnd"/>
+      <w:r>
+        <w:rPr>
+          <w:rFonts w:ascii="標楷體" w:eastAsia="標楷體" w:hAnsi="標楷體" w:cs="標楷體" w:hint="eastAsia"/>
+          <w:sz w:val="28"/>
+          <w:szCs w:val="28"/>
+        </w:rPr>
+        <w:t>侮、狎妓</w:t>
+      </w:r>
+    </w:p>
+    <w:p>
+      <w:pPr>
+        <w:pStyle w:val="a6"/>
+        <w:numPr>
+          <w:ilvl w:val="0"/>
+          <w:numId w:val="16"/>
+        </w:numPr>
+        <w:spacing w:line="440" w:lineRule="exact"/>
+        <w:ind w:leftChars="0" w:left="284" w:hanging="284"/>
+        <w:rPr>
+          <w:rFonts w:ascii="標楷體" w:eastAsia="標楷體" w:hAnsi="標楷體" w:cs="標楷體"/>
+          <w:sz w:val="28"/>
+          <w:szCs w:val="28"/>
+        </w:rPr>
+      </w:pPr>
+      <w:r>
+        <w:rPr>
+          <w:rFonts w:ascii="標楷體" w:eastAsia="標楷體" w:hAnsi="標楷體" w:cs="標楷體" w:hint="eastAsia"/>
+          <w:sz w:val="28"/>
+          <w:szCs w:val="28"/>
+        </w:rPr>
+        <w:t>酒徒：酒友。</w:t>
+      </w:r>
+    </w:p>
+    <w:p>
+      <w:pPr>
+        <w:pStyle w:val="a6"/>
+        <w:numPr>
+          <w:ilvl w:val="0"/>
+          <w:numId w:val="16"/>
+        </w:numPr>
+        <w:spacing w:line="440" w:lineRule="exact"/>
+        <w:ind w:leftChars="0" w:left="284" w:hanging="426"/>
         <w:rPr>
           <w:rFonts w:ascii="標楷體" w:eastAsia="標楷體" w:hAnsi="標楷體" w:cs="標楷體"/>
           <w:sz w:val="28"/>
@@ -738,20 +766,39 @@
           <w:szCs w:val="32"/>
           <w:bdr w:val="single" w:sz="4" w:space="0" w:color="auto"/>
         </w:rPr>
-      </w:pPr>
-      <w:r>
-        <w:rPr>
-          <w:rFonts w:ascii="標楷體" w:eastAsia="標楷體" w:hAnsi="標楷體" w:hint="eastAsia"/>
+        <w:sectPr>
+          <w:type w:val="continuous"/>
+          <w:pgSz w:w="11906" w:h="16838"/>
+          <w:pgMar w:top="567" w:right="851" w:bottom="567" w:left="851" w:header="567" w:footer="0" w:gutter="0"/>
+          <w:cols w:num="2" w:space="425"/>
+          <w:docGrid w:type="lines" w:linePitch="360"/>
+        </w:sectPr>
+      </w:pPr>
+    </w:p>
+    <w:p>
+      <w:pPr>
+        <w:spacing w:beforeLines="50" w:before="180" w:line="440" w:lineRule="exact"/>
+        <w:rPr>
+          <w:rFonts w:ascii="標楷體" w:eastAsia="標楷體" w:hAnsi="標楷體"/>
           <w:sz w:val="32"/>
           <w:szCs w:val="32"/>
           <w:bdr w:val="single" w:sz="4" w:space="0" w:color="auto"/>
         </w:rPr>
+      </w:pPr>
+      <w:r>
+        <w:rPr>
+          <w:rFonts w:ascii="標楷體" w:eastAsia="標楷體" w:hAnsi="標楷體" w:hint="eastAsia"/>
+          <w:sz w:val="32"/>
+          <w:szCs w:val="32"/>
+          <w:bdr w:val="single" w:sz="4" w:space="0" w:color="auto"/>
+        </w:rPr>
         <w:t>語譯</w:t>
       </w:r>
     </w:p>
     <w:p>
       <w:pPr>
-        <w:spacing w:line="480" w:lineRule="exact"/>
+        <w:spacing w:line="440" w:lineRule="exact"/>
+        <w:jc w:val="both"/>
         <w:rPr>
           <w:rFonts w:ascii="標楷體" w:eastAsia="標楷體" w:hAnsi="標楷體" w:hint="eastAsia"/>
           <w:sz w:val="28"/>
@@ -772,7 +819,7 @@
           <w:sz w:val="28"/>
           <w:szCs w:val="28"/>
         </w:rPr>
-        <w:t>在</w:t>
+        <w:t>走在通往</w:t>
       </w:r>
       <w:r>
         <w:rPr>
@@ -789,7 +836,7 @@
           <w:sz w:val="28"/>
           <w:szCs w:val="28"/>
         </w:rPr>
-        <w:t>古道上騎</w:t>
+        <w:t>的古老道路上，馬兒疲憊地緩緩前行；高大的柳樹叢中，陣陣蟬鳴顯得紛亂而嘈雜。夕陽西下，</w:t>
       </w:r>
       <w:proofErr w:type="gramStart"/>
       <w:r>
@@ -798,7 +845,7 @@
           <w:sz w:val="28"/>
           <w:szCs w:val="28"/>
         </w:rPr>
-        <w:t>著瘦馬緩緩</w:t>
+        <w:t>斜照著</w:t>
       </w:r>
       <w:proofErr w:type="gramEnd"/>
       <w:r>
@@ -807,12 +854,13 @@
           <w:sz w:val="28"/>
           <w:szCs w:val="28"/>
         </w:rPr>
-        <w:t>行走，高高的柳樹秋蟬亂嘶啼。夕陽照射下，秋風在原野上勁吹，我舉目遠望，看見天幕從四方垂下。</w:t>
+        <w:t>遠處的水洲外；陣陣秋風吹拂著遼闊的大原，抬眼望去，四方大地彷彿與遠方的天際連成了一片。</w:t>
       </w:r>
     </w:p>
     <w:p>
       <w:pPr>
-        <w:spacing w:line="480" w:lineRule="exact"/>
+        <w:spacing w:line="440" w:lineRule="exact"/>
+        <w:jc w:val="both"/>
         <w:rPr>
           <w:rFonts w:ascii="標楷體" w:eastAsia="標楷體" w:hAnsi="標楷體"/>
           <w:sz w:val="28"/>
@@ -833,76 +881,30 @@
           <w:sz w:val="28"/>
           <w:szCs w:val="28"/>
         </w:rPr>
-        <w:t>歸去的雲一去</w:t>
-      </w:r>
-      <w:bookmarkStart w:id="1" w:name="_Hlk162096705"/>
-      <w:r>
-        <w:rPr>
-          <w:rFonts w:ascii="標楷體" w:eastAsia="標楷體" w:hAnsi="標楷體" w:hint="eastAsia"/>
-          <w:b/>
-          <w:bCs/>
-          <w:sz w:val="28"/>
-          <w:szCs w:val="28"/>
-        </w:rPr>
-        <w:t>杳</w:t>
-      </w:r>
-      <w:r>
-        <w:rPr>
-          <w:rFonts w:ascii="標楷體" w:eastAsia="標楷體" w:hAnsi="標楷體" w:hint="eastAsia"/>
-          <w:sz w:val="28"/>
-          <w:szCs w:val="28"/>
-        </w:rPr>
-        <w:t>無</w:t>
-      </w:r>
-      <w:bookmarkEnd w:id="1"/>
-      <w:r>
-        <w:rPr>
-          <w:rFonts w:ascii="標楷體" w:eastAsia="標楷體" w:hAnsi="標楷體" w:hint="eastAsia"/>
-          <w:sz w:val="28"/>
-          <w:szCs w:val="28"/>
-        </w:rPr>
-        <w:t>蹤跡，往日的期待在哪裡？</w:t>
-      </w:r>
-      <w:r>
-        <w:rPr>
-          <w:rFonts w:ascii="標楷體" w:eastAsia="標楷體" w:hAnsi="標楷體" w:hint="eastAsia"/>
-          <w:b/>
-          <w:bCs/>
-          <w:sz w:val="28"/>
-          <w:szCs w:val="28"/>
-        </w:rPr>
-        <w:t>冶遊</w:t>
-      </w:r>
-      <w:r>
-        <w:rPr>
-          <w:rFonts w:ascii="標楷體" w:eastAsia="標楷體" w:hAnsi="標楷體" w:hint="eastAsia"/>
-          <w:sz w:val="28"/>
-          <w:szCs w:val="28"/>
-        </w:rPr>
-        <w:t>飲宴的興致已衰減，過去的酒友也都</w:t>
-      </w:r>
-      <w:r>
-        <w:rPr>
-          <w:rFonts w:ascii="標楷體" w:eastAsia="標楷體" w:hAnsi="標楷體" w:hint="eastAsia"/>
-          <w:b/>
-          <w:bCs/>
-          <w:sz w:val="28"/>
-          <w:szCs w:val="28"/>
-        </w:rPr>
-        <w:t>寥落</w:t>
-      </w:r>
-      <w:r>
-        <w:rPr>
-          <w:rFonts w:ascii="標楷體" w:eastAsia="標楷體" w:hAnsi="標楷體" w:hint="eastAsia"/>
-          <w:sz w:val="28"/>
-          <w:szCs w:val="28"/>
-        </w:rPr>
-        <w:t>無幾，現在的我已不像以前年輕的時候了。</w:t>
+        <w:t>就像那飄散</w:t>
+      </w:r>
+      <w:proofErr w:type="gramStart"/>
+      <w:r>
+        <w:rPr>
+          <w:rFonts w:ascii="標楷體" w:eastAsia="標楷體" w:hAnsi="標楷體" w:hint="eastAsia"/>
+          <w:sz w:val="28"/>
+          <w:szCs w:val="28"/>
+        </w:rPr>
+        <w:t>的歸雲</w:t>
+      </w:r>
+      <w:proofErr w:type="gramEnd"/>
+      <w:r>
+        <w:rPr>
+          <w:rFonts w:ascii="標楷體" w:eastAsia="標楷體" w:hAnsi="標楷體" w:hint="eastAsia"/>
+          <w:sz w:val="28"/>
+          <w:szCs w:val="28"/>
+        </w:rPr>
+        <w:t>，一去便再也找不到蹤影，當初約好的相會之期，如今又該去哪裡尋覓？年輕時遊樂採訪的興致早已生疏淡薄，當年一同喝酒歡聚的朋友也已散落零落，這一切，再也不像年少時那樣熱血無慮了。</w:t>
       </w:r>
     </w:p>
     <w:p>
       <w:pPr>
-        <w:spacing w:line="480" w:lineRule="exact"/>
+        <w:spacing w:beforeLines="50" w:before="180" w:line="440" w:lineRule="exact"/>
         <w:rPr>
           <w:rFonts w:ascii="標楷體" w:eastAsia="標楷體" w:hAnsi="標楷體"/>
           <w:sz w:val="32"/>
@@ -930,7 +932,8 @@
     </w:p>
     <w:p>
       <w:pPr>
-        <w:spacing w:line="480" w:lineRule="exact"/>
+        <w:spacing w:line="460" w:lineRule="exact"/>
+        <w:jc w:val="both"/>
         <w:rPr>
           <w:rFonts w:ascii="標楷體" w:eastAsia="標楷體" w:hAnsi="標楷體" w:hint="eastAsia"/>
           <w:sz w:val="28"/>
@@ -945,16 +948,161 @@
         </w:rPr>
         <w:t xml:space="preserve">　　</w:t>
       </w:r>
+      <w:r>
+        <w:rPr>
+          <w:rFonts w:ascii="標楷體" w:eastAsia="標楷體" w:hAnsi="標楷體" w:hint="eastAsia"/>
+          <w:sz w:val="28"/>
+          <w:szCs w:val="28"/>
+        </w:rPr>
+        <w:t>這首《少年游·長安古道馬遲遲》是</w:t>
+      </w:r>
+      <w:r>
+        <w:rPr>
+          <w:rFonts w:ascii="標楷體" w:eastAsia="標楷體" w:hAnsi="標楷體" w:hint="eastAsia"/>
+          <w:sz w:val="28"/>
+          <w:szCs w:val="28"/>
+          <w:u w:val="single"/>
+        </w:rPr>
+        <w:t>柳永</w:t>
+      </w:r>
+      <w:r>
+        <w:rPr>
+          <w:rFonts w:ascii="標楷體" w:eastAsia="標楷體" w:hAnsi="標楷體" w:hint="eastAsia"/>
+          <w:sz w:val="28"/>
+          <w:szCs w:val="28"/>
+        </w:rPr>
+        <w:t>傳</w:t>
+      </w:r>
       <w:proofErr w:type="gramStart"/>
       <w:r>
         <w:rPr>
           <w:rFonts w:ascii="標楷體" w:eastAsia="標楷體" w:hAnsi="標楷體" w:hint="eastAsia"/>
           <w:sz w:val="28"/>
           <w:szCs w:val="28"/>
-          <w:u w:val="single"/>
-        </w:rPr>
-        <w:t>柳永</w:t>
-      </w:r>
+        </w:rPr>
+        <w:t>誦</w:t>
+      </w:r>
+      <w:proofErr w:type="gramEnd"/>
+      <w:r>
+        <w:rPr>
+          <w:rFonts w:ascii="標楷體" w:eastAsia="標楷體" w:hAnsi="標楷體" w:hint="eastAsia"/>
+          <w:sz w:val="28"/>
+          <w:szCs w:val="28"/>
+        </w:rPr>
+        <w:t>一時的</w:t>
+      </w:r>
+      <w:r>
+        <w:rPr>
+          <w:rFonts w:ascii="標楷體" w:eastAsia="標楷體" w:hAnsi="標楷體" w:hint="eastAsia"/>
+          <w:b/>
+          <w:bCs/>
+          <w:sz w:val="28"/>
+          <w:szCs w:val="28"/>
+        </w:rPr>
+        <w:t>羈旅</w:t>
+      </w:r>
+      <w:proofErr w:type="gramStart"/>
+      <w:r>
+        <w:rPr>
+          <w:rFonts w:ascii="標楷體" w:eastAsia="標楷體" w:hAnsi="標楷體" w:hint="eastAsia"/>
+          <w:b/>
+          <w:bCs/>
+          <w:sz w:val="28"/>
+          <w:szCs w:val="28"/>
+        </w:rPr>
+        <w:t>行役</w:t>
+      </w:r>
+      <w:r>
+        <w:rPr>
+          <w:rFonts w:ascii="標楷體" w:eastAsia="標楷體" w:hAnsi="標楷體" w:hint="eastAsia"/>
+          <w:sz w:val="28"/>
+          <w:szCs w:val="28"/>
+        </w:rPr>
+        <w:t>名篇</w:t>
+      </w:r>
+      <w:proofErr w:type="gramEnd"/>
+      <w:r>
+        <w:rPr>
+          <w:rFonts w:ascii="標楷體" w:eastAsia="標楷體" w:hAnsi="標楷體" w:hint="eastAsia"/>
+          <w:sz w:val="28"/>
+          <w:szCs w:val="28"/>
+        </w:rPr>
+        <w:t>。</w:t>
+      </w:r>
+      <w:proofErr w:type="gramStart"/>
+      <w:r>
+        <w:rPr>
+          <w:rFonts w:ascii="標楷體" w:eastAsia="標楷體" w:hAnsi="標楷體" w:hint="eastAsia"/>
+          <w:sz w:val="28"/>
+          <w:szCs w:val="28"/>
+        </w:rPr>
+        <w:t>全詞以秋景</w:t>
+      </w:r>
+      <w:r>
+        <w:rPr>
+          <w:rFonts w:ascii="標楷體" w:eastAsia="標楷體" w:hAnsi="標楷體" w:hint="eastAsia"/>
+          <w:b/>
+          <w:bCs/>
+          <w:sz w:val="28"/>
+          <w:szCs w:val="28"/>
+        </w:rPr>
+        <w:t>起興</w:t>
+      </w:r>
+      <w:proofErr w:type="gramEnd"/>
+      <w:r>
+        <w:rPr>
+          <w:rFonts w:ascii="標楷體" w:eastAsia="標楷體" w:hAnsi="標楷體" w:hint="eastAsia"/>
+          <w:sz w:val="28"/>
+          <w:szCs w:val="28"/>
+        </w:rPr>
+        <w:t>，由遠及近、由</w:t>
+      </w:r>
+      <w:proofErr w:type="gramStart"/>
+      <w:r>
+        <w:rPr>
+          <w:rFonts w:ascii="標楷體" w:eastAsia="標楷體" w:hAnsi="標楷體" w:hint="eastAsia"/>
+          <w:sz w:val="28"/>
+          <w:szCs w:val="28"/>
+        </w:rPr>
+        <w:t>景入情</w:t>
+      </w:r>
+      <w:proofErr w:type="gramEnd"/>
+      <w:r>
+        <w:rPr>
+          <w:rFonts w:ascii="標楷體" w:eastAsia="標楷體" w:hAnsi="標楷體" w:hint="eastAsia"/>
+          <w:sz w:val="28"/>
+          <w:szCs w:val="28"/>
+        </w:rPr>
+        <w:t>，將</w:t>
+      </w:r>
+      <w:proofErr w:type="gramStart"/>
+      <w:r>
+        <w:rPr>
+          <w:rFonts w:ascii="標楷體" w:eastAsia="標楷體" w:hAnsi="標楷體" w:hint="eastAsia"/>
+          <w:sz w:val="28"/>
+          <w:szCs w:val="28"/>
+        </w:rPr>
+        <w:t>羈旅秋思與</w:t>
+      </w:r>
+      <w:proofErr w:type="gramEnd"/>
+      <w:r>
+        <w:rPr>
+          <w:rFonts w:ascii="標楷體" w:eastAsia="標楷體" w:hAnsi="標楷體" w:hint="eastAsia"/>
+          <w:sz w:val="28"/>
+          <w:szCs w:val="28"/>
+        </w:rPr>
+        <w:t>晚年身世之感交織在一起，呈現出一幅蒼涼而深</w:t>
+      </w:r>
+      <w:proofErr w:type="gramStart"/>
+      <w:r>
+        <w:rPr>
+          <w:rFonts w:ascii="標楷體" w:eastAsia="標楷體" w:hAnsi="標楷體" w:hint="eastAsia"/>
+          <w:sz w:val="28"/>
+          <w:szCs w:val="28"/>
+        </w:rPr>
+        <w:t>沉</w:t>
+      </w:r>
+      <w:proofErr w:type="gramEnd"/>
       <w:r>
         <w:rPr>
           <w:rFonts w:ascii="標楷體" w:eastAsia="標楷體" w:hAnsi="標楷體" w:hint="eastAsia"/>
@@ -963,6 +1111,15 @@
         </w:rPr>
         <w:t>的</w:t>
       </w:r>
+      <w:proofErr w:type="gramStart"/>
+      <w:r>
+        <w:rPr>
+          <w:rFonts w:ascii="標楷體" w:eastAsia="標楷體" w:hAnsi="標楷體" w:hint="eastAsia"/>
+          <w:sz w:val="28"/>
+          <w:szCs w:val="28"/>
+        </w:rPr>
+        <w:t>生命畫卷</w:t>
+      </w:r>
       <w:proofErr w:type="gramEnd"/>
       <w:r>
         <w:rPr>
@@ -970,52 +1127,54 @@
           <w:sz w:val="28"/>
           <w:szCs w:val="28"/>
         </w:rPr>
-        <w:t>《少年游·長安古道馬遲遲》，</w:t>
-      </w:r>
-      <w:proofErr w:type="gramStart"/>
-      <w:r>
-        <w:rPr>
-          <w:rFonts w:ascii="標楷體" w:eastAsia="標楷體" w:hAnsi="標楷體" w:hint="eastAsia"/>
-          <w:sz w:val="28"/>
-          <w:szCs w:val="28"/>
-        </w:rPr>
-        <w:t>全詞情景交融</w:t>
-      </w:r>
-      <w:proofErr w:type="gramEnd"/>
-      <w:r>
-        <w:rPr>
-          <w:rFonts w:ascii="標楷體" w:eastAsia="標楷體" w:hAnsi="標楷體" w:hint="eastAsia"/>
-          <w:sz w:val="28"/>
-          <w:szCs w:val="28"/>
-        </w:rPr>
-        <w:t>，借景抒情，表達了作者對仕途失意的感慨和對青春年華逝去的感傷。</w:t>
+        <w:t>。</w:t>
       </w:r>
     </w:p>
     <w:p>
       <w:pPr>
-        <w:spacing w:line="480" w:lineRule="exact"/>
-        <w:rPr>
-          <w:rFonts w:ascii="標楷體" w:eastAsia="標楷體" w:hAnsi="標楷體" w:hint="eastAsia"/>
-          <w:sz w:val="28"/>
-          <w:szCs w:val="28"/>
-        </w:rPr>
-      </w:pPr>
-      <w:r>
-        <w:rPr>
-          <w:rFonts w:ascii="標楷體" w:eastAsia="標楷體" w:hAnsi="標楷體" w:hint="eastAsia"/>
-          <w:sz w:val="28"/>
-          <w:szCs w:val="28"/>
-        </w:rPr>
-        <w:t xml:space="preserve">    </w:t>
-      </w:r>
-      <w:r>
-        <w:rPr>
-          <w:rFonts w:ascii="標楷體" w:eastAsia="標楷體" w:hAnsi="標楷體" w:hint="eastAsia"/>
-          <w:sz w:val="28"/>
-          <w:szCs w:val="28"/>
-        </w:rPr>
-        <w:t>詞的上片以景</w:t>
-      </w:r>
+        <w:spacing w:line="460" w:lineRule="exact"/>
+        <w:jc w:val="both"/>
+        <w:rPr>
+          <w:rFonts w:ascii="標楷體" w:eastAsia="標楷體" w:hAnsi="標楷體" w:hint="eastAsia"/>
+          <w:sz w:val="28"/>
+          <w:szCs w:val="28"/>
+        </w:rPr>
+      </w:pPr>
+      <w:r>
+        <w:rPr>
+          <w:rFonts w:ascii="標楷體" w:eastAsia="標楷體" w:hAnsi="標楷體" w:hint="eastAsia"/>
+          <w:sz w:val="28"/>
+          <w:szCs w:val="28"/>
+        </w:rPr>
+        <w:t xml:space="preserve">　　</w:t>
+      </w:r>
+      <w:r>
+        <w:rPr>
+          <w:rFonts w:ascii="標楷體" w:eastAsia="標楷體" w:hAnsi="標楷體" w:hint="eastAsia"/>
+          <w:sz w:val="28"/>
+          <w:szCs w:val="28"/>
+        </w:rPr>
+        <w:t>上</w:t>
+      </w:r>
+      <w:proofErr w:type="gramStart"/>
+      <w:r>
+        <w:rPr>
+          <w:rFonts w:ascii="標楷體" w:eastAsia="標楷體" w:hAnsi="標楷體" w:hint="eastAsia"/>
+          <w:sz w:val="28"/>
+          <w:szCs w:val="28"/>
+        </w:rPr>
+        <w:t>片專於</w:t>
+      </w:r>
+      <w:proofErr w:type="gramEnd"/>
+      <w:r>
+        <w:rPr>
+          <w:rFonts w:ascii="標楷體" w:eastAsia="標楷體" w:hAnsi="標楷體" w:hint="eastAsia"/>
+          <w:sz w:val="28"/>
+          <w:szCs w:val="28"/>
+        </w:rPr>
+        <w:t>寫景，精妙之處在於以動靜、聲色交織出</w:t>
+      </w:r>
+      <w:proofErr w:type="gramStart"/>
       <w:r>
         <w:rPr>
           <w:rFonts w:ascii="標楷體" w:eastAsia="標楷體" w:hAnsi="標楷體" w:hint="eastAsia"/>
@@ -1024,16 +1183,9 @@
           <w:sz w:val="28"/>
           <w:szCs w:val="28"/>
         </w:rPr>
-        <w:t>起興</w:t>
-      </w:r>
-      <w:r>
-        <w:rPr>
-          <w:rFonts w:ascii="標楷體" w:eastAsia="標楷體" w:hAnsi="標楷體" w:hint="eastAsia"/>
-          <w:sz w:val="28"/>
-          <w:szCs w:val="28"/>
-        </w:rPr>
-        <w:t>，描繪了一幅</w:t>
-      </w:r>
+        <w:t>曠</w:t>
+      </w:r>
+      <w:proofErr w:type="gramEnd"/>
       <w:r>
         <w:rPr>
           <w:rFonts w:ascii="標楷體" w:eastAsia="標楷體" w:hAnsi="標楷體" w:hint="eastAsia"/>
@@ -1042,7 +1194,67 @@
           <w:sz w:val="28"/>
           <w:szCs w:val="28"/>
         </w:rPr>
-        <w:t>蕭瑟</w:t>
+        <w:t>遠</w:t>
+      </w:r>
+      <w:r>
+        <w:rPr>
+          <w:rFonts w:ascii="標楷體" w:eastAsia="標楷體" w:hAnsi="標楷體" w:hint="eastAsia"/>
+          <w:sz w:val="28"/>
+          <w:szCs w:val="28"/>
+        </w:rPr>
+        <w:t>而淒清的意境。「長安古道馬遲遲，</w:t>
+      </w:r>
+      <w:proofErr w:type="gramStart"/>
+      <w:r>
+        <w:rPr>
+          <w:rFonts w:ascii="標楷體" w:eastAsia="標楷體" w:hAnsi="標楷體" w:hint="eastAsia"/>
+          <w:sz w:val="28"/>
+          <w:szCs w:val="28"/>
+        </w:rPr>
+        <w:t>高柳亂蟬</w:t>
+      </w:r>
+      <w:proofErr w:type="gramEnd"/>
+      <w:r>
+        <w:rPr>
+          <w:rFonts w:ascii="標楷體" w:eastAsia="標楷體" w:hAnsi="標楷體" w:hint="eastAsia"/>
+          <w:sz w:val="28"/>
+          <w:szCs w:val="28"/>
+        </w:rPr>
+        <w:t>嘶」，開篇「遲遲」二字，既</w:t>
+      </w:r>
+      <w:r>
+        <w:rPr>
+          <w:rFonts w:ascii="標楷體" w:eastAsia="標楷體" w:hAnsi="標楷體" w:hint="eastAsia"/>
+          <w:sz w:val="28"/>
+          <w:szCs w:val="28"/>
+        </w:rPr>
+        <w:t>描摹馬兒緩慢前行的樣子</w:t>
+      </w:r>
+      <w:r>
+        <w:rPr>
+          <w:rFonts w:ascii="標楷體" w:eastAsia="標楷體" w:hAnsi="標楷體" w:hint="eastAsia"/>
+          <w:sz w:val="28"/>
+          <w:szCs w:val="28"/>
+        </w:rPr>
+        <w:t>，更寫出旅人內心的倦怠與沉重；「亂蟬嘶」則以</w:t>
+      </w:r>
+      <w:proofErr w:type="gramStart"/>
+      <w:r>
+        <w:rPr>
+          <w:rFonts w:ascii="標楷體" w:eastAsia="標楷體" w:hAnsi="標楷體" w:hint="eastAsia"/>
+          <w:sz w:val="28"/>
+          <w:szCs w:val="28"/>
+        </w:rPr>
+        <w:t>聲襯靜</w:t>
+      </w:r>
+      <w:proofErr w:type="gramEnd"/>
+      <w:r>
+        <w:rPr>
+          <w:rFonts w:ascii="標楷體" w:eastAsia="標楷體" w:hAnsi="標楷體" w:hint="eastAsia"/>
+          <w:sz w:val="28"/>
+          <w:szCs w:val="28"/>
+        </w:rPr>
+        <w:t>，紛亂的蟬鳴</w:t>
       </w:r>
       <w:r>
         <w:rPr>
@@ -1052,8 +1264,71 @@
           <w:sz w:val="28"/>
           <w:szCs w:val="28"/>
         </w:rPr>
-        <w:t>淒</w:t>
-      </w:r>
+        <w:t>直搗人心</w:t>
+      </w:r>
+      <w:r>
+        <w:rPr>
+          <w:rFonts w:ascii="標楷體" w:eastAsia="標楷體" w:hAnsi="標楷體" w:hint="eastAsia"/>
+          <w:sz w:val="28"/>
+          <w:szCs w:val="28"/>
+        </w:rPr>
+        <w:t>，增添幾分煩亂與不安。「夕陽島外，秋風原上，</w:t>
+      </w:r>
+      <w:proofErr w:type="gramStart"/>
+      <w:r>
+        <w:rPr>
+          <w:rFonts w:ascii="標楷體" w:eastAsia="標楷體" w:hAnsi="標楷體" w:hint="eastAsia"/>
+          <w:sz w:val="28"/>
+          <w:szCs w:val="28"/>
+        </w:rPr>
+        <w:t>目斷四天</w:t>
+      </w:r>
+      <w:proofErr w:type="gramEnd"/>
+      <w:r>
+        <w:rPr>
+          <w:rFonts w:ascii="標楷體" w:eastAsia="標楷體" w:hAnsi="標楷體" w:hint="eastAsia"/>
+          <w:sz w:val="28"/>
+          <w:szCs w:val="28"/>
+        </w:rPr>
+        <w:t>垂」，視線隨</w:t>
+      </w:r>
+      <w:proofErr w:type="gramStart"/>
+      <w:r>
+        <w:rPr>
+          <w:rFonts w:ascii="標楷體" w:eastAsia="標楷體" w:hAnsi="標楷體" w:hint="eastAsia"/>
+          <w:sz w:val="28"/>
+          <w:szCs w:val="28"/>
+        </w:rPr>
+        <w:t>之推遠</w:t>
+      </w:r>
+      <w:proofErr w:type="gramEnd"/>
+      <w:r>
+        <w:rPr>
+          <w:rFonts w:ascii="標楷體" w:eastAsia="標楷體" w:hAnsi="標楷體" w:hint="eastAsia"/>
+          <w:sz w:val="28"/>
+          <w:szCs w:val="28"/>
+        </w:rPr>
+        <w:t>，從夕陽照射的遠水洲島，到</w:t>
+      </w:r>
+      <w:proofErr w:type="gramStart"/>
+      <w:r>
+        <w:rPr>
+          <w:rFonts w:ascii="標楷體" w:eastAsia="標楷體" w:hAnsi="標楷體" w:hint="eastAsia"/>
+          <w:sz w:val="28"/>
+          <w:szCs w:val="28"/>
+        </w:rPr>
+        <w:t>秋風勁吹的</w:t>
+      </w:r>
+      <w:proofErr w:type="gramEnd"/>
+      <w:r>
+        <w:rPr>
+          <w:rFonts w:ascii="標楷體" w:eastAsia="標楷體" w:hAnsi="標楷體" w:hint="eastAsia"/>
+          <w:sz w:val="28"/>
+          <w:szCs w:val="28"/>
+        </w:rPr>
+        <w:t>遼闊平原，最終落於</w:t>
+      </w:r>
+      <w:proofErr w:type="gramStart"/>
       <w:r>
         <w:rPr>
           <w:rFonts w:ascii="標楷體" w:eastAsia="標楷體" w:hAnsi="標楷體" w:hint="eastAsia"/>
@@ -1062,41 +1337,15 @@
           <w:sz w:val="28"/>
           <w:szCs w:val="28"/>
         </w:rPr>
-        <w:t>迷</w:t>
-      </w:r>
-      <w:r>
-        <w:rPr>
-          <w:rFonts w:ascii="標楷體" w:eastAsia="標楷體" w:hAnsi="標楷體" w:hint="eastAsia"/>
-          <w:sz w:val="28"/>
-          <w:szCs w:val="28"/>
-        </w:rPr>
-        <w:t>的景象：</w:t>
-      </w:r>
-      <w:r>
-        <w:rPr>
-          <w:rFonts w:ascii="標楷體" w:eastAsia="標楷體" w:hAnsi="標楷體" w:hint="eastAsia"/>
-          <w:sz w:val="28"/>
-          <w:szCs w:val="28"/>
-          <w:u w:val="single"/>
-        </w:rPr>
-        <w:t>長安</w:t>
-      </w:r>
-      <w:r>
-        <w:rPr>
-          <w:rFonts w:ascii="標楷體" w:eastAsia="標楷體" w:hAnsi="標楷體" w:hint="eastAsia"/>
-          <w:sz w:val="28"/>
-          <w:szCs w:val="28"/>
-        </w:rPr>
-        <w:t>古道上，馬匹緩緩而行，高柳枝頭，</w:t>
-      </w:r>
-      <w:proofErr w:type="gramStart"/>
-      <w:r>
-        <w:rPr>
-          <w:rFonts w:ascii="標楷體" w:eastAsia="標楷體" w:hAnsi="標楷體" w:hint="eastAsia"/>
-          <w:sz w:val="28"/>
-          <w:szCs w:val="28"/>
-        </w:rPr>
-        <w:t>秋蟬嘶鳴</w:t>
+        <w:t>天際垂落</w:t>
+      </w:r>
+      <w:r>
+        <w:rPr>
+          <w:rFonts w:ascii="標楷體" w:eastAsia="標楷體" w:hAnsi="標楷體" w:hint="eastAsia"/>
+          <w:sz w:val="28"/>
+          <w:szCs w:val="28"/>
+        </w:rPr>
+        <w:t>的</w:t>
       </w:r>
       <w:proofErr w:type="gramEnd"/>
       <w:r>
@@ -1105,57 +1354,34 @@
           <w:sz w:val="28"/>
           <w:szCs w:val="28"/>
         </w:rPr>
-        <w:t>，夕陽西下，秋風蕭瑟，天空低垂，一片蒼茫。這幅景象不僅烘托了秋天的蕭瑟氣氛，也暗示了作者內心的</w:t>
-      </w:r>
-      <w:r>
-        <w:rPr>
-          <w:rFonts w:ascii="標楷體" w:eastAsia="標楷體" w:hAnsi="標楷體" w:hint="eastAsia"/>
-          <w:sz w:val="28"/>
-          <w:szCs w:val="28"/>
-        </w:rPr>
-        <w:t>淒</w:t>
-      </w:r>
-      <w:r>
-        <w:rPr>
-          <w:rFonts w:ascii="標楷體" w:eastAsia="標楷體" w:hAnsi="標楷體" w:hint="eastAsia"/>
-          <w:sz w:val="28"/>
-          <w:szCs w:val="28"/>
-        </w:rPr>
-        <w:t>涼與感慨。</w:t>
+        <w:t>四野。詩人極目遠眺，天地遼闊卻無處安身，空間的浩瀚恰好反襯出個體的渺小與孤獨。</w:t>
       </w:r>
     </w:p>
     <w:p>
       <w:pPr>
-        <w:spacing w:line="480" w:lineRule="exact"/>
-        <w:rPr>
-          <w:rFonts w:ascii="標楷體" w:eastAsia="標楷體" w:hAnsi="標楷體" w:hint="eastAsia"/>
-          <w:sz w:val="28"/>
-          <w:szCs w:val="28"/>
-        </w:rPr>
-      </w:pPr>
-      <w:r>
-        <w:rPr>
-          <w:rFonts w:ascii="標楷體" w:eastAsia="標楷體" w:hAnsi="標楷體" w:hint="eastAsia"/>
-          <w:sz w:val="28"/>
-          <w:szCs w:val="28"/>
-        </w:rPr>
-        <w:t xml:space="preserve">    </w:t>
-      </w:r>
-      <w:r>
-        <w:rPr>
-          <w:rFonts w:ascii="標楷體" w:eastAsia="標楷體" w:hAnsi="標楷體" w:hint="eastAsia"/>
-          <w:sz w:val="28"/>
-          <w:szCs w:val="28"/>
-        </w:rPr>
-        <w:t>接著，詞人筆鋒一轉，抒發自己對仕途失意的感慨：</w:t>
-      </w:r>
-      <w:r>
-        <w:rPr>
-          <w:rFonts w:ascii="標楷體" w:eastAsia="標楷體" w:hAnsi="標楷體" w:hint="eastAsia"/>
-          <w:sz w:val="28"/>
-          <w:szCs w:val="28"/>
-        </w:rPr>
-        <w:t>「</w:t>
+        <w:spacing w:line="460" w:lineRule="exact"/>
+        <w:jc w:val="both"/>
+        <w:rPr>
+          <w:rFonts w:ascii="標楷體" w:eastAsia="標楷體" w:hAnsi="標楷體" w:hint="eastAsia"/>
+          <w:sz w:val="28"/>
+          <w:szCs w:val="28"/>
+        </w:rPr>
+      </w:pPr>
+      <w:r>
+        <w:rPr>
+          <w:rFonts w:ascii="標楷體" w:eastAsia="標楷體" w:hAnsi="標楷體" w:hint="eastAsia"/>
+          <w:sz w:val="28"/>
+          <w:szCs w:val="28"/>
+        </w:rPr>
+        <w:t xml:space="preserve">　　</w:t>
+      </w:r>
+      <w:r>
+        <w:rPr>
+          <w:rFonts w:ascii="標楷體" w:eastAsia="標楷體" w:hAnsi="標楷體" w:hint="eastAsia"/>
+          <w:sz w:val="28"/>
+          <w:szCs w:val="28"/>
+        </w:rPr>
+        <w:t>下片轉入抒情，情感層層推進。「</w:t>
       </w:r>
       <w:proofErr w:type="gramStart"/>
       <w:r>
@@ -1173,23 +1399,52 @@
           <w:sz w:val="28"/>
           <w:szCs w:val="28"/>
         </w:rPr>
-        <w:t>一去無蹤跡，何處是前期？</w:t>
-      </w:r>
-      <w:r>
-        <w:rPr>
-          <w:rFonts w:ascii="標楷體" w:eastAsia="標楷體" w:hAnsi="標楷體" w:hint="eastAsia"/>
-          <w:sz w:val="28"/>
-          <w:szCs w:val="28"/>
-        </w:rPr>
-        <w:t>」</w:t>
-      </w:r>
-      <w:r>
-        <w:rPr>
-          <w:rFonts w:ascii="標楷體" w:eastAsia="標楷體" w:hAnsi="標楷體" w:hint="eastAsia"/>
-          <w:sz w:val="28"/>
-          <w:szCs w:val="28"/>
-        </w:rPr>
-        <w:t>曾經的理想和抱負如今都已如過眼雲煙，不知何處是歸途。這兩句情景交融，將作者的失意之情表現得</w:t>
+        <w:t>一去無蹤跡，何處是前期？」以隨風散去、無跡可尋的「</w:t>
+      </w:r>
+      <w:proofErr w:type="gramStart"/>
+      <w:r>
+        <w:rPr>
+          <w:rFonts w:ascii="標楷體" w:eastAsia="標楷體" w:hAnsi="標楷體" w:hint="eastAsia"/>
+          <w:sz w:val="28"/>
+          <w:szCs w:val="28"/>
+        </w:rPr>
+        <w:t>歸雲</w:t>
+      </w:r>
+      <w:proofErr w:type="gramEnd"/>
+      <w:r>
+        <w:rPr>
+          <w:rFonts w:ascii="標楷體" w:eastAsia="標楷體" w:hAnsi="標楷體" w:hint="eastAsia"/>
+          <w:sz w:val="28"/>
+          <w:szCs w:val="28"/>
+        </w:rPr>
+        <w:t>」比喻逝去的時光、飄零的人事與失落的誓言。一個「何處」，道盡了追尋無果後的茫然與無奈。「</w:t>
+      </w:r>
+      <w:proofErr w:type="gramStart"/>
+      <w:r>
+        <w:rPr>
+          <w:rFonts w:ascii="標楷體" w:eastAsia="標楷體" w:hAnsi="標楷體" w:hint="eastAsia"/>
+          <w:sz w:val="28"/>
+          <w:szCs w:val="28"/>
+        </w:rPr>
+        <w:t>狎</w:t>
+      </w:r>
+      <w:proofErr w:type="gramEnd"/>
+      <w:r>
+        <w:rPr>
+          <w:rFonts w:ascii="標楷體" w:eastAsia="標楷體" w:hAnsi="標楷體" w:hint="eastAsia"/>
+          <w:sz w:val="28"/>
+          <w:szCs w:val="28"/>
+        </w:rPr>
+        <w:t>興生疏，酒徒蕭索，不似少年時」，</w:t>
+      </w:r>
+      <w:proofErr w:type="gramStart"/>
+      <w:r>
+        <w:rPr>
+          <w:rFonts w:ascii="標楷體" w:eastAsia="標楷體" w:hAnsi="標楷體" w:hint="eastAsia"/>
+          <w:sz w:val="28"/>
+          <w:szCs w:val="28"/>
+        </w:rPr>
+        <w:t>結句</w:t>
       </w:r>
       <w:r>
         <w:rPr>
@@ -1199,49 +1454,90 @@
           <w:sz w:val="28"/>
           <w:szCs w:val="28"/>
         </w:rPr>
-        <w:t>淋漓盡致</w:t>
-      </w:r>
-      <w:r>
-        <w:rPr>
-          <w:rFonts w:ascii="標楷體" w:eastAsia="標楷體" w:hAnsi="標楷體" w:hint="eastAsia"/>
-          <w:sz w:val="28"/>
-          <w:szCs w:val="28"/>
-        </w:rPr>
-        <w:t>。</w:t>
+        <w:t>直抒</w:t>
+      </w:r>
+      <w:proofErr w:type="gramEnd"/>
+      <w:r>
+        <w:rPr>
+          <w:rFonts w:ascii="標楷體" w:eastAsia="標楷體" w:hAnsi="標楷體" w:hint="eastAsia"/>
+          <w:b/>
+          <w:bCs/>
+          <w:sz w:val="28"/>
+          <w:szCs w:val="28"/>
+        </w:rPr>
+        <w:t>胸臆</w:t>
+      </w:r>
+      <w:r>
+        <w:rPr>
+          <w:rFonts w:ascii="標楷體" w:eastAsia="標楷體" w:hAnsi="標楷體" w:hint="eastAsia"/>
+          <w:sz w:val="28"/>
+          <w:szCs w:val="28"/>
+        </w:rPr>
+        <w:t>，</w:t>
+      </w:r>
+      <w:r>
+        <w:rPr>
+          <w:rFonts w:ascii="標楷體" w:eastAsia="標楷體" w:hAnsi="標楷體" w:hint="eastAsia"/>
+          <w:sz w:val="28"/>
+          <w:szCs w:val="28"/>
+        </w:rPr>
+        <w:lastRenderedPageBreak/>
+        <w:t>將少年時代的</w:t>
+      </w:r>
+      <w:r>
+        <w:rPr>
+          <w:rFonts w:ascii="標楷體" w:eastAsia="標楷體" w:hAnsi="標楷體" w:hint="eastAsia"/>
+          <w:b/>
+          <w:bCs/>
+          <w:sz w:val="28"/>
+          <w:szCs w:val="28"/>
+        </w:rPr>
+        <w:t>放蕩不羈</w:t>
+      </w:r>
+      <w:r>
+        <w:rPr>
+          <w:rFonts w:ascii="標楷體" w:eastAsia="標楷體" w:hAnsi="標楷體" w:hint="eastAsia"/>
+          <w:sz w:val="28"/>
+          <w:szCs w:val="28"/>
+        </w:rPr>
+        <w:t>與如今的</w:t>
+      </w:r>
+      <w:r>
+        <w:rPr>
+          <w:rFonts w:ascii="標楷體" w:eastAsia="標楷體" w:hAnsi="標楷體" w:hint="eastAsia"/>
+          <w:b/>
+          <w:bCs/>
+          <w:sz w:val="28"/>
+          <w:szCs w:val="28"/>
+        </w:rPr>
+        <w:t>落魄</w:t>
+      </w:r>
+      <w:r>
+        <w:rPr>
+          <w:rFonts w:ascii="標楷體" w:eastAsia="標楷體" w:hAnsi="標楷體" w:hint="eastAsia"/>
+          <w:sz w:val="28"/>
+          <w:szCs w:val="28"/>
+        </w:rPr>
+        <w:t>孤寂作強烈對比。昔日歡歌笑語的酒友早已零落分散，曾經熱情奔放的遊興也已冷卻生疏。「不似少年時」短短五字，凝聚了歲月流逝、年華老去的無盡感嘆。</w:t>
       </w:r>
     </w:p>
     <w:p>
       <w:pPr>
-        <w:spacing w:line="480" w:lineRule="exact"/>
-        <w:rPr>
-          <w:rFonts w:ascii="標楷體" w:eastAsia="標楷體" w:hAnsi="標楷體" w:hint="eastAsia"/>
-          <w:sz w:val="28"/>
-          <w:szCs w:val="28"/>
-        </w:rPr>
-      </w:pPr>
-      <w:r>
-        <w:rPr>
-          <w:rFonts w:ascii="標楷體" w:eastAsia="標楷體" w:hAnsi="標楷體" w:hint="eastAsia"/>
-          <w:sz w:val="28"/>
-          <w:szCs w:val="28"/>
-        </w:rPr>
-        <w:t xml:space="preserve">    </w:t>
-      </w:r>
-      <w:r>
-        <w:rPr>
-          <w:rFonts w:ascii="標楷體" w:eastAsia="標楷體" w:hAnsi="標楷體" w:hint="eastAsia"/>
-          <w:sz w:val="28"/>
-          <w:szCs w:val="28"/>
-        </w:rPr>
-        <w:t>下片進一步抒發作者對青春年華逝去的感傷：</w:t>
-      </w:r>
-      <w:r>
-        <w:rPr>
-          <w:rFonts w:ascii="標楷體" w:eastAsia="標楷體" w:hAnsi="標楷體" w:hint="eastAsia"/>
-          <w:sz w:val="28"/>
-          <w:szCs w:val="28"/>
-        </w:rPr>
-        <w:t>「</w:t>
+        <w:spacing w:line="460" w:lineRule="exact"/>
+        <w:jc w:val="both"/>
+        <w:rPr>
+          <w:rFonts w:ascii="標楷體" w:eastAsia="標楷體" w:hAnsi="標楷體"/>
+          <w:sz w:val="28"/>
+          <w:szCs w:val="28"/>
+        </w:rPr>
+      </w:pPr>
+      <w:r>
+        <w:rPr>
+          <w:rFonts w:ascii="標楷體" w:eastAsia="標楷體" w:hAnsi="標楷體" w:hint="eastAsia"/>
+          <w:sz w:val="28"/>
+          <w:szCs w:val="28"/>
+        </w:rPr>
+        <w:t xml:space="preserve">　　</w:t>
       </w:r>
       <w:proofErr w:type="gramStart"/>
       <w:r>
@@ -1250,33 +1546,9 @@
           <w:sz w:val="28"/>
           <w:szCs w:val="28"/>
         </w:rPr>
-        <w:t>狎</w:t>
+        <w:t>全詞風格</w:t>
       </w:r>
       <w:proofErr w:type="gramEnd"/>
-      <w:r>
-        <w:rPr>
-          <w:rFonts w:ascii="標楷體" w:eastAsia="標楷體" w:hAnsi="標楷體" w:hint="eastAsia"/>
-          <w:sz w:val="28"/>
-          <w:szCs w:val="28"/>
-        </w:rPr>
-        <w:t>興生疏，酒徒蕭索，不似少年時。</w:t>
-      </w:r>
-      <w:r>
-        <w:rPr>
-          <w:rFonts w:ascii="標楷體" w:eastAsia="標楷體" w:hAnsi="標楷體" w:hint="eastAsia"/>
-          <w:sz w:val="28"/>
-          <w:szCs w:val="28"/>
-        </w:rPr>
-        <w:t>」</w:t>
-      </w:r>
-      <w:r>
-        <w:rPr>
-          <w:rFonts w:ascii="標楷體" w:eastAsia="標楷體" w:hAnsi="標楷體" w:hint="eastAsia"/>
-          <w:sz w:val="28"/>
-          <w:szCs w:val="28"/>
-        </w:rPr>
-        <w:t>如今，昔日的朋友都已各奔東西，自己也已不再像少年時那樣</w:t>
-      </w:r>
       <w:r>
         <w:rPr>
           <w:rFonts w:ascii="標楷體" w:eastAsia="標楷體" w:hAnsi="標楷體" w:hint="eastAsia"/>
@@ -1285,24 +1557,15 @@
           <w:sz w:val="28"/>
           <w:szCs w:val="28"/>
         </w:rPr>
-        <w:t>意氣風發</w:t>
-      </w:r>
-      <w:r>
-        <w:rPr>
-          <w:rFonts w:ascii="標楷體" w:eastAsia="標楷體" w:hAnsi="標楷體" w:hint="eastAsia"/>
-          <w:sz w:val="28"/>
-          <w:szCs w:val="28"/>
-        </w:rPr>
-        <w:t>，</w:t>
-      </w:r>
-      <w:r>
-        <w:rPr>
-          <w:rFonts w:ascii="標楷體" w:eastAsia="標楷體" w:hAnsi="標楷體" w:hint="eastAsia"/>
-          <w:sz w:val="28"/>
-          <w:szCs w:val="28"/>
-        </w:rPr>
-        <w:lastRenderedPageBreak/>
-        <w:t>不禁感慨</w:t>
+        <w:t>清麗而蒼涼</w:t>
+      </w:r>
+      <w:r>
+        <w:rPr>
+          <w:rFonts w:ascii="標楷體" w:eastAsia="標楷體" w:hAnsi="標楷體" w:hint="eastAsia"/>
+          <w:sz w:val="28"/>
+          <w:szCs w:val="28"/>
+        </w:rPr>
+        <w:t>，語言通俗自然卻富於表現力。</w:t>
       </w:r>
       <w:proofErr w:type="gramStart"/>
       <w:r>
@@ -1310,8 +1573,17 @@
           <w:rFonts w:ascii="標楷體" w:eastAsia="標楷體" w:hAnsi="標楷體" w:hint="eastAsia"/>
           <w:sz w:val="28"/>
           <w:szCs w:val="28"/>
-        </w:rPr>
-        <w:t>時光易逝</w:t>
+          <w:u w:val="single"/>
+        </w:rPr>
+        <w:t>柳永</w:t>
+      </w:r>
+      <w:r>
+        <w:rPr>
+          <w:rFonts w:ascii="標楷體" w:eastAsia="標楷體" w:hAnsi="標楷體" w:hint="eastAsia"/>
+          <w:sz w:val="28"/>
+          <w:szCs w:val="28"/>
+        </w:rPr>
+        <w:t>打破</w:t>
       </w:r>
       <w:proofErr w:type="gramEnd"/>
       <w:r>
@@ -1320,51 +1592,28 @@
           <w:sz w:val="28"/>
           <w:szCs w:val="28"/>
         </w:rPr>
-        <w:t>。</w:t>
-      </w:r>
-      <w:proofErr w:type="gramStart"/>
-      <w:r>
-        <w:rPr>
-          <w:rFonts w:ascii="標楷體" w:eastAsia="標楷體" w:hAnsi="標楷體" w:hint="eastAsia"/>
-          <w:sz w:val="28"/>
-          <w:szCs w:val="28"/>
-        </w:rPr>
-        <w:t>這兩句將作者</w:t>
-      </w:r>
-      <w:proofErr w:type="gramEnd"/>
-      <w:r>
-        <w:rPr>
-          <w:rFonts w:ascii="標楷體" w:eastAsia="標楷體" w:hAnsi="標楷體" w:hint="eastAsia"/>
-          <w:sz w:val="28"/>
-          <w:szCs w:val="28"/>
-        </w:rPr>
-        <w:t>的感慨之情表現得真摯感人。</w:t>
-      </w:r>
-    </w:p>
-    <w:p>
-      <w:pPr>
-        <w:spacing w:line="480" w:lineRule="exact"/>
-        <w:rPr>
-          <w:rFonts w:ascii="標楷體" w:eastAsia="標楷體" w:hAnsi="標楷體"/>
-          <w:sz w:val="28"/>
-          <w:szCs w:val="28"/>
-        </w:rPr>
-      </w:pPr>
-      <w:r>
-        <w:rPr>
-          <w:rFonts w:ascii="標楷體" w:eastAsia="標楷體" w:hAnsi="標楷體" w:hint="eastAsia"/>
-          <w:sz w:val="28"/>
-          <w:szCs w:val="28"/>
-        </w:rPr>
-        <w:t xml:space="preserve">    </w:t>
-      </w:r>
-      <w:r>
-        <w:rPr>
-          <w:rFonts w:ascii="標楷體" w:eastAsia="標楷體" w:hAnsi="標楷體" w:hint="eastAsia"/>
-          <w:sz w:val="28"/>
-          <w:szCs w:val="28"/>
-        </w:rPr>
-        <w:t>全詞語言</w:t>
+        <w:t>了傳統</w:t>
+      </w:r>
+      <w:hyperlink r:id="rId8" w:history="1">
+        <w:proofErr w:type="gramStart"/>
+        <w:r>
+          <w:rPr>
+            <w:rStyle w:val="a4"/>
+            <w:rFonts w:ascii="標楷體" w:eastAsia="標楷體" w:hAnsi="標楷體" w:hint="eastAsia"/>
+            <w:sz w:val="28"/>
+            <w:szCs w:val="28"/>
+          </w:rPr>
+          <w:t>花間詞</w:t>
+        </w:r>
+        <w:proofErr w:type="gramEnd"/>
+      </w:hyperlink>
+      <w:r>
+        <w:rPr>
+          <w:rFonts w:ascii="標楷體" w:eastAsia="標楷體" w:hAnsi="標楷體" w:hint="eastAsia"/>
+          <w:sz w:val="28"/>
+          <w:szCs w:val="28"/>
+        </w:rPr>
+        <w:t>狹小的</w:t>
       </w:r>
       <w:r>
         <w:rPr>
@@ -1374,15 +1623,15 @@
           <w:sz w:val="28"/>
           <w:szCs w:val="28"/>
         </w:rPr>
-        <w:t>清麗</w:t>
-      </w:r>
-      <w:r>
-        <w:rPr>
-          <w:rFonts w:ascii="標楷體" w:eastAsia="標楷體" w:hAnsi="標楷體" w:hint="eastAsia"/>
-          <w:sz w:val="28"/>
-          <w:szCs w:val="28"/>
-        </w:rPr>
-        <w:t>，意境深遠，將作者的失意</w:t>
+        <w:t>閨閣格局</w:t>
+      </w:r>
+      <w:r>
+        <w:rPr>
+          <w:rFonts w:ascii="標楷體" w:eastAsia="標楷體" w:hAnsi="標楷體" w:hint="eastAsia"/>
+          <w:sz w:val="28"/>
+          <w:szCs w:val="28"/>
+        </w:rPr>
+        <w:t>，</w:t>
       </w:r>
       <w:proofErr w:type="gramStart"/>
       <w:r>
@@ -1391,7 +1640,7 @@
           <w:sz w:val="28"/>
           <w:szCs w:val="28"/>
         </w:rPr>
-        <w:t>之情和感慨</w:t>
+        <w:t>將詞筆伸</w:t>
       </w:r>
       <w:proofErr w:type="gramEnd"/>
       <w:r>
@@ -1400,53 +1649,8 @@
           <w:sz w:val="28"/>
           <w:szCs w:val="28"/>
         </w:rPr>
-        <w:t>之情表現得淋漓盡致，具有很高的藝術價值。</w:t>
-      </w:r>
-    </w:p>
-    <w:p>
-      <w:pPr>
-        <w:spacing w:line="480" w:lineRule="exact"/>
-        <w:rPr>
-          <w:rFonts w:ascii="標楷體" w:eastAsia="標楷體" w:hAnsi="標楷體"/>
-          <w:sz w:val="28"/>
-          <w:szCs w:val="28"/>
-        </w:rPr>
-      </w:pPr>
-      <w:r>
-        <w:rPr>
-          <w:rFonts w:ascii="標楷體" w:eastAsia="標楷體" w:hAnsi="標楷體" w:hint="eastAsia"/>
-          <w:sz w:val="28"/>
-          <w:szCs w:val="28"/>
-        </w:rPr>
-        <w:t xml:space="preserve">    </w:t>
-      </w:r>
-      <w:r>
-        <w:rPr>
-          <w:rFonts w:ascii="標楷體" w:eastAsia="標楷體" w:hAnsi="標楷體" w:hint="eastAsia"/>
-          <w:sz w:val="28"/>
-          <w:szCs w:val="28"/>
-        </w:rPr>
-        <w:t>這首詞的題目是《少年游》，</w:t>
-      </w:r>
-      <w:proofErr w:type="gramStart"/>
-      <w:r>
-        <w:rPr>
-          <w:rFonts w:ascii="標楷體" w:eastAsia="標楷體" w:hAnsi="標楷體" w:hint="eastAsia"/>
-          <w:sz w:val="28"/>
-          <w:szCs w:val="28"/>
-        </w:rPr>
-        <w:t>但詞中</w:t>
-      </w:r>
-      <w:proofErr w:type="gramEnd"/>
-      <w:r>
-        <w:rPr>
-          <w:rFonts w:ascii="標楷體" w:eastAsia="標楷體" w:hAnsi="標楷體" w:hint="eastAsia"/>
-          <w:sz w:val="28"/>
-          <w:szCs w:val="28"/>
-        </w:rPr>
-        <w:t>所寫的卻是一位</w:t>
-      </w:r>
-      <w:bookmarkStart w:id="2" w:name="_Hlk162097628"/>
+        <w:t>向</w:t>
+      </w:r>
       <w:r>
         <w:rPr>
           <w:rFonts w:ascii="標楷體" w:eastAsia="標楷體" w:hAnsi="標楷體" w:hint="eastAsia"/>
@@ -1455,77 +1659,33 @@
           <w:sz w:val="28"/>
           <w:szCs w:val="28"/>
         </w:rPr>
-        <w:t>暮年</w:t>
-      </w:r>
-      <w:bookmarkEnd w:id="2"/>
-      <w:r>
-        <w:rPr>
-          <w:rFonts w:ascii="標楷體" w:eastAsia="標楷體" w:hAnsi="標楷體" w:hint="eastAsia"/>
-          <w:sz w:val="28"/>
-          <w:szCs w:val="28"/>
-        </w:rPr>
-        <w:t>老人的心境。詞人借</w:t>
-      </w:r>
-      <w:r>
-        <w:rPr>
-          <w:rFonts w:ascii="標楷體" w:eastAsia="標楷體" w:hAnsi="標楷體" w:hint="eastAsia"/>
-          <w:sz w:val="28"/>
-          <w:szCs w:val="28"/>
-          <w:u w:val="single"/>
-        </w:rPr>
-        <w:t>長安</w:t>
-      </w:r>
-      <w:r>
-        <w:rPr>
-          <w:rFonts w:ascii="標楷體" w:eastAsia="標楷體" w:hAnsi="標楷體" w:hint="eastAsia"/>
-          <w:sz w:val="28"/>
-          <w:szCs w:val="28"/>
-        </w:rPr>
-        <w:t>古道上的蕭瑟景象，抒發了自己對仕途失意的感慨和對青春年華逝去的感傷。這首詞不僅</w:t>
-      </w:r>
-      <w:proofErr w:type="gramStart"/>
-      <w:r>
-        <w:rPr>
-          <w:rFonts w:ascii="標楷體" w:eastAsia="標楷體" w:hAnsi="標楷體" w:hint="eastAsia"/>
-          <w:sz w:val="28"/>
-          <w:szCs w:val="28"/>
-        </w:rPr>
-        <w:t>是</w:t>
-      </w:r>
-      <w:r>
-        <w:rPr>
-          <w:rFonts w:ascii="標楷體" w:eastAsia="標楷體" w:hAnsi="標楷體" w:hint="eastAsia"/>
-          <w:sz w:val="28"/>
-          <w:szCs w:val="28"/>
-          <w:u w:val="single"/>
-        </w:rPr>
-        <w:t>柳永</w:t>
-      </w:r>
-      <w:proofErr w:type="gramEnd"/>
-      <w:r>
-        <w:rPr>
-          <w:rFonts w:ascii="標楷體" w:eastAsia="標楷體" w:hAnsi="標楷體" w:hint="eastAsia"/>
-          <w:sz w:val="28"/>
-          <w:szCs w:val="28"/>
-        </w:rPr>
-        <w:t>的代表作之一，也是</w:t>
-      </w:r>
-      <w:r>
-        <w:rPr>
-          <w:rFonts w:ascii="標楷體" w:eastAsia="標楷體" w:hAnsi="標楷體" w:hint="eastAsia"/>
-          <w:sz w:val="28"/>
-          <w:szCs w:val="28"/>
-          <w:u w:val="single"/>
-        </w:rPr>
-        <w:t>宋</w:t>
-      </w:r>
-      <w:r>
-        <w:rPr>
-          <w:rFonts w:ascii="標楷體" w:eastAsia="標楷體" w:hAnsi="標楷體" w:hint="eastAsia"/>
-          <w:sz w:val="28"/>
-          <w:szCs w:val="28"/>
-        </w:rPr>
-        <w:t>詞中不可多得的佳作。</w:t>
+        <w:t>廣袤</w:t>
+      </w:r>
+      <w:r>
+        <w:rPr>
+          <w:rFonts w:ascii="標楷體" w:eastAsia="標楷體" w:hAnsi="標楷體" w:hint="eastAsia"/>
+          <w:sz w:val="28"/>
+          <w:szCs w:val="28"/>
+        </w:rPr>
+        <w:t>的古道秋原，融入了自身真實的人生體驗。前闕景物開闊宏大，後闕情感</w:t>
+      </w:r>
+      <w:r>
+        <w:rPr>
+          <w:rFonts w:ascii="標楷體" w:eastAsia="標楷體" w:hAnsi="標楷體" w:hint="eastAsia"/>
+          <w:b/>
+          <w:bCs/>
+          <w:sz w:val="28"/>
+          <w:szCs w:val="28"/>
+        </w:rPr>
+        <w:t>沉鬱頓挫</w:t>
+      </w:r>
+      <w:r>
+        <w:rPr>
+          <w:rFonts w:ascii="標楷體" w:eastAsia="標楷體" w:hAnsi="標楷體" w:hint="eastAsia"/>
+          <w:sz w:val="28"/>
+          <w:szCs w:val="28"/>
+        </w:rPr>
+        <w:t>，情景交融間，將一個漂泊旅人在秋風暮色中的孤獨與滄桑，刻畫得淋漓盡致。</w:t>
       </w:r>
     </w:p>
     <w:p>
@@ -1554,8 +1714,9 @@
           <w:ilvl w:val="0"/>
           <w:numId w:val="5"/>
         </w:numPr>
-        <w:spacing w:line="480" w:lineRule="exact"/>
-        <w:ind w:leftChars="0"/>
+        <w:spacing w:line="440" w:lineRule="exact"/>
+        <w:ind w:leftChars="0" w:left="284" w:hanging="284"/>
+        <w:jc w:val="both"/>
         <w:rPr>
           <w:rFonts w:ascii="標楷體" w:eastAsia="標楷體" w:hAnsi="標楷體"/>
           <w:sz w:val="28"/>
@@ -1569,7 +1730,7 @@
           <w:sz w:val="28"/>
           <w:szCs w:val="28"/>
         </w:rPr>
-        <w:t>杳</w:t>
+        <w:t>羈旅行役</w:t>
       </w:r>
       <w:proofErr w:type="gramEnd"/>
       <w:r>
@@ -1578,165 +1739,32 @@
           <w:sz w:val="28"/>
           <w:szCs w:val="28"/>
         </w:rPr>
-        <w:t>(</w:t>
-      </w:r>
-      <w:proofErr w:type="gramStart"/>
-      <w:r>
-        <w:rPr>
-          <w:rFonts w:ascii="標楷體" w:eastAsia="標楷體" w:hAnsi="標楷體" w:hint="eastAsia"/>
-          <w:color w:val="FF0000"/>
-          <w:sz w:val="16"/>
-          <w:szCs w:val="16"/>
-        </w:rPr>
-        <w:t>ㄧㄠ</w:t>
-      </w:r>
-      <w:r>
-        <w:rPr>
-          <w:rFonts w:ascii="標楷體" w:eastAsia="標楷體" w:hAnsi="標楷體" w:hint="eastAsia"/>
-          <w:color w:val="FF0000"/>
-          <w:sz w:val="16"/>
-          <w:szCs w:val="16"/>
-        </w:rPr>
-        <w:t>ˇ</w:t>
-      </w:r>
-      <w:proofErr w:type="gramEnd"/>
-      <w:r>
-        <w:rPr>
-          <w:rFonts w:ascii="標楷體" w:eastAsia="標楷體" w:hAnsi="標楷體" w:hint="eastAsia"/>
-          <w:sz w:val="28"/>
-          <w:szCs w:val="28"/>
-        </w:rPr>
-        <w:t>)</w:t>
-      </w:r>
-    </w:p>
-    <w:p>
-      <w:pPr>
-        <w:pStyle w:val="a6"/>
-        <w:numPr>
-          <w:ilvl w:val="0"/>
-          <w:numId w:val="23"/>
-        </w:numPr>
-        <w:spacing w:line="480" w:lineRule="exact"/>
-        <w:ind w:leftChars="0"/>
-        <w:rPr>
-          <w:rFonts w:ascii="標楷體" w:eastAsia="標楷體" w:hAnsi="標楷體" w:hint="eastAsia"/>
-          <w:sz w:val="28"/>
-          <w:szCs w:val="28"/>
-        </w:rPr>
-      </w:pPr>
-      <w:r>
-        <w:rPr>
-          <w:rFonts w:ascii="標楷體" w:eastAsia="標楷體" w:hAnsi="標楷體" w:hint="eastAsia"/>
-          <w:sz w:val="28"/>
-          <w:szCs w:val="28"/>
-        </w:rPr>
-        <w:t>不見蹤影，毫無消息。如：「杳無音信」、「</w:t>
-      </w:r>
-      <w:proofErr w:type="gramStart"/>
-      <w:r>
-        <w:rPr>
-          <w:rFonts w:ascii="標楷體" w:eastAsia="標楷體" w:hAnsi="標楷體" w:hint="eastAsia"/>
-          <w:sz w:val="28"/>
-          <w:szCs w:val="28"/>
-        </w:rPr>
-        <w:t>杳</w:t>
-      </w:r>
-      <w:proofErr w:type="gramEnd"/>
-      <w:r>
-        <w:rPr>
-          <w:rFonts w:ascii="標楷體" w:eastAsia="標楷體" w:hAnsi="標楷體" w:hint="eastAsia"/>
-          <w:sz w:val="28"/>
-          <w:szCs w:val="28"/>
-        </w:rPr>
-        <w:t>無人</w:t>
-      </w:r>
-      <w:proofErr w:type="gramStart"/>
-      <w:r>
-        <w:rPr>
-          <w:rFonts w:ascii="標楷體" w:eastAsia="標楷體" w:hAnsi="標楷體" w:hint="eastAsia"/>
-          <w:sz w:val="28"/>
-          <w:szCs w:val="28"/>
-        </w:rPr>
-        <w:t>蹤</w:t>
-      </w:r>
-      <w:proofErr w:type="gramEnd"/>
-      <w:r>
-        <w:rPr>
-          <w:rFonts w:ascii="標楷體" w:eastAsia="標楷體" w:hAnsi="標楷體" w:hint="eastAsia"/>
-          <w:sz w:val="28"/>
-          <w:szCs w:val="28"/>
-        </w:rPr>
-        <w:t>」、「杳如黃鶴」。</w:t>
-      </w:r>
-    </w:p>
-    <w:p>
-      <w:pPr>
-        <w:pStyle w:val="a6"/>
-        <w:numPr>
-          <w:ilvl w:val="0"/>
-          <w:numId w:val="23"/>
-        </w:numPr>
-        <w:spacing w:line="480" w:lineRule="exact"/>
-        <w:ind w:leftChars="0"/>
-        <w:rPr>
-          <w:rFonts w:ascii="標楷體" w:eastAsia="標楷體" w:hAnsi="標楷體"/>
-          <w:sz w:val="28"/>
-          <w:szCs w:val="28"/>
-        </w:rPr>
-      </w:pPr>
-      <w:proofErr w:type="gramStart"/>
-      <w:r>
-        <w:rPr>
-          <w:rFonts w:ascii="標楷體" w:eastAsia="標楷體" w:hAnsi="標楷體" w:hint="eastAsia"/>
-          <w:sz w:val="28"/>
-          <w:szCs w:val="28"/>
-        </w:rPr>
-        <w:t>杳杳</w:t>
-      </w:r>
-      <w:proofErr w:type="gramEnd"/>
-      <w:r>
-        <w:rPr>
-          <w:rFonts w:ascii="標楷體" w:eastAsia="標楷體" w:hAnsi="標楷體" w:hint="eastAsia"/>
-          <w:sz w:val="28"/>
-          <w:szCs w:val="28"/>
-        </w:rPr>
-        <w:t>：深遠的樣子。如：「蒼</w:t>
-      </w:r>
-      <w:proofErr w:type="gramStart"/>
-      <w:r>
-        <w:rPr>
-          <w:rFonts w:ascii="標楷體" w:eastAsia="標楷體" w:hAnsi="標楷體" w:hint="eastAsia"/>
-          <w:sz w:val="28"/>
-          <w:szCs w:val="28"/>
-        </w:rPr>
-        <w:t>蒼</w:t>
-      </w:r>
-      <w:proofErr w:type="gramEnd"/>
-      <w:r>
-        <w:rPr>
-          <w:rFonts w:ascii="標楷體" w:eastAsia="標楷體" w:hAnsi="標楷體" w:hint="eastAsia"/>
-          <w:sz w:val="28"/>
-          <w:szCs w:val="28"/>
-        </w:rPr>
-        <w:t>竹林寺，</w:t>
-      </w:r>
-      <w:proofErr w:type="gramStart"/>
-      <w:r>
-        <w:rPr>
-          <w:rFonts w:ascii="標楷體" w:eastAsia="標楷體" w:hAnsi="標楷體" w:hint="eastAsia"/>
-          <w:sz w:val="28"/>
-          <w:szCs w:val="28"/>
-        </w:rPr>
-        <w:t>杳杳</w:t>
-      </w:r>
-      <w:proofErr w:type="gramEnd"/>
-      <w:r>
-        <w:rPr>
-          <w:rFonts w:ascii="標楷體" w:eastAsia="標楷體" w:hAnsi="標楷體" w:hint="eastAsia"/>
-          <w:sz w:val="28"/>
-          <w:szCs w:val="28"/>
-        </w:rPr>
-        <w:t>鐘聲晚。」</w:t>
+        <w:t>：</w:t>
+      </w:r>
+      <w:r>
+        <w:rPr>
+          <w:rFonts w:ascii="標楷體" w:eastAsia="標楷體" w:hAnsi="標楷體" w:hint="eastAsia"/>
+          <w:sz w:val="28"/>
+          <w:szCs w:val="28"/>
+        </w:rPr>
+        <w:t>長途漂泊在外（羈旅），因奔波或差役而在途中勞苦（行役）。指</w:t>
+      </w:r>
+      <w:r>
+        <w:rPr>
+          <w:rFonts w:ascii="標楷體" w:eastAsia="標楷體" w:hAnsi="標楷體" w:hint="eastAsia"/>
+          <w:sz w:val="28"/>
+          <w:szCs w:val="28"/>
+          <w:u w:val="single"/>
+        </w:rPr>
+        <w:t>柳永</w:t>
+      </w:r>
+      <w:r>
+        <w:rPr>
+          <w:rFonts w:ascii="標楷體" w:eastAsia="標楷體" w:hAnsi="標楷體" w:hint="eastAsia"/>
+          <w:sz w:val="28"/>
+          <w:szCs w:val="28"/>
+        </w:rPr>
+        <w:t>一生為了功名或生計，長期遠離家鄉、奔波於長安古道上的漂泊悲涼感。</w:t>
       </w:r>
     </w:p>
     <w:p>
@@ -1746,31 +1774,32 @@
           <w:ilvl w:val="0"/>
           <w:numId w:val="5"/>
         </w:numPr>
-        <w:spacing w:line="480" w:lineRule="exact"/>
-        <w:ind w:leftChars="0"/>
+        <w:spacing w:line="440" w:lineRule="exact"/>
+        <w:ind w:leftChars="0" w:left="284" w:hanging="284"/>
+        <w:jc w:val="both"/>
         <w:rPr>
           <w:rFonts w:ascii="標楷體" w:eastAsia="標楷體" w:hAnsi="標楷體"/>
           <w:sz w:val="28"/>
           <w:szCs w:val="28"/>
         </w:rPr>
       </w:pPr>
-      <w:r>
-        <w:rPr>
-          <w:rFonts w:ascii="標楷體" w:eastAsia="標楷體" w:hAnsi="標楷體" w:hint="eastAsia"/>
-          <w:sz w:val="28"/>
-          <w:szCs w:val="28"/>
-        </w:rPr>
-        <w:t>冶</w:t>
-      </w:r>
-      <w:r>
-        <w:rPr>
-          <w:rFonts w:ascii="標楷體" w:eastAsia="標楷體" w:hAnsi="標楷體" w:hint="eastAsia"/>
-          <w:sz w:val="28"/>
-          <w:szCs w:val="28"/>
-        </w:rPr>
-        <w:t>(</w:t>
-      </w:r>
       <w:proofErr w:type="gramStart"/>
+      <w:r>
+        <w:rPr>
+          <w:rFonts w:ascii="標楷體" w:eastAsia="標楷體" w:hAnsi="標楷體" w:hint="eastAsia"/>
+          <w:sz w:val="28"/>
+          <w:szCs w:val="28"/>
+        </w:rPr>
+        <w:t>起興</w:t>
+      </w:r>
+      <w:r>
+        <w:rPr>
+          <w:rFonts w:ascii="標楷體" w:eastAsia="標楷體" w:hAnsi="標楷體" w:hint="eastAsia"/>
+          <w:sz w:val="28"/>
+          <w:szCs w:val="28"/>
+        </w:rPr>
+        <w:t>（</w:t>
+      </w:r>
       <w:r>
         <w:rPr>
           <w:rFonts w:ascii="標楷體" w:eastAsia="標楷體" w:hAnsi="標楷體" w:hint="eastAsia"/>
@@ -1778,7 +1807,7 @@
           <w:sz w:val="16"/>
           <w:szCs w:val="16"/>
         </w:rPr>
-        <w:t>一ㄝˇ</w:t>
+        <w:t>ㄒㄧㄥˋ</w:t>
       </w:r>
       <w:proofErr w:type="gramEnd"/>
       <w:r>
@@ -1787,15 +1816,7 @@
           <w:sz w:val="28"/>
           <w:szCs w:val="28"/>
         </w:rPr>
-        <w:t>)</w:t>
-      </w:r>
-      <w:r>
-        <w:rPr>
-          <w:rFonts w:ascii="標楷體" w:eastAsia="標楷體" w:hAnsi="標楷體" w:hint="eastAsia"/>
-          <w:sz w:val="28"/>
-          <w:szCs w:val="28"/>
-        </w:rPr>
-        <w:t>遊</w:t>
+        <w:t>）</w:t>
       </w:r>
       <w:r>
         <w:rPr>
@@ -1811,23 +1832,7 @@
           <w:sz w:val="28"/>
           <w:szCs w:val="28"/>
         </w:rPr>
-        <w:t>少女春遊</w:t>
-      </w:r>
-      <w:r>
-        <w:rPr>
-          <w:rFonts w:ascii="標楷體" w:eastAsia="標楷體" w:hAnsi="標楷體" w:hint="eastAsia"/>
-          <w:sz w:val="28"/>
-          <w:szCs w:val="28"/>
-        </w:rPr>
-        <w:t>；</w:t>
-      </w:r>
-      <w:r>
-        <w:rPr>
-          <w:rFonts w:ascii="標楷體" w:eastAsia="標楷體" w:hAnsi="標楷體" w:hint="eastAsia"/>
-          <w:sz w:val="28"/>
-          <w:szCs w:val="28"/>
-        </w:rPr>
-        <w:t>狎妓。</w:t>
+        <w:t>古典詩歌的一種表現手法，先描寫眼前的景物，再引出內心想抒發的情感。詞人先透過古道、秋風、夕陽等自然景色作為開端，順勢帶出後文對歲月流逝與孤獨身世的感嘆。</w:t>
       </w:r>
     </w:p>
     <w:p>
@@ -1837,8 +1842,9 @@
           <w:ilvl w:val="0"/>
           <w:numId w:val="5"/>
         </w:numPr>
-        <w:spacing w:line="480" w:lineRule="exact"/>
-        <w:ind w:leftChars="0"/>
+        <w:spacing w:line="440" w:lineRule="exact"/>
+        <w:ind w:leftChars="0" w:left="284" w:hanging="284"/>
+        <w:jc w:val="both"/>
         <w:rPr>
           <w:rFonts w:ascii="標楷體" w:eastAsia="標楷體" w:hAnsi="標楷體"/>
           <w:sz w:val="28"/>
@@ -1852,7 +1858,7 @@
           <w:sz w:val="28"/>
           <w:szCs w:val="28"/>
         </w:rPr>
-        <w:t>寥</w:t>
+        <w:t>曠</w:t>
       </w:r>
       <w:proofErr w:type="gramEnd"/>
       <w:r>
@@ -1861,106 +1867,23 @@
           <w:sz w:val="28"/>
           <w:szCs w:val="28"/>
         </w:rPr>
-        <w:t>(</w:t>
-      </w:r>
-      <w:proofErr w:type="gramStart"/>
-      <w:r>
-        <w:rPr>
-          <w:rFonts w:ascii="標楷體" w:eastAsia="標楷體" w:hAnsi="標楷體" w:hint="eastAsia"/>
-          <w:color w:val="FF0000"/>
-          <w:sz w:val="16"/>
-          <w:szCs w:val="16"/>
-        </w:rPr>
-        <w:t>ㄌ一ㄠˊ</w:t>
-      </w:r>
-      <w:proofErr w:type="gramEnd"/>
-      <w:r>
-        <w:rPr>
-          <w:rFonts w:ascii="標楷體" w:eastAsia="標楷體" w:hAnsi="標楷體" w:hint="eastAsia"/>
-          <w:sz w:val="28"/>
-          <w:szCs w:val="28"/>
-        </w:rPr>
-        <w:t>)</w:t>
-      </w:r>
-      <w:r>
-        <w:rPr>
-          <w:rFonts w:ascii="標楷體" w:eastAsia="標楷體" w:hAnsi="標楷體" w:hint="eastAsia"/>
-          <w:sz w:val="28"/>
-          <w:szCs w:val="28"/>
-        </w:rPr>
-        <w:t>落</w:t>
-      </w:r>
-    </w:p>
-    <w:p>
-      <w:pPr>
-        <w:pStyle w:val="a6"/>
-        <w:numPr>
-          <w:ilvl w:val="0"/>
-          <w:numId w:val="24"/>
-        </w:numPr>
-        <w:spacing w:line="480" w:lineRule="exact"/>
-        <w:ind w:leftChars="0"/>
-        <w:rPr>
-          <w:rFonts w:ascii="標楷體" w:eastAsia="標楷體" w:hAnsi="標楷體" w:hint="eastAsia"/>
-          <w:sz w:val="28"/>
-          <w:szCs w:val="28"/>
-        </w:rPr>
-      </w:pPr>
-      <w:r>
-        <w:rPr>
-          <w:rFonts w:ascii="標楷體" w:eastAsia="標楷體" w:hAnsi="標楷體" w:hint="eastAsia"/>
-          <w:sz w:val="28"/>
-          <w:szCs w:val="28"/>
-        </w:rPr>
-        <w:t>稀疏。【例】今晚月色昏暗，星辰寥落，天空顯得陰森森的。</w:t>
-      </w:r>
-    </w:p>
-    <w:p>
-      <w:pPr>
-        <w:pStyle w:val="a6"/>
-        <w:numPr>
-          <w:ilvl w:val="0"/>
-          <w:numId w:val="24"/>
-        </w:numPr>
-        <w:spacing w:line="480" w:lineRule="exact"/>
-        <w:ind w:leftChars="0"/>
-        <w:rPr>
-          <w:rFonts w:ascii="標楷體" w:eastAsia="標楷體" w:hAnsi="標楷體" w:hint="eastAsia"/>
-          <w:sz w:val="28"/>
-          <w:szCs w:val="28"/>
-        </w:rPr>
-      </w:pPr>
-      <w:r>
-        <w:rPr>
-          <w:rFonts w:ascii="標楷體" w:eastAsia="標楷體" w:hAnsi="標楷體" w:hint="eastAsia"/>
-          <w:sz w:val="28"/>
-          <w:szCs w:val="28"/>
-        </w:rPr>
-        <w:t>衰敗、破落。【例】連年旱災，田園到處都呈現出一幅寥落的景象。</w:t>
-      </w:r>
-    </w:p>
-    <w:p>
-      <w:pPr>
-        <w:pStyle w:val="a6"/>
-        <w:numPr>
-          <w:ilvl w:val="0"/>
-          <w:numId w:val="24"/>
-        </w:numPr>
-        <w:spacing w:line="480" w:lineRule="exact"/>
-        <w:ind w:leftChars="0"/>
-        <w:rPr>
-          <w:rFonts w:ascii="標楷體" w:eastAsia="標楷體" w:hAnsi="標楷體"/>
-          <w:sz w:val="28"/>
-          <w:szCs w:val="28"/>
-        </w:rPr>
-      </w:pPr>
-      <w:r>
-        <w:rPr>
-          <w:rFonts w:ascii="標楷體" w:eastAsia="標楷體" w:hAnsi="標楷體" w:hint="eastAsia"/>
-          <w:sz w:val="28"/>
-          <w:szCs w:val="28"/>
-        </w:rPr>
-        <w:t>冷清、不熱鬧。【例】清晨人車稀少，街景顯得很寥落。</w:t>
+        <w:t>遠</w:t>
+      </w:r>
+      <w:r>
+        <w:rPr>
+          <w:rFonts w:ascii="標楷體" w:eastAsia="標楷體" w:hAnsi="標楷體" w:hint="eastAsia"/>
+          <w:sz w:val="28"/>
+          <w:szCs w:val="28"/>
+        </w:rPr>
+        <w:t>：</w:t>
+      </w:r>
+      <w:r>
+        <w:rPr>
+          <w:rFonts w:ascii="標楷體" w:eastAsia="標楷體" w:hAnsi="標楷體" w:hint="eastAsia"/>
+          <w:sz w:val="28"/>
+          <w:szCs w:val="28"/>
+        </w:rPr>
+        <w:t>描摹秋天原野與遠方天空連成一片的遼闊景象，視覺空間感極大。</w:t>
       </w:r>
     </w:p>
     <w:p>
@@ -1970,14 +1893,39 @@
           <w:ilvl w:val="0"/>
           <w:numId w:val="5"/>
         </w:numPr>
-        <w:spacing w:line="480" w:lineRule="exact"/>
-        <w:ind w:leftChars="0"/>
+        <w:spacing w:line="440" w:lineRule="exact"/>
+        <w:ind w:leftChars="0" w:left="284" w:hanging="284"/>
+        <w:jc w:val="both"/>
         <w:rPr>
           <w:rFonts w:ascii="標楷體" w:eastAsia="標楷體" w:hAnsi="標楷體"/>
           <w:sz w:val="28"/>
           <w:szCs w:val="28"/>
         </w:rPr>
       </w:pPr>
+      <w:r>
+        <w:rPr>
+          <w:rFonts w:ascii="標楷體" w:eastAsia="標楷體" w:hAnsi="標楷體" w:hint="eastAsia"/>
+          <w:sz w:val="28"/>
+          <w:szCs w:val="28"/>
+        </w:rPr>
+        <w:t>直搗人心</w:t>
+      </w:r>
+      <w:r>
+        <w:rPr>
+          <w:rFonts w:ascii="標楷體" w:eastAsia="標楷體" w:hAnsi="標楷體" w:hint="eastAsia"/>
+          <w:sz w:val="28"/>
+          <w:szCs w:val="28"/>
+        </w:rPr>
+        <w:t>：</w:t>
+      </w:r>
+      <w:r>
+        <w:rPr>
+          <w:rFonts w:ascii="標楷體" w:eastAsia="標楷體" w:hAnsi="標楷體" w:hint="eastAsia"/>
+          <w:sz w:val="28"/>
+          <w:szCs w:val="28"/>
+        </w:rPr>
+        <w:t>直接攻入或震撼人的內心深處。形容「</w:t>
+      </w:r>
       <w:proofErr w:type="gramStart"/>
       <w:r>
         <w:rPr>
@@ -1985,24 +1933,7 @@
           <w:sz w:val="28"/>
           <w:szCs w:val="28"/>
         </w:rPr>
-        <w:t>起興</w:t>
-      </w:r>
-      <w:r>
-        <w:rPr>
-          <w:rFonts w:ascii="標楷體" w:eastAsia="標楷體" w:hAnsi="標楷體" w:hint="eastAsia"/>
-          <w:sz w:val="28"/>
-          <w:szCs w:val="28"/>
-        </w:rPr>
-        <w:t>(</w:t>
-      </w:r>
-      <w:r>
-        <w:rPr>
-          <w:rFonts w:ascii="標楷體" w:eastAsia="標楷體" w:hAnsi="標楷體" w:hint="eastAsia"/>
-          <w:color w:val="FF0000"/>
-          <w:sz w:val="16"/>
-          <w:szCs w:val="16"/>
-        </w:rPr>
-        <w:t>ㄒㄧㄥˋ</w:t>
+        <w:t>高柳亂蟬</w:t>
       </w:r>
       <w:proofErr w:type="gramEnd"/>
       <w:r>
@@ -2011,119 +1942,7 @@
           <w:sz w:val="28"/>
           <w:szCs w:val="28"/>
         </w:rPr>
-        <w:t>)</w:t>
-      </w:r>
-    </w:p>
-    <w:p>
-      <w:pPr>
-        <w:pStyle w:val="a6"/>
-        <w:numPr>
-          <w:ilvl w:val="0"/>
-          <w:numId w:val="25"/>
-        </w:numPr>
-        <w:spacing w:line="480" w:lineRule="exact"/>
-        <w:ind w:leftChars="0"/>
-        <w:rPr>
-          <w:rFonts w:ascii="標楷體" w:eastAsia="標楷體" w:hAnsi="標楷體" w:hint="eastAsia"/>
-          <w:sz w:val="28"/>
-          <w:szCs w:val="28"/>
-        </w:rPr>
-      </w:pPr>
-      <w:r>
-        <w:rPr>
-          <w:rFonts w:ascii="標楷體" w:eastAsia="標楷體" w:hAnsi="標楷體" w:hint="eastAsia"/>
-          <w:sz w:val="28"/>
-          <w:szCs w:val="28"/>
-        </w:rPr>
-        <w:t>因</w:t>
-      </w:r>
-      <w:proofErr w:type="gramStart"/>
-      <w:r>
-        <w:rPr>
-          <w:rFonts w:ascii="標楷體" w:eastAsia="標楷體" w:hAnsi="標楷體" w:hint="eastAsia"/>
-          <w:sz w:val="28"/>
-          <w:szCs w:val="28"/>
-        </w:rPr>
-        <w:t>外在物境而</w:t>
-      </w:r>
-      <w:proofErr w:type="gramEnd"/>
-      <w:r>
-        <w:rPr>
-          <w:rFonts w:ascii="標楷體" w:eastAsia="標楷體" w:hAnsi="標楷體" w:hint="eastAsia"/>
-          <w:sz w:val="28"/>
-          <w:szCs w:val="28"/>
-        </w:rPr>
-        <w:t>引起賦詩為文的興頭。如：「與詩友一起到陽明山賞花，</w:t>
-      </w:r>
-      <w:proofErr w:type="gramStart"/>
-      <w:r>
-        <w:rPr>
-          <w:rFonts w:ascii="標楷體" w:eastAsia="標楷體" w:hAnsi="標楷體" w:hint="eastAsia"/>
-          <w:sz w:val="28"/>
-          <w:szCs w:val="28"/>
-        </w:rPr>
-        <w:t>一時起興</w:t>
-      </w:r>
-      <w:proofErr w:type="gramEnd"/>
-      <w:r>
-        <w:rPr>
-          <w:rFonts w:ascii="標楷體" w:eastAsia="標楷體" w:hAnsi="標楷體" w:hint="eastAsia"/>
-          <w:sz w:val="28"/>
-          <w:szCs w:val="28"/>
-        </w:rPr>
-        <w:t>，遂各賦詩一首。」</w:t>
-      </w:r>
-    </w:p>
-    <w:p>
-      <w:pPr>
-        <w:pStyle w:val="a6"/>
-        <w:numPr>
-          <w:ilvl w:val="0"/>
-          <w:numId w:val="25"/>
-        </w:numPr>
-        <w:spacing w:line="480" w:lineRule="exact"/>
-        <w:ind w:leftChars="0"/>
-        <w:rPr>
-          <w:rFonts w:ascii="標楷體" w:eastAsia="標楷體" w:hAnsi="標楷體"/>
-          <w:sz w:val="28"/>
-          <w:szCs w:val="28"/>
-        </w:rPr>
-      </w:pPr>
-      <w:proofErr w:type="gramStart"/>
-      <w:r>
-        <w:rPr>
-          <w:rFonts w:ascii="標楷體" w:eastAsia="標楷體" w:hAnsi="標楷體" w:hint="eastAsia"/>
-          <w:sz w:val="28"/>
-          <w:szCs w:val="28"/>
-        </w:rPr>
-        <w:t>先言他</w:t>
-      </w:r>
-      <w:proofErr w:type="gramEnd"/>
-      <w:r>
-        <w:rPr>
-          <w:rFonts w:ascii="標楷體" w:eastAsia="標楷體" w:hAnsi="標楷體" w:hint="eastAsia"/>
-          <w:sz w:val="28"/>
-          <w:szCs w:val="28"/>
-        </w:rPr>
-        <w:t>物，以引起</w:t>
-      </w:r>
-      <w:proofErr w:type="gramStart"/>
-      <w:r>
-        <w:rPr>
-          <w:rFonts w:ascii="標楷體" w:eastAsia="標楷體" w:hAnsi="標楷體" w:hint="eastAsia"/>
-          <w:sz w:val="28"/>
-          <w:szCs w:val="28"/>
-        </w:rPr>
-        <w:t>所欲言之</w:t>
-      </w:r>
-      <w:proofErr w:type="gramEnd"/>
-      <w:r>
-        <w:rPr>
-          <w:rFonts w:ascii="標楷體" w:eastAsia="標楷體" w:hAnsi="標楷體" w:hint="eastAsia"/>
-          <w:sz w:val="28"/>
-          <w:szCs w:val="28"/>
-        </w:rPr>
-        <w:t>事。</w:t>
+        <w:t>嘶」那種嘈雜、紛亂的聲響，直接觸動並加劇了旅人原本就煩躁不安的心情。</w:t>
       </w:r>
     </w:p>
     <w:p>
@@ -2133,21 +1952,76 @@
           <w:ilvl w:val="0"/>
           <w:numId w:val="5"/>
         </w:numPr>
-        <w:spacing w:line="480" w:lineRule="exact"/>
-        <w:ind w:leftChars="0"/>
+        <w:spacing w:line="440" w:lineRule="exact"/>
+        <w:ind w:leftChars="0" w:left="284" w:hanging="284"/>
+        <w:jc w:val="both"/>
         <w:rPr>
           <w:rFonts w:ascii="標楷體" w:eastAsia="標楷體" w:hAnsi="標楷體"/>
           <w:sz w:val="28"/>
           <w:szCs w:val="28"/>
         </w:rPr>
       </w:pPr>
-      <w:r>
-        <w:rPr>
-          <w:rFonts w:ascii="標楷體" w:eastAsia="標楷體" w:hAnsi="標楷體" w:hint="eastAsia"/>
-          <w:sz w:val="28"/>
-          <w:szCs w:val="28"/>
-        </w:rPr>
-        <w:t>蕭瑟：寂寞冷清。</w:t>
+      <w:proofErr w:type="gramStart"/>
+      <w:r>
+        <w:rPr>
+          <w:rFonts w:ascii="標楷體" w:eastAsia="標楷體" w:hAnsi="標楷體" w:hint="eastAsia"/>
+          <w:sz w:val="28"/>
+          <w:szCs w:val="28"/>
+        </w:rPr>
+        <w:t>天際垂落</w:t>
+      </w:r>
+      <w:proofErr w:type="gramEnd"/>
+      <w:r>
+        <w:rPr>
+          <w:rFonts w:ascii="標楷體" w:eastAsia="標楷體" w:hAnsi="標楷體" w:hint="eastAsia"/>
+          <w:sz w:val="28"/>
+          <w:szCs w:val="28"/>
+        </w:rPr>
+        <w:t>：</w:t>
+      </w:r>
+      <w:r>
+        <w:rPr>
+          <w:rFonts w:ascii="標楷體" w:eastAsia="標楷體" w:hAnsi="標楷體" w:hint="eastAsia"/>
+          <w:sz w:val="28"/>
+          <w:szCs w:val="28"/>
+        </w:rPr>
+        <w:t>遠方的天空彷彿向四面的大地邊緣垂掛下來。對「</w:t>
+      </w:r>
+      <w:proofErr w:type="gramStart"/>
+      <w:r>
+        <w:rPr>
+          <w:rFonts w:ascii="標楷體" w:eastAsia="標楷體" w:hAnsi="標楷體" w:hint="eastAsia"/>
+          <w:sz w:val="28"/>
+          <w:szCs w:val="28"/>
+        </w:rPr>
+        <w:t>目斷四天</w:t>
+      </w:r>
+      <w:proofErr w:type="gramEnd"/>
+      <w:r>
+        <w:rPr>
+          <w:rFonts w:ascii="標楷體" w:eastAsia="標楷體" w:hAnsi="標楷體" w:hint="eastAsia"/>
+          <w:sz w:val="28"/>
+          <w:szCs w:val="28"/>
+        </w:rPr>
+        <w:t>垂」的意象化描繪，表現出天地極其遼闊，反襯出個體在</w:t>
+      </w:r>
+      <w:proofErr w:type="gramStart"/>
+      <w:r>
+        <w:rPr>
+          <w:rFonts w:ascii="標楷體" w:eastAsia="標楷體" w:hAnsi="標楷體" w:hint="eastAsia"/>
+          <w:sz w:val="28"/>
+          <w:szCs w:val="28"/>
+        </w:rPr>
+        <w:t>天地間的渺小</w:t>
+      </w:r>
+      <w:proofErr w:type="gramEnd"/>
+      <w:r>
+        <w:rPr>
+          <w:rFonts w:ascii="標楷體" w:eastAsia="標楷體" w:hAnsi="標楷體" w:hint="eastAsia"/>
+          <w:sz w:val="28"/>
+          <w:szCs w:val="28"/>
+        </w:rPr>
+        <w:t>與孤立無援。</w:t>
       </w:r>
     </w:p>
     <w:p>
@@ -2157,69 +2031,58 @@
           <w:ilvl w:val="0"/>
           <w:numId w:val="5"/>
         </w:numPr>
-        <w:spacing w:line="480" w:lineRule="exact"/>
-        <w:ind w:leftChars="0"/>
+        <w:spacing w:line="440" w:lineRule="exact"/>
+        <w:ind w:leftChars="0" w:left="284" w:hanging="284"/>
+        <w:jc w:val="both"/>
         <w:rPr>
           <w:rFonts w:ascii="標楷體" w:eastAsia="標楷體" w:hAnsi="標楷體"/>
           <w:sz w:val="28"/>
           <w:szCs w:val="28"/>
         </w:rPr>
       </w:pPr>
-      <w:r>
-        <w:rPr>
-          <w:rFonts w:ascii="標楷體" w:eastAsia="標楷體" w:hAnsi="標楷體" w:hint="eastAsia"/>
-          <w:sz w:val="28"/>
-          <w:szCs w:val="28"/>
-        </w:rPr>
-        <w:t>淒迷</w:t>
-      </w:r>
-    </w:p>
-    <w:p>
-      <w:pPr>
-        <w:pStyle w:val="a6"/>
-        <w:numPr>
-          <w:ilvl w:val="0"/>
-          <w:numId w:val="26"/>
-        </w:numPr>
-        <w:spacing w:line="480" w:lineRule="exact"/>
-        <w:ind w:leftChars="0"/>
-        <w:rPr>
-          <w:rFonts w:ascii="標楷體" w:eastAsia="標楷體" w:hAnsi="標楷體" w:hint="eastAsia"/>
-          <w:sz w:val="28"/>
-          <w:szCs w:val="28"/>
-        </w:rPr>
-      </w:pPr>
-      <w:r>
-        <w:rPr>
-          <w:rFonts w:ascii="標楷體" w:eastAsia="標楷體" w:hAnsi="標楷體" w:hint="eastAsia"/>
-          <w:sz w:val="28"/>
-          <w:szCs w:val="28"/>
-        </w:rPr>
-        <w:t>景物淒涼迷濛。【例】寒冷的夜，細細的雨絲，使街道顯得更加淒迷。</w:t>
-      </w:r>
-    </w:p>
-    <w:p>
-      <w:pPr>
-        <w:pStyle w:val="a6"/>
-        <w:numPr>
-          <w:ilvl w:val="0"/>
-          <w:numId w:val="26"/>
-        </w:numPr>
-        <w:spacing w:line="480" w:lineRule="exact"/>
-        <w:ind w:leftChars="0"/>
-        <w:rPr>
-          <w:rFonts w:ascii="標楷體" w:eastAsia="標楷體" w:hAnsi="標楷體"/>
-          <w:sz w:val="28"/>
-          <w:szCs w:val="28"/>
-        </w:rPr>
-      </w:pPr>
-      <w:r>
-        <w:rPr>
-          <w:rFonts w:ascii="標楷體" w:eastAsia="標楷體" w:hAnsi="標楷體" w:hint="eastAsia"/>
-          <w:sz w:val="28"/>
-          <w:szCs w:val="28"/>
-        </w:rPr>
-        <w:t>心情悲悽迷惘。【例】獨自回味著過往的悲歡離合，心情不禁有些淒迷。</w:t>
+      <w:proofErr w:type="gramStart"/>
+      <w:r>
+        <w:rPr>
+          <w:rFonts w:ascii="標楷體" w:eastAsia="標楷體" w:hAnsi="標楷體" w:hint="eastAsia"/>
+          <w:sz w:val="28"/>
+          <w:szCs w:val="28"/>
+        </w:rPr>
+        <w:t>直抒胸臆</w:t>
+      </w:r>
+      <w:proofErr w:type="gramEnd"/>
+      <w:r>
+        <w:rPr>
+          <w:rFonts w:ascii="標楷體" w:eastAsia="標楷體" w:hAnsi="標楷體" w:hint="eastAsia"/>
+          <w:sz w:val="28"/>
+          <w:szCs w:val="28"/>
+        </w:rPr>
+        <w:t>：</w:t>
+      </w:r>
+      <w:r>
+        <w:rPr>
+          <w:rFonts w:ascii="標楷體" w:eastAsia="標楷體" w:hAnsi="標楷體" w:hint="eastAsia"/>
+          <w:sz w:val="28"/>
+          <w:szCs w:val="28"/>
+        </w:rPr>
+        <w:t>直接抒發心中的思想與情感，不加隱晦。指詞人在下片不再透過景物曲折傳達，而是直接說出「不似少年時」的深</w:t>
+      </w:r>
+      <w:proofErr w:type="gramStart"/>
+      <w:r>
+        <w:rPr>
+          <w:rFonts w:ascii="標楷體" w:eastAsia="標楷體" w:hAnsi="標楷體" w:hint="eastAsia"/>
+          <w:sz w:val="28"/>
+          <w:szCs w:val="28"/>
+        </w:rPr>
+        <w:t>沉</w:t>
+      </w:r>
+      <w:proofErr w:type="gramEnd"/>
+      <w:r>
+        <w:rPr>
+          <w:rFonts w:ascii="標楷體" w:eastAsia="標楷體" w:hAnsi="標楷體" w:hint="eastAsia"/>
+          <w:sz w:val="28"/>
+          <w:szCs w:val="28"/>
+        </w:rPr>
+        <w:t>感嘆。</w:t>
       </w:r>
     </w:p>
     <w:p>
@@ -2229,112 +2092,64 @@
           <w:ilvl w:val="0"/>
           <w:numId w:val="5"/>
         </w:numPr>
-        <w:spacing w:line="480" w:lineRule="exact"/>
-        <w:ind w:leftChars="0"/>
-        <w:rPr>
-          <w:rFonts w:ascii="標楷體" w:eastAsia="標楷體" w:hAnsi="標楷體" w:hint="eastAsia"/>
-          <w:sz w:val="28"/>
-          <w:szCs w:val="28"/>
-        </w:rPr>
-      </w:pPr>
-      <w:r>
-        <w:rPr>
-          <w:rFonts w:ascii="標楷體" w:eastAsia="標楷體" w:hAnsi="標楷體" w:hint="eastAsia"/>
-          <w:sz w:val="28"/>
-          <w:szCs w:val="28"/>
-        </w:rPr>
-        <w:t>淋漓</w:t>
-      </w:r>
-      <w:r>
-        <w:rPr>
-          <w:rFonts w:ascii="標楷體" w:eastAsia="標楷體" w:hAnsi="標楷體" w:hint="eastAsia"/>
-          <w:sz w:val="28"/>
-          <w:szCs w:val="28"/>
-        </w:rPr>
-        <w:t>(</w:t>
+        <w:spacing w:line="440" w:lineRule="exact"/>
+        <w:ind w:leftChars="0" w:left="284" w:hanging="284"/>
+        <w:jc w:val="both"/>
+        <w:rPr>
+          <w:rFonts w:ascii="標楷體" w:eastAsia="標楷體" w:hAnsi="標楷體"/>
+          <w:sz w:val="28"/>
+          <w:szCs w:val="28"/>
+        </w:rPr>
+      </w:pPr>
+      <w:r>
+        <w:rPr>
+          <w:rFonts w:ascii="標楷體" w:eastAsia="標楷體" w:hAnsi="標楷體" w:hint="eastAsia"/>
+          <w:sz w:val="28"/>
+          <w:szCs w:val="28"/>
+        </w:rPr>
+        <w:t>放蕩不羈</w:t>
+      </w:r>
+      <w:r>
+        <w:rPr>
+          <w:rFonts w:ascii="標楷體" w:eastAsia="標楷體" w:hAnsi="標楷體" w:hint="eastAsia"/>
+          <w:sz w:val="28"/>
+          <w:szCs w:val="28"/>
+        </w:rPr>
+        <w:t>：</w:t>
+      </w:r>
+      <w:r>
+        <w:rPr>
+          <w:rFonts w:ascii="標楷體" w:eastAsia="標楷體" w:hAnsi="標楷體" w:hint="eastAsia"/>
+          <w:sz w:val="28"/>
+          <w:szCs w:val="28"/>
+        </w:rPr>
+        <w:t>行動自由隨性，不受任何世俗禮法或規矩的束縛。</w:t>
+      </w:r>
+      <w:r>
+        <w:rPr>
+          <w:rFonts w:ascii="標楷體" w:eastAsia="標楷體" w:hAnsi="標楷體" w:hint="eastAsia"/>
+          <w:sz w:val="28"/>
+          <w:szCs w:val="28"/>
+        </w:rPr>
+        <w:t>回憶年輕時在京城流連</w:t>
       </w:r>
       <w:proofErr w:type="gramStart"/>
       <w:r>
         <w:rPr>
           <w:rFonts w:ascii="標楷體" w:eastAsia="標楷體" w:hAnsi="標楷體" w:hint="eastAsia"/>
-          <w:color w:val="FF0000"/>
-          <w:sz w:val="16"/>
-          <w:szCs w:val="16"/>
-        </w:rPr>
-        <w:t>ㄌㄧㄣˊ</w:t>
+          <w:sz w:val="28"/>
+          <w:szCs w:val="28"/>
+        </w:rPr>
+        <w:t>歌樓酒</w:t>
       </w:r>
       <w:proofErr w:type="gramEnd"/>
       <w:r>
         <w:rPr>
           <w:rFonts w:ascii="標楷體" w:eastAsia="標楷體" w:hAnsi="標楷體" w:hint="eastAsia"/>
-          <w:color w:val="FF0000"/>
-          <w:sz w:val="16"/>
-          <w:szCs w:val="16"/>
-        </w:rPr>
-        <w:t xml:space="preserve"> </w:t>
-      </w:r>
-      <w:proofErr w:type="gramStart"/>
-      <w:r>
-        <w:rPr>
-          <w:rFonts w:ascii="標楷體" w:eastAsia="標楷體" w:hAnsi="標楷體" w:hint="eastAsia"/>
-          <w:color w:val="FF0000"/>
-          <w:sz w:val="16"/>
-          <w:szCs w:val="16"/>
-        </w:rPr>
-        <w:t>ㄌㄧˊ</w:t>
-      </w:r>
-      <w:proofErr w:type="gramEnd"/>
-      <w:r>
-        <w:rPr>
-          <w:rFonts w:ascii="標楷體" w:eastAsia="標楷體" w:hAnsi="標楷體" w:hint="eastAsia"/>
-          <w:sz w:val="28"/>
-          <w:szCs w:val="28"/>
-        </w:rPr>
-        <w:t>)</w:t>
-      </w:r>
-      <w:r>
-        <w:rPr>
-          <w:rFonts w:ascii="標楷體" w:eastAsia="標楷體" w:hAnsi="標楷體" w:hint="eastAsia"/>
-          <w:sz w:val="28"/>
-          <w:szCs w:val="28"/>
-        </w:rPr>
-        <w:t>盡致</w:t>
-      </w:r>
-      <w:r>
-        <w:rPr>
-          <w:rFonts w:ascii="標楷體" w:eastAsia="標楷體" w:hAnsi="標楷體" w:hint="eastAsia"/>
-          <w:sz w:val="28"/>
-          <w:szCs w:val="28"/>
-        </w:rPr>
-        <w:t>：</w:t>
-      </w:r>
-      <w:r>
-        <w:rPr>
-          <w:rFonts w:ascii="標楷體" w:eastAsia="標楷體" w:hAnsi="標楷體" w:hint="eastAsia"/>
-          <w:sz w:val="28"/>
-          <w:szCs w:val="28"/>
-        </w:rPr>
-        <w:t>形容文章或言語表達得暢達詳盡。</w:t>
-      </w:r>
-    </w:p>
-    <w:p>
-      <w:pPr>
-        <w:pStyle w:val="a6"/>
-        <w:spacing w:line="480" w:lineRule="exact"/>
-        <w:ind w:leftChars="0"/>
-        <w:rPr>
-          <w:rFonts w:ascii="標楷體" w:eastAsia="標楷體" w:hAnsi="標楷體"/>
-          <w:sz w:val="28"/>
-          <w:szCs w:val="28"/>
-        </w:rPr>
-      </w:pPr>
-      <w:r>
-        <w:rPr>
-          <w:rFonts w:ascii="標楷體" w:eastAsia="標楷體" w:hAnsi="標楷體" w:hint="eastAsia"/>
-          <w:sz w:val="28"/>
-          <w:szCs w:val="28"/>
-        </w:rPr>
-        <w:t>【例】這本小說將人性刻劃得淋漓盡致。</w:t>
+          <w:sz w:val="28"/>
+          <w:szCs w:val="28"/>
+        </w:rPr>
+        <w:t>肆、不拘小節的灑脫生活。</w:t>
       </w:r>
     </w:p>
     <w:p>
@@ -2344,44 +2159,9 @@
           <w:ilvl w:val="0"/>
           <w:numId w:val="5"/>
         </w:numPr>
-        <w:spacing w:line="480" w:lineRule="exact"/>
-        <w:ind w:leftChars="0"/>
-        <w:rPr>
-          <w:rFonts w:ascii="標楷體" w:eastAsia="標楷體" w:hAnsi="標楷體" w:hint="eastAsia"/>
-          <w:sz w:val="28"/>
-          <w:szCs w:val="28"/>
-        </w:rPr>
-      </w:pPr>
-      <w:r>
-        <w:rPr>
-          <w:rFonts w:ascii="標楷體" w:eastAsia="標楷體" w:hAnsi="標楷體" w:hint="eastAsia"/>
-          <w:sz w:val="28"/>
-          <w:szCs w:val="28"/>
-        </w:rPr>
-        <w:t>意氣風發</w:t>
-      </w:r>
-      <w:r>
-        <w:rPr>
-          <w:rFonts w:ascii="標楷體" w:eastAsia="標楷體" w:hAnsi="標楷體" w:hint="eastAsia"/>
-          <w:sz w:val="28"/>
-          <w:szCs w:val="28"/>
-        </w:rPr>
-        <w:t>：</w:t>
-      </w:r>
-      <w:r>
-        <w:rPr>
-          <w:rFonts w:ascii="標楷體" w:eastAsia="標楷體" w:hAnsi="標楷體" w:hint="eastAsia"/>
-          <w:sz w:val="28"/>
-          <w:szCs w:val="28"/>
-        </w:rPr>
-        <w:t>形容精神振奮，志氣昂揚的樣子。</w:t>
-      </w:r>
-    </w:p>
-    <w:p>
-      <w:pPr>
-        <w:pStyle w:val="a6"/>
-        <w:spacing w:line="480" w:lineRule="exact"/>
-        <w:ind w:leftChars="0"/>
+        <w:spacing w:line="440" w:lineRule="exact"/>
+        <w:ind w:leftChars="0" w:left="284" w:hanging="284"/>
+        <w:jc w:val="both"/>
         <w:rPr>
           <w:rFonts w:ascii="標楷體" w:eastAsia="標楷體" w:hAnsi="標楷體"/>
           <w:sz w:val="28"/>
@@ -2394,7 +2174,34 @@
           <w:sz w:val="28"/>
           <w:szCs w:val="28"/>
         </w:rPr>
-        <w:t>【例】當年意氣風發的青年，已被歲月洗禮成內斂圓融的長者了。</w:t>
+        <w:t>落魄（</w:t>
+      </w:r>
+      <w:proofErr w:type="gramStart"/>
+      <w:r>
+        <w:rPr>
+          <w:rFonts w:ascii="標楷體" w:eastAsia="標楷體" w:hAnsi="標楷體" w:hint="eastAsia"/>
+          <w:color w:val="FF0000"/>
+          <w:sz w:val="16"/>
+          <w:szCs w:val="16"/>
+        </w:rPr>
+        <w:t>ㄊㄨㄛˋ</w:t>
+      </w:r>
+      <w:proofErr w:type="gramEnd"/>
+      <w:r>
+        <w:rPr>
+          <w:rFonts w:ascii="標楷體" w:eastAsia="標楷體" w:hAnsi="標楷體" w:hint="eastAsia"/>
+          <w:sz w:val="28"/>
+          <w:szCs w:val="28"/>
+        </w:rPr>
+        <w:t>）：</w:t>
+      </w:r>
+      <w:r>
+        <w:rPr>
+          <w:rFonts w:ascii="標楷體" w:eastAsia="標楷體" w:hAnsi="標楷體" w:hint="eastAsia"/>
+          <w:sz w:val="28"/>
+          <w:szCs w:val="28"/>
+        </w:rPr>
+        <w:t>不得志、生活貧困潦倒或境遇淒涼。對比少年時的意氣風發，指晚年功名無成、生活困頓的落寞狀態。</w:t>
       </w:r>
     </w:p>
     <w:p>
@@ -2404,8 +2211,9 @@
           <w:ilvl w:val="0"/>
           <w:numId w:val="5"/>
         </w:numPr>
-        <w:spacing w:line="480" w:lineRule="exact"/>
-        <w:ind w:leftChars="0"/>
+        <w:spacing w:line="440" w:lineRule="exact"/>
+        <w:ind w:leftChars="0" w:left="284" w:hanging="284"/>
+        <w:jc w:val="both"/>
         <w:rPr>
           <w:rFonts w:ascii="標楷體" w:eastAsia="標楷體" w:hAnsi="標楷體"/>
           <w:sz w:val="28"/>
@@ -2418,15 +2226,59 @@
           <w:sz w:val="28"/>
           <w:szCs w:val="28"/>
         </w:rPr>
-        <w:t>清麗：</w:t>
-      </w:r>
-      <w:r>
-        <w:rPr>
-          <w:rFonts w:ascii="標楷體" w:eastAsia="標楷體" w:hAnsi="標楷體" w:hint="eastAsia"/>
-          <w:sz w:val="28"/>
-          <w:szCs w:val="28"/>
-        </w:rPr>
-        <w:t>清新優美。</w:t>
+        <w:t>清麗而蒼涼</w:t>
+      </w:r>
+      <w:r>
+        <w:rPr>
+          <w:rFonts w:ascii="標楷體" w:eastAsia="標楷體" w:hAnsi="標楷體" w:hint="eastAsia"/>
+          <w:sz w:val="28"/>
+          <w:szCs w:val="28"/>
+        </w:rPr>
+        <w:t>：</w:t>
+      </w:r>
+      <w:r>
+        <w:rPr>
+          <w:rFonts w:ascii="標楷體" w:eastAsia="標楷體" w:hAnsi="標楷體" w:hint="eastAsia"/>
+          <w:sz w:val="28"/>
+          <w:szCs w:val="28"/>
+        </w:rPr>
+        <w:t>清新美麗（清麗）中帶有淒涼</w:t>
+      </w:r>
+      <w:proofErr w:type="gramStart"/>
+      <w:r>
+        <w:rPr>
+          <w:rFonts w:ascii="標楷體" w:eastAsia="標楷體" w:hAnsi="標楷體" w:hint="eastAsia"/>
+          <w:sz w:val="28"/>
+          <w:szCs w:val="28"/>
+        </w:rPr>
+        <w:t>冷落（</w:t>
+      </w:r>
+      <w:proofErr w:type="gramEnd"/>
+      <w:r>
+        <w:rPr>
+          <w:rFonts w:ascii="標楷體" w:eastAsia="標楷體" w:hAnsi="標楷體" w:hint="eastAsia"/>
+          <w:sz w:val="28"/>
+          <w:szCs w:val="28"/>
+        </w:rPr>
+        <w:t>蒼涼）的氣氛。</w:t>
+      </w:r>
+      <w:proofErr w:type="gramStart"/>
+      <w:r>
+        <w:rPr>
+          <w:rFonts w:ascii="標楷體" w:eastAsia="標楷體" w:hAnsi="標楷體" w:hint="eastAsia"/>
+          <w:sz w:val="28"/>
+          <w:szCs w:val="28"/>
+        </w:rPr>
+        <w:t>總結本詞的</w:t>
+      </w:r>
+      <w:proofErr w:type="gramEnd"/>
+      <w:r>
+        <w:rPr>
+          <w:rFonts w:ascii="標楷體" w:eastAsia="標楷體" w:hAnsi="標楷體" w:hint="eastAsia"/>
+          <w:sz w:val="28"/>
+          <w:szCs w:val="28"/>
+        </w:rPr>
+        <w:t>文學風格，既有音律自然、語言優美的「清麗」，又蘊含秋景寂寥、年華老去的「蒼涼」。</w:t>
       </w:r>
     </w:p>
     <w:p>
@@ -2436,8 +2288,9 @@
           <w:ilvl w:val="0"/>
           <w:numId w:val="5"/>
         </w:numPr>
-        <w:spacing w:line="480" w:lineRule="exact"/>
-        <w:ind w:leftChars="0"/>
+        <w:spacing w:line="440" w:lineRule="exact"/>
+        <w:ind w:leftChars="0" w:left="284" w:hanging="426"/>
+        <w:jc w:val="both"/>
         <w:rPr>
           <w:rFonts w:ascii="標楷體" w:eastAsia="標楷體" w:hAnsi="標楷體"/>
           <w:sz w:val="28"/>
@@ -2450,7 +2303,7 @@
           <w:sz w:val="28"/>
           <w:szCs w:val="28"/>
         </w:rPr>
-        <w:t>暮年</w:t>
+        <w:t>閨閣格局</w:t>
       </w:r>
       <w:r>
         <w:rPr>
@@ -2466,11 +2319,323 @@
           <w:sz w:val="28"/>
           <w:szCs w:val="28"/>
         </w:rPr>
-        <w:t>老年。【例】人至暮年，難免把人生看得比較開。</w:t>
+        <w:t>女子居住的房間（閨閣）所代表的狹小題材與風格。</w:t>
+      </w:r>
+      <w:proofErr w:type="gramStart"/>
+      <w:r>
+        <w:rPr>
+          <w:rFonts w:ascii="標楷體" w:eastAsia="標楷體" w:hAnsi="標楷體" w:hint="eastAsia"/>
+          <w:sz w:val="28"/>
+          <w:szCs w:val="28"/>
+        </w:rPr>
+        <w:t>早期詞作</w:t>
+      </w:r>
+      <w:proofErr w:type="gramEnd"/>
+      <w:r>
+        <w:rPr>
+          <w:rFonts w:ascii="標楷體" w:eastAsia="標楷體" w:hAnsi="標楷體" w:hint="eastAsia"/>
+          <w:sz w:val="28"/>
+          <w:szCs w:val="28"/>
+        </w:rPr>
+        <w:t>多描寫男女情愛與閨怨；此處</w:t>
+      </w:r>
+      <w:proofErr w:type="gramStart"/>
+      <w:r>
+        <w:rPr>
+          <w:rFonts w:ascii="標楷體" w:eastAsia="標楷體" w:hAnsi="標楷體" w:hint="eastAsia"/>
+          <w:sz w:val="28"/>
+          <w:szCs w:val="28"/>
+        </w:rPr>
+        <w:t>指</w:t>
+      </w:r>
+      <w:r>
+        <w:rPr>
+          <w:rFonts w:ascii="標楷體" w:eastAsia="標楷體" w:hAnsi="標楷體" w:hint="eastAsia"/>
+          <w:sz w:val="28"/>
+          <w:szCs w:val="28"/>
+          <w:u w:val="single"/>
+        </w:rPr>
+        <w:t>柳永</w:t>
+      </w:r>
+      <w:proofErr w:type="gramEnd"/>
+      <w:r>
+        <w:rPr>
+          <w:rFonts w:ascii="標楷體" w:eastAsia="標楷體" w:hAnsi="標楷體" w:hint="eastAsia"/>
+          <w:sz w:val="28"/>
+          <w:szCs w:val="28"/>
+        </w:rPr>
+        <w:t>打破了這種狹隘的題材限制，</w:t>
+      </w:r>
+      <w:proofErr w:type="gramStart"/>
+      <w:r>
+        <w:rPr>
+          <w:rFonts w:ascii="標楷體" w:eastAsia="標楷體" w:hAnsi="標楷體" w:hint="eastAsia"/>
+          <w:sz w:val="28"/>
+          <w:szCs w:val="28"/>
+        </w:rPr>
+        <w:t>將詞的</w:t>
+      </w:r>
+      <w:proofErr w:type="gramEnd"/>
+      <w:r>
+        <w:rPr>
+          <w:rFonts w:ascii="標楷體" w:eastAsia="標楷體" w:hAnsi="標楷體" w:hint="eastAsia"/>
+          <w:sz w:val="28"/>
+          <w:szCs w:val="28"/>
+        </w:rPr>
+        <w:t>境界擴展到廣袤的自然與人生感受。</w:t>
+      </w:r>
+    </w:p>
+    <w:p>
+      <w:pPr>
+        <w:pStyle w:val="a6"/>
+        <w:numPr>
+          <w:ilvl w:val="0"/>
+          <w:numId w:val="5"/>
+        </w:numPr>
+        <w:spacing w:line="440" w:lineRule="exact"/>
+        <w:ind w:leftChars="0" w:left="284" w:hanging="426"/>
+        <w:jc w:val="both"/>
+        <w:rPr>
+          <w:rFonts w:ascii="標楷體" w:eastAsia="標楷體" w:hAnsi="標楷體"/>
+          <w:sz w:val="28"/>
+          <w:szCs w:val="28"/>
+        </w:rPr>
+      </w:pPr>
+      <w:r>
+        <w:rPr>
+          <w:rFonts w:ascii="標楷體" w:eastAsia="標楷體" w:hAnsi="標楷體" w:hint="eastAsia"/>
+          <w:sz w:val="28"/>
+          <w:szCs w:val="28"/>
+        </w:rPr>
+        <w:t>廣袤</w:t>
+      </w:r>
+      <w:r>
+        <w:rPr>
+          <w:rFonts w:ascii="標楷體" w:eastAsia="標楷體" w:hAnsi="標楷體" w:hint="eastAsia"/>
+          <w:sz w:val="28"/>
+          <w:szCs w:val="28"/>
+        </w:rPr>
+        <w:t>（</w:t>
+      </w:r>
+      <w:proofErr w:type="gramStart"/>
+      <w:r>
+        <w:rPr>
+          <w:rFonts w:ascii="標楷體" w:eastAsia="標楷體" w:hAnsi="標楷體" w:hint="eastAsia"/>
+          <w:color w:val="FF0000"/>
+          <w:sz w:val="16"/>
+          <w:szCs w:val="16"/>
+        </w:rPr>
+        <w:t>ㄇㄠˊ</w:t>
+      </w:r>
+      <w:proofErr w:type="gramEnd"/>
+      <w:r>
+        <w:rPr>
+          <w:rFonts w:ascii="標楷體" w:eastAsia="標楷體" w:hAnsi="標楷體" w:hint="eastAsia"/>
+          <w:sz w:val="28"/>
+          <w:szCs w:val="28"/>
+        </w:rPr>
+        <w:t>）</w:t>
+      </w:r>
+      <w:r>
+        <w:rPr>
+          <w:rFonts w:ascii="標楷體" w:eastAsia="標楷體" w:hAnsi="標楷體" w:hint="eastAsia"/>
+          <w:sz w:val="28"/>
+          <w:szCs w:val="28"/>
+        </w:rPr>
+        <w:t>：</w:t>
+      </w:r>
+      <w:r>
+        <w:rPr>
+          <w:rFonts w:ascii="標楷體" w:eastAsia="標楷體" w:hAnsi="標楷體" w:hint="eastAsia"/>
+          <w:sz w:val="28"/>
+          <w:szCs w:val="28"/>
+        </w:rPr>
+        <w:t>東西的寬度為廣，南北的長度為</w:t>
+      </w:r>
+      <w:proofErr w:type="gramStart"/>
+      <w:r>
+        <w:rPr>
+          <w:rFonts w:ascii="標楷體" w:eastAsia="標楷體" w:hAnsi="標楷體" w:hint="eastAsia"/>
+          <w:sz w:val="28"/>
+          <w:szCs w:val="28"/>
+        </w:rPr>
+        <w:t>袤</w:t>
+      </w:r>
+      <w:proofErr w:type="gramEnd"/>
+      <w:r>
+        <w:rPr>
+          <w:rFonts w:ascii="標楷體" w:eastAsia="標楷體" w:hAnsi="標楷體" w:hint="eastAsia"/>
+          <w:sz w:val="28"/>
+          <w:szCs w:val="28"/>
+        </w:rPr>
+        <w:t>；形容土地廣廣大</w:t>
+      </w:r>
+      <w:r>
+        <w:rPr>
+          <w:rFonts w:ascii="標楷體" w:eastAsia="標楷體" w:hAnsi="標楷體" w:hint="eastAsia"/>
+          <w:sz w:val="28"/>
+          <w:szCs w:val="28"/>
+        </w:rPr>
+        <w:t>遼闊。</w:t>
+      </w:r>
+    </w:p>
+    <w:p>
+      <w:pPr>
+        <w:pStyle w:val="a6"/>
+        <w:numPr>
+          <w:ilvl w:val="0"/>
+          <w:numId w:val="5"/>
+        </w:numPr>
+        <w:spacing w:line="440" w:lineRule="exact"/>
+        <w:ind w:leftChars="0" w:left="284" w:hanging="426"/>
+        <w:jc w:val="both"/>
+        <w:rPr>
+          <w:rFonts w:ascii="標楷體" w:eastAsia="標楷體" w:hAnsi="標楷體"/>
+          <w:sz w:val="28"/>
+          <w:szCs w:val="28"/>
+        </w:rPr>
+      </w:pPr>
+      <w:r>
+        <w:rPr>
+          <w:rFonts w:ascii="標楷體" w:eastAsia="標楷體" w:hAnsi="標楷體" w:hint="eastAsia"/>
+          <w:sz w:val="28"/>
+          <w:szCs w:val="28"/>
+        </w:rPr>
+        <w:t>沉鬱頓挫</w:t>
+      </w:r>
+      <w:r>
+        <w:rPr>
+          <w:rFonts w:ascii="標楷體" w:eastAsia="標楷體" w:hAnsi="標楷體" w:hint="eastAsia"/>
+          <w:sz w:val="28"/>
+          <w:szCs w:val="28"/>
+        </w:rPr>
+        <w:t>：</w:t>
+      </w:r>
+      <w:r>
+        <w:rPr>
+          <w:rFonts w:ascii="標楷體" w:eastAsia="標楷體" w:hAnsi="標楷體" w:hint="eastAsia"/>
+          <w:sz w:val="28"/>
+          <w:szCs w:val="28"/>
+        </w:rPr>
+        <w:t>情感深</w:t>
+      </w:r>
+      <w:proofErr w:type="gramStart"/>
+      <w:r>
+        <w:rPr>
+          <w:rFonts w:ascii="標楷體" w:eastAsia="標楷體" w:hAnsi="標楷體" w:hint="eastAsia"/>
+          <w:sz w:val="28"/>
+          <w:szCs w:val="28"/>
+        </w:rPr>
+        <w:t>沉</w:t>
+      </w:r>
+      <w:proofErr w:type="gramEnd"/>
+      <w:r>
+        <w:rPr>
+          <w:rFonts w:ascii="標楷體" w:eastAsia="標楷體" w:hAnsi="標楷體" w:hint="eastAsia"/>
+          <w:sz w:val="28"/>
+          <w:szCs w:val="28"/>
+        </w:rPr>
+        <w:t>抑鬱（沉鬱），文辭與音調起伏轉折、有停頓與節奏感（頓挫）。形容下片抒情時，內心的悲傷層層遞進、極具力量與滄桑感，情緒起伏跌宕。</w:t>
+      </w:r>
+    </w:p>
+    <w:p>
+      <w:pPr>
+        <w:pStyle w:val="a6"/>
+        <w:numPr>
+          <w:ilvl w:val="0"/>
+          <w:numId w:val="5"/>
+        </w:numPr>
+        <w:spacing w:line="440" w:lineRule="exact"/>
+        <w:ind w:leftChars="0" w:left="284" w:hanging="426"/>
+        <w:jc w:val="both"/>
+        <w:rPr>
+          <w:rFonts w:ascii="標楷體" w:eastAsia="標楷體" w:hAnsi="標楷體" w:hint="eastAsia"/>
+          <w:sz w:val="28"/>
+          <w:szCs w:val="28"/>
+        </w:rPr>
+      </w:pPr>
+      <w:r>
+        <w:rPr>
+          <w:rFonts w:ascii="標楷體" w:eastAsia="標楷體" w:hAnsi="標楷體" w:hint="eastAsia"/>
+          <w:sz w:val="28"/>
+          <w:szCs w:val="28"/>
+        </w:rPr>
+        <w:t>淋漓</w:t>
+      </w:r>
+      <w:r>
+        <w:rPr>
+          <w:rFonts w:ascii="標楷體" w:eastAsia="標楷體" w:hAnsi="標楷體" w:hint="eastAsia"/>
+          <w:sz w:val="28"/>
+          <w:szCs w:val="28"/>
+        </w:rPr>
+        <w:t>（</w:t>
+      </w:r>
+      <w:proofErr w:type="gramStart"/>
+      <w:r>
+        <w:rPr>
+          <w:rFonts w:ascii="標楷體" w:eastAsia="標楷體" w:hAnsi="標楷體" w:hint="eastAsia"/>
+          <w:color w:val="FF0000"/>
+          <w:sz w:val="16"/>
+          <w:szCs w:val="16"/>
+        </w:rPr>
+        <w:t>ㄌㄧㄣˊ</w:t>
+      </w:r>
+      <w:proofErr w:type="gramEnd"/>
+      <w:r>
+        <w:rPr>
+          <w:rFonts w:ascii="標楷體" w:eastAsia="標楷體" w:hAnsi="標楷體" w:hint="eastAsia"/>
+          <w:color w:val="FF0000"/>
+          <w:sz w:val="16"/>
+          <w:szCs w:val="16"/>
+        </w:rPr>
+        <w:t xml:space="preserve">　</w:t>
+      </w:r>
+      <w:proofErr w:type="gramStart"/>
+      <w:r>
+        <w:rPr>
+          <w:rFonts w:ascii="標楷體" w:eastAsia="標楷體" w:hAnsi="標楷體" w:hint="eastAsia"/>
+          <w:color w:val="FF0000"/>
+          <w:sz w:val="16"/>
+          <w:szCs w:val="16"/>
+        </w:rPr>
+        <w:t>ㄌㄧˊ</w:t>
+      </w:r>
+      <w:proofErr w:type="gramEnd"/>
+      <w:r>
+        <w:rPr>
+          <w:rFonts w:ascii="標楷體" w:eastAsia="標楷體" w:hAnsi="標楷體" w:hint="eastAsia"/>
+          <w:sz w:val="28"/>
+          <w:szCs w:val="28"/>
+        </w:rPr>
+        <w:t>）</w:t>
+      </w:r>
+      <w:r>
+        <w:rPr>
+          <w:rFonts w:ascii="標楷體" w:eastAsia="標楷體" w:hAnsi="標楷體" w:hint="eastAsia"/>
+          <w:sz w:val="28"/>
+          <w:szCs w:val="28"/>
+        </w:rPr>
+        <w:t>盡致</w:t>
+      </w:r>
+      <w:r>
+        <w:rPr>
+          <w:rFonts w:ascii="標楷體" w:eastAsia="標楷體" w:hAnsi="標楷體" w:hint="eastAsia"/>
+          <w:sz w:val="28"/>
+          <w:szCs w:val="28"/>
+        </w:rPr>
+        <w:t>：</w:t>
+      </w:r>
+      <w:r>
+        <w:rPr>
+          <w:rFonts w:ascii="標楷體" w:eastAsia="標楷體" w:hAnsi="標楷體" w:hint="eastAsia"/>
+          <w:sz w:val="28"/>
+          <w:szCs w:val="28"/>
+        </w:rPr>
+        <w:t>形容文章、說話或表演發揮得非常詳盡充份、暢快痛快。讚賞這首詞將漂泊者在秋天裡感受到的孤獨與滄桑，完美且徹底地表現出來。</w:t>
       </w:r>
     </w:p>
     <w:sectPr>
-      <w:footerReference w:type="default" r:id="rId7"/>
+      <w:type w:val="continuous"/>
       <w:pgSz w:w="11906" w:h="16838"/>
       <w:pgMar w:top="567" w:right="851" w:bottom="567" w:left="851" w:header="567" w:footer="0" w:gutter="0"/>
       <w:cols w:space="425"/>
@@ -2481,7 +2646,7 @@
 </file>
 
 <file path=word/endnotes.xml><?xml version="1.0" encoding="utf-8"?>
-<w:endnotes xmlns:wpc="http://schemas.microsoft.com/office/word/2010/wordprocessingCanvas" xmlns:cx="http://schemas.microsoft.com/office/drawing/2014/chartex" xmlns:cx1="http://schemas.microsoft.com/office/drawing/2015/9/8/chartex" xmlns:cx2="http://schemas.microsoft.com/office/drawing/2015/10/21/chartex" xmlns:cx3="http://schemas.microsoft.com/office/drawing/2016/5/9/chartex" xmlns:cx4="http://schemas.microsoft.com/office/drawing/2016/5/10/chartex" xmlns:cx5="http://schemas.microsoft.com/office/drawing/2016/5/11/chartex" xmlns:cx6="http://schemas.microsoft.com/office/drawing/2016/5/12/chartex" xmlns:cx7="http://schemas.microsoft.com/office/drawing/2016/5/13/chartex" xmlns:cx8="http://schemas.microsoft.com/office/drawing/2016/5/14/chartex" xmlns:mc="http://schemas.openxmlformats.org/markup-compatibility/2006" xmlns:aink="http://schemas.microsoft.com/office/drawing/2016/ink" xmlns:am3d="http://schemas.microsoft.com/office/drawing/2017/model3d" xmlns:o="urn:schemas-microsoft-com:office:office" xmlns:oel="http://schemas.microsoft.com/office/2019/extlst" xmlns:r="http://schemas.openxmlformats.org/officeDocument/2006/relationships" xmlns:m="http://schemas.openxmlformats.org/officeDocument/2006/math" xmlns:v="urn:schemas-microsoft-com:vml" xmlns:wp14="http://schemas.microsoft.com/office/word/2010/wordprocessingDrawing" xmlns:wp="http://schemas.openxmlformats.org/drawingml/2006/wordprocessingDrawing" xmlns:w10="urn:schemas-microsoft-com:office:word" xmlns:w="http://schemas.openxmlformats.org/wordprocessingml/2006/main" xmlns:w14="http://schemas.microsoft.com/office/word/2010/wordml" xmlns:w15="http://schemas.microsoft.com/office/word/2012/wordml" xmlns:w16cex="http://schemas.microsoft.com/office/word/2018/wordml/cex" xmlns:w16cid="http://schemas.microsoft.com/office/word/2016/wordml/cid" xmlns:w16="http://schemas.microsoft.com/office/word/2018/wordml" xmlns:w16du="http://schemas.microsoft.com/office/word/2023/wordml/word16du" xmlns:w16sdtdh="http://schemas.microsoft.com/office/word/2020/wordml/sdtdatahash" xmlns:w16se="http://schemas.microsoft.com/office/word/2015/wordml/symex" xmlns:wpg="http://schemas.microsoft.com/office/word/2010/wordprocessingGroup" xmlns:wpi="http://schemas.microsoft.com/office/word/2010/wordprocessingInk" xmlns:wne="http://schemas.microsoft.com/office/word/2006/wordml" xmlns:wps="http://schemas.microsoft.com/office/word/2010/wordprocessingShape" mc:Ignorable="w14 w15 w16se w16cid w16 w16cex w16sdtdh w16du wp14">
+<w:endnotes xmlns:wpc="http://schemas.microsoft.com/office/word/2010/wordprocessingCanvas" xmlns:cx="http://schemas.microsoft.com/office/drawing/2014/chartex" xmlns:cx1="http://schemas.microsoft.com/office/drawing/2015/9/8/chartex" xmlns:cx2="http://schemas.microsoft.com/office/drawing/2015/10/21/chartex" xmlns:cx3="http://schemas.microsoft.com/office/drawing/2016/5/9/chartex" xmlns:cx4="http://schemas.microsoft.com/office/drawing/2016/5/10/chartex" xmlns:cx5="http://schemas.microsoft.com/office/drawing/2016/5/11/chartex" xmlns:cx6="http://schemas.microsoft.com/office/drawing/2016/5/12/chartex" xmlns:cx7="http://schemas.microsoft.com/office/drawing/2016/5/13/chartex" xmlns:cx8="http://schemas.microsoft.com/office/drawing/2016/5/14/chartex" xmlns:mc="http://schemas.openxmlformats.org/markup-compatibility/2006" xmlns:aink="http://schemas.microsoft.com/office/drawing/2016/ink" xmlns:am3d="http://schemas.microsoft.com/office/drawing/2017/model3d" xmlns:o="urn:schemas-microsoft-com:office:office" xmlns:r="http://schemas.openxmlformats.org/officeDocument/2006/relationships" xmlns:m="http://schemas.openxmlformats.org/officeDocument/2006/math" xmlns:v="urn:schemas-microsoft-com:vml" xmlns:wp14="http://schemas.microsoft.com/office/word/2010/wordprocessingDrawing" xmlns:wp="http://schemas.openxmlformats.org/drawingml/2006/wordprocessingDrawing" xmlns:w10="urn:schemas-microsoft-com:office:word" xmlns:w="http://schemas.openxmlformats.org/wordprocessingml/2006/main" xmlns:w14="http://schemas.microsoft.com/office/word/2010/wordml" xmlns:w15="http://schemas.microsoft.com/office/word/2012/wordml" xmlns:w16cex="http://schemas.microsoft.com/office/word/2018/wordml/cex" xmlns:w16cid="http://schemas.microsoft.com/office/word/2016/wordml/cid" xmlns:w16="http://schemas.microsoft.com/office/word/2018/wordml" xmlns:w16sdtdh="http://schemas.microsoft.com/office/word/2020/wordml/sdtdatahash" xmlns:w16se="http://schemas.microsoft.com/office/word/2015/wordml/symex" xmlns:wpg="http://schemas.microsoft.com/office/word/2010/wordprocessingGroup" xmlns:wpi="http://schemas.microsoft.com/office/word/2010/wordprocessingInk" xmlns:wne="http://schemas.microsoft.com/office/word/2006/wordml" xmlns:wps="http://schemas.microsoft.com/office/word/2010/wordprocessingShape" mc:Ignorable="w14 w15 w16se w16cid w16 w16cex w16sdtdh wp14">
   <w:endnote w:type="separator" w:id="-1">
     <w:p>
       <w:r>
@@ -2500,7 +2665,7 @@
 </file>
 
 <file path=word/footer1.xml><?xml version="1.0" encoding="utf-8"?>
-<w:ftr xmlns:wpc="http://schemas.microsoft.com/office/word/2010/wordprocessingCanvas" xmlns:cx="http://schemas.microsoft.com/office/drawing/2014/chartex" xmlns:cx1="http://schemas.microsoft.com/office/drawing/2015/9/8/chartex" xmlns:cx2="http://schemas.microsoft.com/office/drawing/2015/10/21/chartex" xmlns:cx3="http://schemas.microsoft.com/office/drawing/2016/5/9/chartex" xmlns:cx4="http://schemas.microsoft.com/office/drawing/2016/5/10/chartex" xmlns:cx5="http://schemas.microsoft.com/office/drawing/2016/5/11/chartex" xmlns:cx6="http://schemas.microsoft.com/office/drawing/2016/5/12/chartex" xmlns:cx7="http://schemas.microsoft.com/office/drawing/2016/5/13/chartex" xmlns:cx8="http://schemas.microsoft.com/office/drawing/2016/5/14/chartex" xmlns:mc="http://schemas.openxmlformats.org/markup-compatibility/2006" xmlns:aink="http://schemas.microsoft.com/office/drawing/2016/ink" xmlns:am3d="http://schemas.microsoft.com/office/drawing/2017/model3d" xmlns:o="urn:schemas-microsoft-com:office:office" xmlns:oel="http://schemas.microsoft.com/office/2019/extlst" xmlns:r="http://schemas.openxmlformats.org/officeDocument/2006/relationships" xmlns:m="http://schemas.openxmlformats.org/officeDocument/2006/math" xmlns:v="urn:schemas-microsoft-com:vml" xmlns:wp14="http://schemas.microsoft.com/office/word/2010/wordprocessingDrawing" xmlns:wp="http://schemas.openxmlformats.org/drawingml/2006/wordprocessingDrawing" xmlns:w10="urn:schemas-microsoft-com:office:word" xmlns:w="http://schemas.openxmlformats.org/wordprocessingml/2006/main" xmlns:w14="http://schemas.microsoft.com/office/word/2010/wordml" xmlns:w15="http://schemas.microsoft.com/office/word/2012/wordml" xmlns:w16cex="http://schemas.microsoft.com/office/word/2018/wordml/cex" xmlns:w16cid="http://schemas.microsoft.com/office/word/2016/wordml/cid" xmlns:w16="http://schemas.microsoft.com/office/word/2018/wordml" xmlns:w16du="http://schemas.microsoft.com/office/word/2023/wordml/word16du" xmlns:w16sdtdh="http://schemas.microsoft.com/office/word/2020/wordml/sdtdatahash" xmlns:w16se="http://schemas.microsoft.com/office/word/2015/wordml/symex" xmlns:wpg="http://schemas.microsoft.com/office/word/2010/wordprocessingGroup" xmlns:wpi="http://schemas.microsoft.com/office/word/2010/wordprocessingInk" xmlns:wne="http://schemas.microsoft.com/office/word/2006/wordml" xmlns:wps="http://schemas.microsoft.com/office/word/2010/wordprocessingShape" mc:Ignorable="w14 w15 w16se w16cid w16 w16cex w16sdtdh w16du wp14">
+<w:ftr xmlns:wpc="http://schemas.microsoft.com/office/word/2010/wordprocessingCanvas" xmlns:cx="http://schemas.microsoft.com/office/drawing/2014/chartex" xmlns:cx1="http://schemas.microsoft.com/office/drawing/2015/9/8/chartex" xmlns:cx2="http://schemas.microsoft.com/office/drawing/2015/10/21/chartex" xmlns:cx3="http://schemas.microsoft.com/office/drawing/2016/5/9/chartex" xmlns:cx4="http://schemas.microsoft.com/office/drawing/2016/5/10/chartex" xmlns:cx5="http://schemas.microsoft.com/office/drawing/2016/5/11/chartex" xmlns:cx6="http://schemas.microsoft.com/office/drawing/2016/5/12/chartex" xmlns:cx7="http://schemas.microsoft.com/office/drawing/2016/5/13/chartex" xmlns:cx8="http://schemas.microsoft.com/office/drawing/2016/5/14/chartex" xmlns:mc="http://schemas.openxmlformats.org/markup-compatibility/2006" xmlns:aink="http://schemas.microsoft.com/office/drawing/2016/ink" xmlns:am3d="http://schemas.microsoft.com/office/drawing/2017/model3d" xmlns:o="urn:schemas-microsoft-com:office:office" xmlns:r="http://schemas.openxmlformats.org/officeDocument/2006/relationships" xmlns:m="http://schemas.openxmlformats.org/officeDocument/2006/math" xmlns:v="urn:schemas-microsoft-com:vml" xmlns:wp14="http://schemas.microsoft.com/office/word/2010/wordprocessingDrawing" xmlns:wp="http://schemas.openxmlformats.org/drawingml/2006/wordprocessingDrawing" xmlns:w10="urn:schemas-microsoft-com:office:word" xmlns:w="http://schemas.openxmlformats.org/wordprocessingml/2006/main" xmlns:w14="http://schemas.microsoft.com/office/word/2010/wordml" xmlns:w15="http://schemas.microsoft.com/office/word/2012/wordml" xmlns:w16cex="http://schemas.microsoft.com/office/word/2018/wordml/cex" xmlns:w16cid="http://schemas.microsoft.com/office/word/2016/wordml/cid" xmlns:w16="http://schemas.microsoft.com/office/word/2018/wordml" xmlns:w16sdtdh="http://schemas.microsoft.com/office/word/2020/wordml/sdtdatahash" xmlns:w16se="http://schemas.microsoft.com/office/word/2015/wordml/symex" xmlns:wpg="http://schemas.microsoft.com/office/word/2010/wordprocessingGroup" xmlns:wpi="http://schemas.microsoft.com/office/word/2010/wordprocessingInk" xmlns:wne="http://schemas.microsoft.com/office/word/2006/wordml" xmlns:wps="http://schemas.microsoft.com/office/word/2010/wordprocessingShape" mc:Ignorable="w14 w15 w16se w16cid w16 w16cex w16sdtdh wp14">
   <w:sdt>
     <w:sdtPr>
       <w:id w:val="-1230224358"/>
@@ -2509,6 +2674,7 @@
         <w:docPartUnique/>
       </w:docPartObj>
     </w:sdtPr>
+    <w:sdtEndPr/>
     <w:sdtContent>
       <w:p>
         <w:pPr>
@@ -2565,7 +2731,7 @@
 </file>
 
 <file path=word/footnotes.xml><?xml version="1.0" encoding="utf-8"?>
-<w:footnotes xmlns:wpc="http://schemas.microsoft.com/office/word/2010/wordprocessingCanvas" xmlns:cx="http://schemas.microsoft.com/office/drawing/2014/chartex" xmlns:cx1="http://schemas.microsoft.com/office/drawing/2015/9/8/chartex" xmlns:cx2="http://schemas.microsoft.com/office/drawing/2015/10/21/chartex" xmlns:cx3="http://schemas.microsoft.com/office/drawing/2016/5/9/chartex" xmlns:cx4="http://schemas.microsoft.com/office/drawing/2016/5/10/chartex" xmlns:cx5="http://schemas.microsoft.com/office/drawing/2016/5/11/chartex" xmlns:cx6="http://schemas.microsoft.com/office/drawing/2016/5/12/chartex" xmlns:cx7="http://schemas.microsoft.com/office/drawing/2016/5/13/chartex" xmlns:cx8="http://schemas.microsoft.com/office/drawing/2016/5/14/chartex" xmlns:mc="http://schemas.openxmlformats.org/markup-compatibility/2006" xmlns:aink="http://schemas.microsoft.com/office/drawing/2016/ink" xmlns:am3d="http://schemas.microsoft.com/office/drawing/2017/model3d" xmlns:o="urn:schemas-microsoft-com:office:office" xmlns:oel="http://schemas.microsoft.com/office/2019/extlst" xmlns:r="http://schemas.openxmlformats.org/officeDocument/2006/relationships" xmlns:m="http://schemas.openxmlformats.org/officeDocument/2006/math" xmlns:v="urn:schemas-microsoft-com:vml" xmlns:wp14="http://schemas.microsoft.com/office/word/2010/wordprocessingDrawing" xmlns:wp="http://schemas.openxmlformats.org/drawingml/2006/wordprocessingDrawing" xmlns:w10="urn:schemas-microsoft-com:office:word" xmlns:w="http://schemas.openxmlformats.org/wordprocessingml/2006/main" xmlns:w14="http://schemas.microsoft.com/office/word/2010/wordml" xmlns:w15="http://schemas.microsoft.com/office/word/2012/wordml" xmlns:w16cex="http://schemas.microsoft.com/office/word/2018/wordml/cex" xmlns:w16cid="http://schemas.microsoft.com/office/word/2016/wordml/cid" xmlns:w16="http://schemas.microsoft.com/office/word/2018/wordml" xmlns:w16du="http://schemas.microsoft.com/office/word/2023/wordml/word16du" xmlns:w16sdtdh="http://schemas.microsoft.com/office/word/2020/wordml/sdtdatahash" xmlns:w16se="http://schemas.microsoft.com/office/word/2015/wordml/symex" xmlns:wpg="http://schemas.microsoft.com/office/word/2010/wordprocessingGroup" xmlns:wpi="http://schemas.microsoft.com/office/word/2010/wordprocessingInk" xmlns:wne="http://schemas.microsoft.com/office/word/2006/wordml" xmlns:wps="http://schemas.microsoft.com/office/word/2010/wordprocessingShape" mc:Ignorable="w14 w15 w16se w16cid w16 w16cex w16sdtdh w16du wp14">
+<w:footnotes xmlns:wpc="http://schemas.microsoft.com/office/word/2010/wordprocessingCanvas" xmlns:cx="http://schemas.microsoft.com/office/drawing/2014/chartex" xmlns:cx1="http://schemas.microsoft.com/office/drawing/2015/9/8/chartex" xmlns:cx2="http://schemas.microsoft.com/office/drawing/2015/10/21/chartex" xmlns:cx3="http://schemas.microsoft.com/office/drawing/2016/5/9/chartex" xmlns:cx4="http://schemas.microsoft.com/office/drawing/2016/5/10/chartex" xmlns:cx5="http://schemas.microsoft.com/office/drawing/2016/5/11/chartex" xmlns:cx6="http://schemas.microsoft.com/office/drawing/2016/5/12/chartex" xmlns:cx7="http://schemas.microsoft.com/office/drawing/2016/5/13/chartex" xmlns:cx8="http://schemas.microsoft.com/office/drawing/2016/5/14/chartex" xmlns:mc="http://schemas.openxmlformats.org/markup-compatibility/2006" xmlns:aink="http://schemas.microsoft.com/office/drawing/2016/ink" xmlns:am3d="http://schemas.microsoft.com/office/drawing/2017/model3d" xmlns:o="urn:schemas-microsoft-com:office:office" xmlns:r="http://schemas.openxmlformats.org/officeDocument/2006/relationships" xmlns:m="http://schemas.openxmlformats.org/officeDocument/2006/math" xmlns:v="urn:schemas-microsoft-com:vml" xmlns:wp14="http://schemas.microsoft.com/office/word/2010/wordprocessingDrawing" xmlns:wp="http://schemas.openxmlformats.org/drawingml/2006/wordprocessingDrawing" xmlns:w10="urn:schemas-microsoft-com:office:word" xmlns:w="http://schemas.openxmlformats.org/wordprocessingml/2006/main" xmlns:w14="http://schemas.microsoft.com/office/word/2010/wordml" xmlns:w15="http://schemas.microsoft.com/office/word/2012/wordml" xmlns:w16cex="http://schemas.microsoft.com/office/word/2018/wordml/cex" xmlns:w16cid="http://schemas.microsoft.com/office/word/2016/wordml/cid" xmlns:w16="http://schemas.microsoft.com/office/word/2018/wordml" xmlns:w16sdtdh="http://schemas.microsoft.com/office/word/2020/wordml/sdtdatahash" xmlns:w16se="http://schemas.microsoft.com/office/word/2015/wordml/symex" xmlns:wpg="http://schemas.microsoft.com/office/word/2010/wordprocessingGroup" xmlns:wpi="http://schemas.microsoft.com/office/word/2010/wordprocessingInk" xmlns:wne="http://schemas.microsoft.com/office/word/2006/wordml" xmlns:wps="http://schemas.microsoft.com/office/word/2010/wordprocessingShape" mc:Ignorable="w14 w15 w16se w16cid w16 w16cex w16sdtdh wp14">
   <w:footnote w:type="separator" w:id="-1">
     <w:p>
       <w:r>
@@ -2584,7 +2750,7 @@
 </file>
 
 <file path=word/numbering.xml><?xml version="1.0" encoding="utf-8"?>
-<w:numbering xmlns:wpc="http://schemas.microsoft.com/office/word/2010/wordprocessingCanvas" xmlns:cx="http://schemas.microsoft.com/office/drawing/2014/chartex" xmlns:cx1="http://schemas.microsoft.com/office/drawing/2015/9/8/chartex" xmlns:cx2="http://schemas.microsoft.com/office/drawing/2015/10/21/chartex" xmlns:cx3="http://schemas.microsoft.com/office/drawing/2016/5/9/chartex" xmlns:cx4="http://schemas.microsoft.com/office/drawing/2016/5/10/chartex" xmlns:cx5="http://schemas.microsoft.com/office/drawing/2016/5/11/chartex" xmlns:cx6="http://schemas.microsoft.com/office/drawing/2016/5/12/chartex" xmlns:cx7="http://schemas.microsoft.com/office/drawing/2016/5/13/chartex" xmlns:cx8="http://schemas.microsoft.com/office/drawing/2016/5/14/chartex" xmlns:mc="http://schemas.openxmlformats.org/markup-compatibility/2006" xmlns:aink="http://schemas.microsoft.com/office/drawing/2016/ink" xmlns:am3d="http://schemas.microsoft.com/office/drawing/2017/model3d" xmlns:o="urn:schemas-microsoft-com:office:office" xmlns:oel="http://schemas.microsoft.com/office/2019/extlst" xmlns:r="http://schemas.openxmlformats.org/officeDocument/2006/relationships" xmlns:m="http://schemas.openxmlformats.org/officeDocument/2006/math" xmlns:v="urn:schemas-microsoft-com:vml" xmlns:wp14="http://schemas.microsoft.com/office/word/2010/wordprocessingDrawing" xmlns:wp="http://schemas.openxmlformats.org/drawingml/2006/wordprocessingDrawing" xmlns:w10="urn:schemas-microsoft-com:office:word" xmlns:w="http://schemas.openxmlformats.org/wordprocessingml/2006/main" xmlns:w14="http://schemas.microsoft.com/office/word/2010/wordml" xmlns:w15="http://schemas.microsoft.com/office/word/2012/wordml" xmlns:w16cex="http://schemas.microsoft.com/office/word/2018/wordml/cex" xmlns:w16cid="http://schemas.microsoft.com/office/word/2016/wordml/cid" xmlns:w16="http://schemas.microsoft.com/office/word/2018/wordml" xmlns:w16du="http://schemas.microsoft.com/office/word/2023/wordml/word16du" xmlns:w16sdtdh="http://schemas.microsoft.com/office/word/2020/wordml/sdtdatahash" xmlns:w16se="http://schemas.microsoft.com/office/word/2015/wordml/symex" xmlns:wpg="http://schemas.microsoft.com/office/word/2010/wordprocessingGroup" xmlns:wpi="http://schemas.microsoft.com/office/word/2010/wordprocessingInk" xmlns:wne="http://schemas.microsoft.com/office/word/2006/wordml" xmlns:wps="http://schemas.microsoft.com/office/word/2010/wordprocessingShape" mc:Ignorable="w14 w15 w16se w16cid w16 w16cex w16sdtdh w16du wp14">
+<w:numbering xmlns:wpc="http://schemas.microsoft.com/office/word/2010/wordprocessingCanvas" xmlns:cx="http://schemas.microsoft.com/office/drawing/2014/chartex" xmlns:cx1="http://schemas.microsoft.com/office/drawing/2015/9/8/chartex" xmlns:cx2="http://schemas.microsoft.com/office/drawing/2015/10/21/chartex" xmlns:cx3="http://schemas.microsoft.com/office/drawing/2016/5/9/chartex" xmlns:cx4="http://schemas.microsoft.com/office/drawing/2016/5/10/chartex" xmlns:cx5="http://schemas.microsoft.com/office/drawing/2016/5/11/chartex" xmlns:cx6="http://schemas.microsoft.com/office/drawing/2016/5/12/chartex" xmlns:cx7="http://schemas.microsoft.com/office/drawing/2016/5/13/chartex" xmlns:cx8="http://schemas.microsoft.com/office/drawing/2016/5/14/chartex" xmlns:mc="http://schemas.openxmlformats.org/markup-compatibility/2006" xmlns:aink="http://schemas.microsoft.com/office/drawing/2016/ink" xmlns:am3d="http://schemas.microsoft.com/office/drawing/2017/model3d" xmlns:o="urn:schemas-microsoft-com:office:office" xmlns:r="http://schemas.openxmlformats.org/officeDocument/2006/relationships" xmlns:m="http://schemas.openxmlformats.org/officeDocument/2006/math" xmlns:v="urn:schemas-microsoft-com:vml" xmlns:wp14="http://schemas.microsoft.com/office/word/2010/wordprocessingDrawing" xmlns:wp="http://schemas.openxmlformats.org/drawingml/2006/wordprocessingDrawing" xmlns:w10="urn:schemas-microsoft-com:office:word" xmlns:w="http://schemas.openxmlformats.org/wordprocessingml/2006/main" xmlns:w14="http://schemas.microsoft.com/office/word/2010/wordml" xmlns:w15="http://schemas.microsoft.com/office/word/2012/wordml" xmlns:w16cex="http://schemas.microsoft.com/office/word/2018/wordml/cex" xmlns:w16cid="http://schemas.microsoft.com/office/word/2016/wordml/cid" xmlns:w16="http://schemas.microsoft.com/office/word/2018/wordml" xmlns:w16sdtdh="http://schemas.microsoft.com/office/word/2020/wordml/sdtdatahash" xmlns:w16se="http://schemas.microsoft.com/office/word/2015/wordml/symex" xmlns:wpg="http://schemas.microsoft.com/office/word/2010/wordprocessingGroup" xmlns:wpi="http://schemas.microsoft.com/office/word/2010/wordprocessingInk" xmlns:wne="http://schemas.microsoft.com/office/word/2006/wordml" xmlns:wps="http://schemas.microsoft.com/office/word/2010/wordprocessingShape" mc:Ignorable="w14 w15 w16se w16cid w16 w16cex w16sdtdh wp14">
   <w:abstractNum w:abstractNumId="0" w15:restartNumberingAfterBreak="0">
     <w:nsid w:val="FFFFFF89"/>
     <w:multiLevelType w:val="singleLevel"/>
@@ -2806,6 +2972,119 @@
     </w:lvl>
   </w:abstractNum>
   <w:abstractNum w:abstractNumId="3" w15:restartNumberingAfterBreak="0">
+    <w:nsid w:val="0D702280"/>
+    <w:multiLevelType w:val="hybridMultilevel"/>
+    <w:tmpl w:val="7ADCD4D2"/>
+    <w:lvl w:ilvl="0" w:tplc="04090003">
+      <w:start w:val="1"/>
+      <w:numFmt w:val="bullet"/>
+      <w:lvlText w:val=""/>
+      <w:lvlJc w:val="left"/>
+      <w:pPr>
+        <w:ind w:left="764" w:hanging="480"/>
+      </w:pPr>
+      <w:rPr>
+        <w:rFonts w:ascii="Wingdings" w:hAnsi="Wingdings" w:hint="default"/>
+      </w:rPr>
+    </w:lvl>
+    <w:lvl w:ilvl="1" w:tplc="04090003" w:tentative="1">
+      <w:start w:val="1"/>
+      <w:numFmt w:val="bullet"/>
+      <w:lvlText w:val=""/>
+      <w:lvlJc w:val="left"/>
+      <w:pPr>
+        <w:ind w:left="1244" w:hanging="480"/>
+      </w:pPr>
+      <w:rPr>
+        <w:rFonts w:ascii="Wingdings" w:hAnsi="Wingdings" w:hint="default"/>
+      </w:rPr>
+    </w:lvl>
+    <w:lvl w:ilvl="2" w:tplc="04090005" w:tentative="1">
+      <w:start w:val="1"/>
+      <w:numFmt w:val="bullet"/>
+      <w:lvlText w:val=""/>
+      <w:lvlJc w:val="left"/>
+      <w:pPr>
+        <w:ind w:left="1724" w:hanging="480"/>
+      </w:pPr>
+      <w:rPr>
+        <w:rFonts w:ascii="Wingdings" w:hAnsi="Wingdings" w:hint="default"/>
+      </w:rPr>
+    </w:lvl>
+    <w:lvl w:ilvl="3" w:tplc="04090001" w:tentative="1">
+      <w:start w:val="1"/>
+      <w:numFmt w:val="bullet"/>
+      <w:lvlText w:val=""/>
+      <w:lvlJc w:val="left"/>
+      <w:pPr>
+        <w:ind w:left="2204" w:hanging="480"/>
+      </w:pPr>
+      <w:rPr>
+        <w:rFonts w:ascii="Wingdings" w:hAnsi="Wingdings" w:hint="default"/>
+      </w:rPr>
+    </w:lvl>
+    <w:lvl w:ilvl="4" w:tplc="04090003" w:tentative="1">
+      <w:start w:val="1"/>
+      <w:numFmt w:val="bullet"/>
+      <w:lvlText w:val=""/>
+      <w:lvlJc w:val="left"/>
+      <w:pPr>
+        <w:ind w:left="2684" w:hanging="480"/>
+      </w:pPr>
+      <w:rPr>
+        <w:rFonts w:ascii="Wingdings" w:hAnsi="Wingdings" w:hint="default"/>
+      </w:rPr>
+    </w:lvl>
+    <w:lvl w:ilvl="5" w:tplc="04090005" w:tentative="1">
+      <w:start w:val="1"/>
+      <w:numFmt w:val="bullet"/>
+      <w:lvlText w:val=""/>
+      <w:lvlJc w:val="left"/>
+      <w:pPr>
+        <w:ind w:left="3164" w:hanging="480"/>
+      </w:pPr>
+      <w:rPr>
+        <w:rFonts w:ascii="Wingdings" w:hAnsi="Wingdings" w:hint="default"/>
+      </w:rPr>
+    </w:lvl>
+    <w:lvl w:ilvl="6" w:tplc="04090001" w:tentative="1">
+      <w:start w:val="1"/>
+      <w:numFmt w:val="bullet"/>
+      <w:lvlText w:val=""/>
+      <w:lvlJc w:val="left"/>
+      <w:pPr>
+        <w:ind w:left="3644" w:hanging="480"/>
+      </w:pPr>
+      <w:rPr>
+        <w:rFonts w:ascii="Wingdings" w:hAnsi="Wingdings" w:hint="default"/>
+      </w:rPr>
+    </w:lvl>
+    <w:lvl w:ilvl="7" w:tplc="04090003" w:tentative="1">
+      <w:start w:val="1"/>
+      <w:numFmt w:val="bullet"/>
+      <w:lvlText w:val=""/>
+      <w:lvlJc w:val="left"/>
+      <w:pPr>
+        <w:ind w:left="4124" w:hanging="480"/>
+      </w:pPr>
+      <w:rPr>
+        <w:rFonts w:ascii="Wingdings" w:hAnsi="Wingdings" w:hint="default"/>
+      </w:rPr>
+    </w:lvl>
+    <w:lvl w:ilvl="8" w:tplc="04090005" w:tentative="1">
+      <w:start w:val="1"/>
+      <w:numFmt w:val="bullet"/>
+      <w:lvlText w:val=""/>
+      <w:lvlJc w:val="left"/>
+      <w:pPr>
+        <w:ind w:left="4604" w:hanging="480"/>
+      </w:pPr>
+      <w:rPr>
+        <w:rFonts w:ascii="Wingdings" w:hAnsi="Wingdings" w:hint="default"/>
+      </w:rPr>
+    </w:lvl>
+  </w:abstractNum>
+  <w:abstractNum w:abstractNumId="4" w15:restartNumberingAfterBreak="0">
     <w:nsid w:val="11105696"/>
     <w:multiLevelType w:val="hybridMultilevel"/>
     <w:tmpl w:val="F76204D8"/>
@@ -2891,7 +3170,7 @@
       </w:pPr>
     </w:lvl>
   </w:abstractNum>
-  <w:abstractNum w:abstractNumId="4" w15:restartNumberingAfterBreak="0">
+  <w:abstractNum w:abstractNumId="5" w15:restartNumberingAfterBreak="0">
     <w:nsid w:val="12DB1471"/>
     <w:multiLevelType w:val="hybridMultilevel"/>
     <w:tmpl w:val="9FF63468"/>
@@ -2980,7 +3259,7 @@
       </w:pPr>
     </w:lvl>
   </w:abstractNum>
-  <w:abstractNum w:abstractNumId="5" w15:restartNumberingAfterBreak="0">
+  <w:abstractNum w:abstractNumId="6" w15:restartNumberingAfterBreak="0">
     <w:nsid w:val="15CB4D32"/>
     <w:multiLevelType w:val="hybridMultilevel"/>
     <w:tmpl w:val="671E7132"/>
@@ -3093,7 +3372,7 @@
       </w:rPr>
     </w:lvl>
   </w:abstractNum>
-  <w:abstractNum w:abstractNumId="6" w15:restartNumberingAfterBreak="0">
+  <w:abstractNum w:abstractNumId="7" w15:restartNumberingAfterBreak="0">
     <w:nsid w:val="19866DDA"/>
     <w:multiLevelType w:val="hybridMultilevel"/>
     <w:tmpl w:val="36723536"/>
@@ -3206,7 +3485,7 @@
       </w:rPr>
     </w:lvl>
   </w:abstractNum>
-  <w:abstractNum w:abstractNumId="7" w15:restartNumberingAfterBreak="0">
+  <w:abstractNum w:abstractNumId="8" w15:restartNumberingAfterBreak="0">
     <w:nsid w:val="23EB1E4E"/>
     <w:multiLevelType w:val="hybridMultilevel"/>
     <w:tmpl w:val="BF5CB79A"/>
@@ -3319,7 +3598,7 @@
       </w:rPr>
     </w:lvl>
   </w:abstractNum>
-  <w:abstractNum w:abstractNumId="8" w15:restartNumberingAfterBreak="0">
+  <w:abstractNum w:abstractNumId="9" w15:restartNumberingAfterBreak="0">
     <w:nsid w:val="30073395"/>
     <w:multiLevelType w:val="hybridMultilevel"/>
     <w:tmpl w:val="1EBA4658"/>
@@ -3432,7 +3711,7 @@
       </w:rPr>
     </w:lvl>
   </w:abstractNum>
-  <w:abstractNum w:abstractNumId="9" w15:restartNumberingAfterBreak="0">
+  <w:abstractNum w:abstractNumId="10" w15:restartNumberingAfterBreak="0">
     <w:nsid w:val="326B6800"/>
     <w:multiLevelType w:val="hybridMultilevel"/>
     <w:tmpl w:val="3AE49896"/>
@@ -3545,7 +3824,7 @@
       </w:rPr>
     </w:lvl>
   </w:abstractNum>
-  <w:abstractNum w:abstractNumId="10" w15:restartNumberingAfterBreak="0">
+  <w:abstractNum w:abstractNumId="11" w15:restartNumberingAfterBreak="0">
     <w:nsid w:val="3411316F"/>
     <w:multiLevelType w:val="hybridMultilevel"/>
     <w:tmpl w:val="D7EE5F84"/>
@@ -3634,7 +3913,7 @@
       </w:pPr>
     </w:lvl>
   </w:abstractNum>
-  <w:abstractNum w:abstractNumId="11" w15:restartNumberingAfterBreak="0">
+  <w:abstractNum w:abstractNumId="12" w15:restartNumberingAfterBreak="0">
     <w:nsid w:val="34C94A65"/>
     <w:multiLevelType w:val="hybridMultilevel"/>
     <w:tmpl w:val="93FE0ACE"/>
@@ -3747,7 +4026,7 @@
       </w:rPr>
     </w:lvl>
   </w:abstractNum>
-  <w:abstractNum w:abstractNumId="12" w15:restartNumberingAfterBreak="0">
+  <w:abstractNum w:abstractNumId="13" w15:restartNumberingAfterBreak="0">
     <w:nsid w:val="3B8632FE"/>
     <w:multiLevelType w:val="hybridMultilevel"/>
     <w:tmpl w:val="12A2433E"/>
@@ -3860,7 +4139,7 @@
       </w:rPr>
     </w:lvl>
   </w:abstractNum>
-  <w:abstractNum w:abstractNumId="13" w15:restartNumberingAfterBreak="0">
+  <w:abstractNum w:abstractNumId="14" w15:restartNumberingAfterBreak="0">
     <w:nsid w:val="3D176B3B"/>
     <w:multiLevelType w:val="hybridMultilevel"/>
     <w:tmpl w:val="1180CA80"/>
@@ -3973,7 +4252,7 @@
       </w:rPr>
     </w:lvl>
   </w:abstractNum>
-  <w:abstractNum w:abstractNumId="14" w15:restartNumberingAfterBreak="0">
+  <w:abstractNum w:abstractNumId="15" w15:restartNumberingAfterBreak="0">
     <w:nsid w:val="42504BCE"/>
     <w:multiLevelType w:val="hybridMultilevel"/>
     <w:tmpl w:val="DD28DB66"/>
@@ -4086,7 +4365,7 @@
       </w:rPr>
     </w:lvl>
   </w:abstractNum>
-  <w:abstractNum w:abstractNumId="15" w15:restartNumberingAfterBreak="0">
+  <w:abstractNum w:abstractNumId="16" w15:restartNumberingAfterBreak="0">
     <w:nsid w:val="47E429E6"/>
     <w:multiLevelType w:val="hybridMultilevel"/>
     <w:tmpl w:val="11CC3ED6"/>
@@ -4199,7 +4478,7 @@
       </w:rPr>
     </w:lvl>
   </w:abstractNum>
-  <w:abstractNum w:abstractNumId="16" w15:restartNumberingAfterBreak="0">
+  <w:abstractNum w:abstractNumId="17" w15:restartNumberingAfterBreak="0">
     <w:nsid w:val="56024C92"/>
     <w:multiLevelType w:val="hybridMultilevel"/>
     <w:tmpl w:val="A68E28EE"/>
@@ -4312,7 +4591,7 @@
       </w:rPr>
     </w:lvl>
   </w:abstractNum>
-  <w:abstractNum w:abstractNumId="17" w15:restartNumberingAfterBreak="0">
+  <w:abstractNum w:abstractNumId="18" w15:restartNumberingAfterBreak="0">
     <w:nsid w:val="5CDC314B"/>
     <w:multiLevelType w:val="hybridMultilevel"/>
     <w:tmpl w:val="B13CE676"/>
@@ -4425,7 +4704,7 @@
       </w:rPr>
     </w:lvl>
   </w:abstractNum>
-  <w:abstractNum w:abstractNumId="18" w15:restartNumberingAfterBreak="0">
+  <w:abstractNum w:abstractNumId="19" w15:restartNumberingAfterBreak="0">
     <w:nsid w:val="5D4035EA"/>
     <w:multiLevelType w:val="hybridMultilevel"/>
     <w:tmpl w:val="110E9486"/>
@@ -4538,7 +4817,7 @@
       </w:rPr>
     </w:lvl>
   </w:abstractNum>
-  <w:abstractNum w:abstractNumId="19" w15:restartNumberingAfterBreak="0">
+  <w:abstractNum w:abstractNumId="20" w15:restartNumberingAfterBreak="0">
     <w:nsid w:val="627B4F9B"/>
     <w:multiLevelType w:val="hybridMultilevel"/>
     <w:tmpl w:val="996A105C"/>
@@ -4627,7 +4906,7 @@
       </w:pPr>
     </w:lvl>
   </w:abstractNum>
-  <w:abstractNum w:abstractNumId="20" w15:restartNumberingAfterBreak="0">
+  <w:abstractNum w:abstractNumId="21" w15:restartNumberingAfterBreak="0">
     <w:nsid w:val="65011641"/>
     <w:multiLevelType w:val="hybridMultilevel"/>
     <w:tmpl w:val="F47E38EA"/>
@@ -4740,7 +5019,7 @@
       </w:rPr>
     </w:lvl>
   </w:abstractNum>
-  <w:abstractNum w:abstractNumId="21" w15:restartNumberingAfterBreak="0">
+  <w:abstractNum w:abstractNumId="22" w15:restartNumberingAfterBreak="0">
     <w:nsid w:val="74C87AA4"/>
     <w:multiLevelType w:val="hybridMultilevel"/>
     <w:tmpl w:val="8A463D2E"/>
@@ -4826,7 +5105,7 @@
       </w:pPr>
     </w:lvl>
   </w:abstractNum>
-  <w:abstractNum w:abstractNumId="22" w15:restartNumberingAfterBreak="0">
+  <w:abstractNum w:abstractNumId="23" w15:restartNumberingAfterBreak="0">
     <w:nsid w:val="781355F7"/>
     <w:multiLevelType w:val="hybridMultilevel"/>
     <w:tmpl w:val="40DCA490"/>
@@ -4939,7 +5218,7 @@
       </w:rPr>
     </w:lvl>
   </w:abstractNum>
-  <w:abstractNum w:abstractNumId="23" w15:restartNumberingAfterBreak="0">
+  <w:abstractNum w:abstractNumId="24" w15:restartNumberingAfterBreak="0">
     <w:nsid w:val="79B2683E"/>
     <w:multiLevelType w:val="hybridMultilevel"/>
     <w:tmpl w:val="D7B4D438"/>
@@ -5025,7 +5304,7 @@
       </w:pPr>
     </w:lvl>
   </w:abstractNum>
-  <w:abstractNum w:abstractNumId="24" w15:restartNumberingAfterBreak="0">
+  <w:abstractNum w:abstractNumId="25" w15:restartNumberingAfterBreak="0">
     <w:nsid w:val="7FE54A8F"/>
     <w:multiLevelType w:val="hybridMultilevel"/>
     <w:tmpl w:val="3E407BF0"/>
@@ -5138,7 +5417,7 @@
       </w:rPr>
     </w:lvl>
   </w:abstractNum>
-  <w:abstractNum w:abstractNumId="25" w15:restartNumberingAfterBreak="0">
+  <w:abstractNum w:abstractNumId="26" w15:restartNumberingAfterBreak="0">
     <w:nsid w:val="7FE718E4"/>
     <w:multiLevelType w:val="hybridMultilevel"/>
     <w:tmpl w:val="376A3BB8"/>
@@ -5224,89 +5503,92 @@
       </w:pPr>
     </w:lvl>
   </w:abstractNum>
-  <w:num w:numId="1" w16cid:durableId="289633129">
+  <w:num w:numId="1">
+    <w:abstractNumId w:val="26"/>
+  </w:num>
+  <w:num w:numId="2">
+    <w:abstractNumId w:val="20"/>
+  </w:num>
+  <w:num w:numId="3">
+    <w:abstractNumId w:val="11"/>
+  </w:num>
+  <w:num w:numId="4">
+    <w:abstractNumId w:val="4"/>
+  </w:num>
+  <w:num w:numId="5">
+    <w:abstractNumId w:val="5"/>
+  </w:num>
+  <w:num w:numId="6">
+    <w:abstractNumId w:val="24"/>
+  </w:num>
+  <w:num w:numId="7">
+    <w:abstractNumId w:val="1"/>
+  </w:num>
+  <w:num w:numId="8">
+    <w:abstractNumId w:val="0"/>
+  </w:num>
+  <w:num w:numId="9">
+    <w:abstractNumId w:val="7"/>
+  </w:num>
+  <w:num w:numId="10">
+    <w:abstractNumId w:val="16"/>
+  </w:num>
+  <w:num w:numId="11">
+    <w:abstractNumId w:val="18"/>
+  </w:num>
+  <w:num w:numId="12">
+    <w:abstractNumId w:val="12"/>
+  </w:num>
+  <w:num w:numId="13">
+    <w:abstractNumId w:val="23"/>
+  </w:num>
+  <w:num w:numId="14">
+    <w:abstractNumId w:val="8"/>
+  </w:num>
+  <w:num w:numId="15">
+    <w:abstractNumId w:val="10"/>
+  </w:num>
+  <w:num w:numId="16">
+    <w:abstractNumId w:val="22"/>
+  </w:num>
+  <w:num w:numId="17">
+    <w:abstractNumId w:val="9"/>
+  </w:num>
+  <w:num w:numId="18">
     <w:abstractNumId w:val="25"/>
   </w:num>
-  <w:num w:numId="2" w16cid:durableId="413819191">
+  <w:num w:numId="19">
+    <w:abstractNumId w:val="14"/>
+  </w:num>
+  <w:num w:numId="20">
+    <w:abstractNumId w:val="21"/>
+  </w:num>
+  <w:num w:numId="21">
+    <w:abstractNumId w:val="6"/>
+  </w:num>
+  <w:num w:numId="22">
     <w:abstractNumId w:val="19"/>
   </w:num>
-  <w:num w:numId="3" w16cid:durableId="191043723">
-    <w:abstractNumId w:val="10"/>
+  <w:num w:numId="23">
+    <w:abstractNumId w:val="17"/>
   </w:num>
-  <w:num w:numId="4" w16cid:durableId="232274177">
-    <w:abstractNumId w:val="3"/>
+  <w:num w:numId="24">
+    <w:abstractNumId w:val="2"/>
   </w:num>
-  <w:num w:numId="5" w16cid:durableId="2105107391">
-    <w:abstractNumId w:val="4"/>
+  <w:num w:numId="25">
+    <w:abstractNumId w:val="13"/>
   </w:num>
-  <w:num w:numId="6" w16cid:durableId="679157502">
-    <w:abstractNumId w:val="23"/>
-  </w:num>
-  <w:num w:numId="7" w16cid:durableId="1814325207">
-    <w:abstractNumId w:val="1"/>
-  </w:num>
-  <w:num w:numId="8" w16cid:durableId="1376269855">
-    <w:abstractNumId w:val="0"/>
-  </w:num>
-  <w:num w:numId="9" w16cid:durableId="1602644261">
-    <w:abstractNumId w:val="6"/>
-  </w:num>
-  <w:num w:numId="10" w16cid:durableId="117838077">
+  <w:num w:numId="26">
     <w:abstractNumId w:val="15"/>
   </w:num>
-  <w:num w:numId="11" w16cid:durableId="169300450">
-    <w:abstractNumId w:val="17"/>
-  </w:num>
-  <w:num w:numId="12" w16cid:durableId="1485701421">
-    <w:abstractNumId w:val="11"/>
-  </w:num>
-  <w:num w:numId="13" w16cid:durableId="743189057">
-    <w:abstractNumId w:val="22"/>
-  </w:num>
-  <w:num w:numId="14" w16cid:durableId="1002004863">
-    <w:abstractNumId w:val="7"/>
-  </w:num>
-  <w:num w:numId="15" w16cid:durableId="1401364298">
-    <w:abstractNumId w:val="9"/>
-  </w:num>
-  <w:num w:numId="16" w16cid:durableId="14577431">
-    <w:abstractNumId w:val="21"/>
-  </w:num>
-  <w:num w:numId="17" w16cid:durableId="1292633165">
-    <w:abstractNumId w:val="8"/>
-  </w:num>
-  <w:num w:numId="18" w16cid:durableId="421489934">
-    <w:abstractNumId w:val="24"/>
-  </w:num>
-  <w:num w:numId="19" w16cid:durableId="1136484008">
-    <w:abstractNumId w:val="13"/>
-  </w:num>
-  <w:num w:numId="20" w16cid:durableId="468013649">
-    <w:abstractNumId w:val="20"/>
-  </w:num>
-  <w:num w:numId="21" w16cid:durableId="749276595">
-    <w:abstractNumId w:val="5"/>
-  </w:num>
-  <w:num w:numId="22" w16cid:durableId="63340181">
-    <w:abstractNumId w:val="18"/>
-  </w:num>
-  <w:num w:numId="23" w16cid:durableId="1891452691">
-    <w:abstractNumId w:val="16"/>
-  </w:num>
-  <w:num w:numId="24" w16cid:durableId="269091976">
-    <w:abstractNumId w:val="2"/>
-  </w:num>
-  <w:num w:numId="25" w16cid:durableId="1511216608">
-    <w:abstractNumId w:val="12"/>
-  </w:num>
-  <w:num w:numId="26" w16cid:durableId="107166104">
-    <w:abstractNumId w:val="14"/>
+  <w:num w:numId="27">
+    <w:abstractNumId w:val="3"/>
   </w:num>
 </w:numbering>
 </file>
 
 <file path=word/styles.xml><?xml version="1.0" encoding="utf-8"?>
-<w:styles xmlns:mc="http://schemas.openxmlformats.org/markup-compatibility/2006" xmlns:r="http://schemas.openxmlformats.org/officeDocument/2006/relationships" xmlns:w="http://schemas.openxmlformats.org/wordprocessingml/2006/main" xmlns:w14="http://schemas.microsoft.com/office/word/2010/wordml" xmlns:w15="http://schemas.microsoft.com/office/word/2012/wordml" xmlns:w16cex="http://schemas.microsoft.com/office/word/2018/wordml/cex" xmlns:w16cid="http://schemas.microsoft.com/office/word/2016/wordml/cid" xmlns:w16="http://schemas.microsoft.com/office/word/2018/wordml" xmlns:w16du="http://schemas.microsoft.com/office/word/2023/wordml/word16du" xmlns:w16sdtdh="http://schemas.microsoft.com/office/word/2020/wordml/sdtdatahash" xmlns:w16se="http://schemas.microsoft.com/office/word/2015/wordml/symex" mc:Ignorable="w14 w15 w16se w16cid w16 w16cex w16sdtdh w16du">
+<w:styles xmlns:mc="http://schemas.openxmlformats.org/markup-compatibility/2006" xmlns:r="http://schemas.openxmlformats.org/officeDocument/2006/relationships" xmlns:w="http://schemas.openxmlformats.org/wordprocessingml/2006/main" xmlns:w14="http://schemas.microsoft.com/office/word/2010/wordml" xmlns:w15="http://schemas.microsoft.com/office/word/2012/wordml" xmlns:w16cex="http://schemas.microsoft.com/office/word/2018/wordml/cex" xmlns:w16cid="http://schemas.microsoft.com/office/word/2016/wordml/cid" xmlns:w16="http://schemas.microsoft.com/office/word/2018/wordml" xmlns:w16sdtdh="http://schemas.microsoft.com/office/word/2020/wordml/sdtdatahash" xmlns:w16se="http://schemas.microsoft.com/office/word/2015/wordml/symex" mc:Ignorable="w14 w15 w16se w16cid w16 w16cex w16sdtdh">
   <w:docDefaults>
     <w:rPrDefault>
       <w:rPr>

--- a/doc/詞/宋朝/柳永/柳永-少年游·長安古道馬遲遲.docx
+++ b/doc/詞/宋朝/柳永/柳永-少年游·長安古道馬遲遲.docx
@@ -1,6 +1,6 @@
 
 <file path=word/document.xml><?xml version="1.0" encoding="utf-8"?>
-<w:document xmlns:wpc="http://schemas.microsoft.com/office/word/2010/wordprocessingCanvas" xmlns:cx="http://schemas.microsoft.com/office/drawing/2014/chartex" xmlns:cx1="http://schemas.microsoft.com/office/drawing/2015/9/8/chartex" xmlns:cx2="http://schemas.microsoft.com/office/drawing/2015/10/21/chartex" xmlns:cx3="http://schemas.microsoft.com/office/drawing/2016/5/9/chartex" xmlns:cx4="http://schemas.microsoft.com/office/drawing/2016/5/10/chartex" xmlns:cx5="http://schemas.microsoft.com/office/drawing/2016/5/11/chartex" xmlns:cx6="http://schemas.microsoft.com/office/drawing/2016/5/12/chartex" xmlns:cx7="http://schemas.microsoft.com/office/drawing/2016/5/13/chartex" xmlns:cx8="http://schemas.microsoft.com/office/drawing/2016/5/14/chartex" xmlns:mc="http://schemas.openxmlformats.org/markup-compatibility/2006" xmlns:aink="http://schemas.microsoft.com/office/drawing/2016/ink" xmlns:am3d="http://schemas.microsoft.com/office/drawing/2017/model3d" xmlns:o="urn:schemas-microsoft-com:office:office" xmlns:r="http://schemas.openxmlformats.org/officeDocument/2006/relationships" xmlns:m="http://schemas.openxmlformats.org/officeDocument/2006/math" xmlns:v="urn:schemas-microsoft-com:vml" xmlns:wp14="http://schemas.microsoft.com/office/word/2010/wordprocessingDrawing" xmlns:wp="http://schemas.openxmlformats.org/drawingml/2006/wordprocessingDrawing" xmlns:w10="urn:schemas-microsoft-com:office:word" xmlns:w="http://schemas.openxmlformats.org/wordprocessingml/2006/main" xmlns:w14="http://schemas.microsoft.com/office/word/2010/wordml" xmlns:w15="http://schemas.microsoft.com/office/word/2012/wordml" xmlns:w16cex="http://schemas.microsoft.com/office/word/2018/wordml/cex" xmlns:w16cid="http://schemas.microsoft.com/office/word/2016/wordml/cid" xmlns:w16="http://schemas.microsoft.com/office/word/2018/wordml" xmlns:w16sdtdh="http://schemas.microsoft.com/office/word/2020/wordml/sdtdatahash" xmlns:w16se="http://schemas.microsoft.com/office/word/2015/wordml/symex" xmlns:wpg="http://schemas.microsoft.com/office/word/2010/wordprocessingGroup" xmlns:wpi="http://schemas.microsoft.com/office/word/2010/wordprocessingInk" xmlns:wne="http://schemas.microsoft.com/office/word/2006/wordml" xmlns:wps="http://schemas.microsoft.com/office/word/2010/wordprocessingShape" mc:Ignorable="w14 w15 w16se w16cid w16 w16cex w16sdtdh wp14">
+<w:document xmlns:wpc="http://schemas.microsoft.com/office/word/2010/wordprocessingCanvas" xmlns:cx="http://schemas.microsoft.com/office/drawing/2014/chartex" xmlns:cx1="http://schemas.microsoft.com/office/drawing/2015/9/8/chartex" xmlns:cx2="http://schemas.microsoft.com/office/drawing/2015/10/21/chartex" xmlns:cx3="http://schemas.microsoft.com/office/drawing/2016/5/9/chartex" xmlns:cx4="http://schemas.microsoft.com/office/drawing/2016/5/10/chartex" xmlns:cx5="http://schemas.microsoft.com/office/drawing/2016/5/11/chartex" xmlns:cx6="http://schemas.microsoft.com/office/drawing/2016/5/12/chartex" xmlns:cx7="http://schemas.microsoft.com/office/drawing/2016/5/13/chartex" xmlns:cx8="http://schemas.microsoft.com/office/drawing/2016/5/14/chartex" xmlns:mc="http://schemas.openxmlformats.org/markup-compatibility/2006" xmlns:aink="http://schemas.microsoft.com/office/drawing/2016/ink" xmlns:am3d="http://schemas.microsoft.com/office/drawing/2017/model3d" xmlns:o="urn:schemas-microsoft-com:office:office" xmlns:oel="http://schemas.microsoft.com/office/2019/extlst" xmlns:r="http://schemas.openxmlformats.org/officeDocument/2006/relationships" xmlns:m="http://schemas.openxmlformats.org/officeDocument/2006/math" xmlns:v="urn:schemas-microsoft-com:vml" xmlns:wp14="http://schemas.microsoft.com/office/word/2010/wordprocessingDrawing" xmlns:wp="http://schemas.openxmlformats.org/drawingml/2006/wordprocessingDrawing" xmlns:w10="urn:schemas-microsoft-com:office:word" xmlns:w="http://schemas.openxmlformats.org/wordprocessingml/2006/main" xmlns:w14="http://schemas.microsoft.com/office/word/2010/wordml" xmlns:w15="http://schemas.microsoft.com/office/word/2012/wordml" xmlns:w16cex="http://schemas.microsoft.com/office/word/2018/wordml/cex" xmlns:w16cid="http://schemas.microsoft.com/office/word/2016/wordml/cid" xmlns:w16="http://schemas.microsoft.com/office/word/2018/wordml" xmlns:w16du="http://schemas.microsoft.com/office/word/2023/wordml/word16du" xmlns:w16sdtdh="http://schemas.microsoft.com/office/word/2020/wordml/sdtdatahash" xmlns:w16sdtfl="http://schemas.microsoft.com/office/word/2024/wordml/sdtformatlock" xmlns:w16se="http://schemas.microsoft.com/office/word/2015/wordml/symex" xmlns:wpg="http://schemas.microsoft.com/office/word/2010/wordprocessingGroup" xmlns:wpi="http://schemas.microsoft.com/office/word/2010/wordprocessingInk" xmlns:wne="http://schemas.microsoft.com/office/word/2006/wordml" xmlns:wps="http://schemas.microsoft.com/office/word/2010/wordprocessingShape" mc:Ignorable="w14 w15 w16se w16cid w16 w16cex w16sdtdh w16sdtfl w16du wp14">
   <w:body>
     <w:p>
       <w:pPr>
@@ -10,7 +10,6 @@
           <w:szCs w:val="32"/>
         </w:rPr>
       </w:pPr>
-      <w:proofErr w:type="gramStart"/>
       <w:r>
         <w:rPr>
           <w:rFonts w:ascii="標楷體" w:eastAsia="標楷體" w:hAnsi="標楷體" w:hint="eastAsia"/>
@@ -45,7 +44,6 @@
         </w:rPr>
         <w:t>》</w:t>
       </w:r>
-      <w:proofErr w:type="gramEnd"/>
       <w:r>
         <w:rPr>
           <w:rFonts w:ascii="標楷體" w:eastAsia="標楷體" w:hAnsi="標楷體" w:hint="eastAsia"/>
@@ -88,47 +86,7 @@
           <w:sz w:val="36"/>
           <w:szCs w:val="36"/>
         </w:rPr>
-        <w:t>長安古道馬遲遲，</w:t>
-      </w:r>
-      <w:proofErr w:type="gramStart"/>
-      <w:r>
-        <w:rPr>
-          <w:rFonts w:ascii="標楷體" w:eastAsia="標楷體" w:hAnsi="標楷體" w:hint="eastAsia"/>
-          <w:spacing w:val="-10"/>
-          <w:sz w:val="36"/>
-          <w:szCs w:val="36"/>
-        </w:rPr>
-        <w:t>高柳亂蟬</w:t>
-      </w:r>
-      <w:proofErr w:type="gramEnd"/>
-      <w:r>
-        <w:rPr>
-          <w:rFonts w:ascii="標楷體" w:eastAsia="標楷體" w:hAnsi="標楷體" w:hint="eastAsia"/>
-          <w:spacing w:val="-10"/>
-          <w:sz w:val="36"/>
-          <w:szCs w:val="36"/>
-        </w:rPr>
-        <w:t>嘶。夕陽島外，秋風原上，</w:t>
-      </w:r>
-      <w:proofErr w:type="gramStart"/>
-      <w:r>
-        <w:rPr>
-          <w:rFonts w:ascii="標楷體" w:eastAsia="標楷體" w:hAnsi="標楷體" w:hint="eastAsia"/>
-          <w:spacing w:val="-10"/>
-          <w:sz w:val="36"/>
-          <w:szCs w:val="36"/>
-        </w:rPr>
-        <w:t>目斷四天</w:t>
-      </w:r>
-      <w:proofErr w:type="gramEnd"/>
-      <w:r>
-        <w:rPr>
-          <w:rFonts w:ascii="標楷體" w:eastAsia="標楷體" w:hAnsi="標楷體" w:hint="eastAsia"/>
-          <w:spacing w:val="-10"/>
-          <w:sz w:val="36"/>
-          <w:szCs w:val="36"/>
-        </w:rPr>
-        <w:t>垂。</w:t>
+        <w:t>長安古道馬遲遲，高柳亂蟬嘶。夕陽島外，秋風原上，目斷四天垂。</w:t>
       </w:r>
     </w:p>
     <w:p>
@@ -141,7 +99,6 @@
           <w:szCs w:val="36"/>
         </w:rPr>
       </w:pPr>
-      <w:proofErr w:type="gramStart"/>
       <w:r>
         <w:rPr>
           <w:rFonts w:ascii="標楷體" w:eastAsia="標楷體" w:hAnsi="標楷體" w:hint="eastAsia"/>
@@ -149,37 +106,7 @@
           <w:sz w:val="36"/>
           <w:szCs w:val="36"/>
         </w:rPr>
-        <w:t>歸雲</w:t>
-      </w:r>
-      <w:proofErr w:type="gramEnd"/>
-      <w:r>
-        <w:rPr>
-          <w:rFonts w:ascii="標楷體" w:eastAsia="標楷體" w:hAnsi="標楷體" w:hint="eastAsia"/>
-          <w:spacing w:val="-10"/>
-          <w:sz w:val="36"/>
-          <w:szCs w:val="36"/>
-        </w:rPr>
-        <w:t>一去無蹤跡，何處是前期？</w:t>
-      </w:r>
-      <w:proofErr w:type="gramStart"/>
-      <w:r>
-        <w:rPr>
-          <w:rFonts w:ascii="標楷體" w:eastAsia="標楷體" w:hAnsi="標楷體" w:hint="eastAsia"/>
-          <w:spacing w:val="-10"/>
-          <w:sz w:val="36"/>
-          <w:szCs w:val="36"/>
-        </w:rPr>
-        <w:t>狎</w:t>
-      </w:r>
-      <w:proofErr w:type="gramEnd"/>
-      <w:r>
-        <w:rPr>
-          <w:rFonts w:ascii="標楷體" w:eastAsia="標楷體" w:hAnsi="標楷體" w:hint="eastAsia"/>
-          <w:spacing w:val="-10"/>
-          <w:sz w:val="36"/>
-          <w:szCs w:val="36"/>
-        </w:rPr>
-        <w:t>興生疏，酒徒蕭索，不似少年時。</w:t>
+        <w:t>歸雲一去無蹤跡，何處是前期？狎興生疏，酒徒蕭索，不似少年時。</w:t>
       </w:r>
     </w:p>
     <w:p>
@@ -232,7 +159,7 @@
           <w:ilvl w:val="0"/>
           <w:numId w:val="16"/>
         </w:numPr>
-        <w:spacing w:line="440" w:lineRule="exact"/>
+        <w:spacing w:line="480" w:lineRule="exact"/>
         <w:ind w:leftChars="0" w:left="284" w:hanging="284"/>
         <w:rPr>
           <w:rFonts w:ascii="標楷體" w:eastAsia="標楷體" w:hAnsi="標楷體" w:cs="標楷體"/>
@@ -246,25 +173,7 @@
           <w:sz w:val="28"/>
           <w:szCs w:val="28"/>
         </w:rPr>
-        <w:t>馬遲遲：</w:t>
-      </w:r>
-      <w:proofErr w:type="gramStart"/>
-      <w:r>
-        <w:rPr>
-          <w:rFonts w:ascii="標楷體" w:eastAsia="標楷體" w:hAnsi="標楷體" w:cs="標楷體" w:hint="eastAsia"/>
-          <w:sz w:val="28"/>
-          <w:szCs w:val="28"/>
-        </w:rPr>
-        <w:t>馬行緩慢</w:t>
-      </w:r>
-      <w:proofErr w:type="gramEnd"/>
-      <w:r>
-        <w:rPr>
-          <w:rFonts w:ascii="標楷體" w:eastAsia="標楷體" w:hAnsi="標楷體" w:cs="標楷體" w:hint="eastAsia"/>
-          <w:sz w:val="28"/>
-          <w:szCs w:val="28"/>
-        </w:rPr>
-        <w:t>的樣子。</w:t>
+        <w:t>馬遲遲：馬行緩慢的樣子。</w:t>
       </w:r>
     </w:p>
     <w:p>
@@ -274,7 +183,7 @@
           <w:ilvl w:val="0"/>
           <w:numId w:val="16"/>
         </w:numPr>
-        <w:spacing w:line="440" w:lineRule="exact"/>
+        <w:spacing w:line="480" w:lineRule="exact"/>
         <w:ind w:leftChars="0" w:left="284" w:hanging="284"/>
         <w:rPr>
           <w:rFonts w:ascii="標楷體" w:eastAsia="標楷體" w:hAnsi="標楷體" w:cs="標楷體"/>
@@ -314,7 +223,7 @@
           <w:ilvl w:val="0"/>
           <w:numId w:val="16"/>
         </w:numPr>
-        <w:spacing w:line="440" w:lineRule="exact"/>
+        <w:spacing w:line="480" w:lineRule="exact"/>
         <w:ind w:leftChars="0" w:left="284" w:hanging="284"/>
         <w:rPr>
           <w:rFonts w:ascii="標楷體" w:eastAsia="標楷體" w:hAnsi="標楷體" w:cs="標楷體"/>
@@ -330,7 +239,6 @@
         </w:rPr>
         <w:t>原上：</w:t>
       </w:r>
-      <w:proofErr w:type="gramStart"/>
       <w:r>
         <w:rPr>
           <w:rFonts w:ascii="標楷體" w:eastAsia="標楷體" w:hAnsi="標楷體" w:cs="標楷體" w:hint="eastAsia"/>
@@ -340,7 +248,6 @@
         </w:rPr>
         <w:t>樂遊原</w:t>
       </w:r>
-      <w:proofErr w:type="gramEnd"/>
       <w:r>
         <w:rPr>
           <w:rFonts w:ascii="標楷體" w:eastAsia="標楷體" w:hAnsi="標楷體" w:cs="標楷體" w:hint="eastAsia"/>
@@ -374,7 +281,7 @@
           <w:ilvl w:val="0"/>
           <w:numId w:val="16"/>
         </w:numPr>
-        <w:spacing w:line="440" w:lineRule="exact"/>
+        <w:spacing w:line="480" w:lineRule="exact"/>
         <w:ind w:leftChars="0" w:left="284" w:hanging="284"/>
         <w:rPr>
           <w:rFonts w:ascii="標楷體" w:eastAsia="標楷體" w:hAnsi="標楷體" w:cs="標楷體"/>
@@ -382,23 +289,13 @@
           <w:szCs w:val="28"/>
         </w:rPr>
       </w:pPr>
-      <w:proofErr w:type="gramStart"/>
       <w:r>
         <w:rPr>
           <w:rFonts w:ascii="標楷體" w:eastAsia="標楷體" w:hAnsi="標楷體" w:cs="標楷體" w:hint="eastAsia"/>
           <w:sz w:val="28"/>
           <w:szCs w:val="28"/>
         </w:rPr>
-        <w:t>目斷</w:t>
-      </w:r>
-      <w:proofErr w:type="gramEnd"/>
-      <w:r>
-        <w:rPr>
-          <w:rFonts w:ascii="標楷體" w:eastAsia="標楷體" w:hAnsi="標楷體" w:cs="標楷體" w:hint="eastAsia"/>
-          <w:sz w:val="28"/>
-          <w:szCs w:val="28"/>
-        </w:rPr>
-        <w:t>：極目望到盡頭。</w:t>
+        <w:t>目斷：極目望到盡頭。</w:t>
       </w:r>
     </w:p>
     <w:p>
@@ -408,7 +305,7 @@
           <w:ilvl w:val="0"/>
           <w:numId w:val="16"/>
         </w:numPr>
-        <w:spacing w:line="440" w:lineRule="exact"/>
+        <w:spacing w:line="480" w:lineRule="exact"/>
         <w:ind w:leftChars="0" w:left="284" w:hanging="284"/>
         <w:rPr>
           <w:rFonts w:ascii="標楷體" w:eastAsia="標楷體" w:hAnsi="標楷體" w:cs="標楷體"/>
@@ -432,21 +329,20 @@
           <w:ilvl w:val="0"/>
           <w:numId w:val="16"/>
         </w:numPr>
-        <w:spacing w:line="440" w:lineRule="exact"/>
+        <w:spacing w:line="480" w:lineRule="exact"/>
         <w:ind w:leftChars="0" w:left="284" w:hanging="284"/>
         <w:rPr>
-          <w:rFonts w:ascii="標楷體" w:eastAsia="標楷體" w:hAnsi="標楷體" w:cs="標楷體"/>
-          <w:sz w:val="28"/>
-          <w:szCs w:val="28"/>
-        </w:rPr>
-      </w:pPr>
-      <w:proofErr w:type="gramStart"/>
-      <w:r>
-        <w:rPr>
           <w:rFonts w:ascii="標楷體" w:eastAsia="標楷體" w:hAnsi="標楷體" w:cs="標楷體" w:hint="eastAsia"/>
           <w:sz w:val="28"/>
           <w:szCs w:val="28"/>
         </w:rPr>
+      </w:pPr>
+      <w:r>
+        <w:rPr>
+          <w:rFonts w:ascii="標楷體" w:eastAsia="標楷體" w:hAnsi="標楷體" w:cs="標楷體" w:hint="eastAsia"/>
+          <w:sz w:val="28"/>
+          <w:szCs w:val="28"/>
+        </w:rPr>
         <w:t>歸</w:t>
       </w:r>
       <w:r>
@@ -457,7 +353,6 @@
         </w:rPr>
         <w:t>雲</w:t>
       </w:r>
-      <w:proofErr w:type="gramEnd"/>
       <w:r>
         <w:rPr>
           <w:rFonts w:ascii="標楷體" w:eastAsia="標楷體" w:hAnsi="標楷體" w:cs="標楷體" w:hint="eastAsia"/>
@@ -474,7 +369,7 @@
           <w:ilvl w:val="0"/>
           <w:numId w:val="16"/>
         </w:numPr>
-        <w:spacing w:line="440" w:lineRule="exact"/>
+        <w:spacing w:line="420" w:lineRule="exact"/>
         <w:ind w:leftChars="0" w:left="284" w:hanging="284"/>
         <w:rPr>
           <w:rFonts w:ascii="標楷體" w:eastAsia="標楷體" w:hAnsi="標楷體" w:cs="標楷體"/>
@@ -488,15 +383,7 @@
           <w:sz w:val="28"/>
           <w:szCs w:val="28"/>
         </w:rPr>
-        <w:t>前期：以前的期約。既可指往日的志</w:t>
-      </w:r>
-      <w:r>
-        <w:rPr>
-          <w:rFonts w:ascii="標楷體" w:eastAsia="標楷體" w:hAnsi="標楷體" w:cs="標楷體" w:hint="eastAsia"/>
-          <w:sz w:val="28"/>
-          <w:szCs w:val="28"/>
-        </w:rPr>
-        <w:t>願心期又可指舊日的歡樂約期。</w:t>
+        <w:t>前期：以前的期約。既可指往日的志願心期又可指舊日的歡樂約期。</w:t>
       </w:r>
     </w:p>
     <w:p>
@@ -506,7 +393,7 @@
           <w:ilvl w:val="0"/>
           <w:numId w:val="16"/>
         </w:numPr>
-        <w:spacing w:line="440" w:lineRule="exact"/>
+        <w:spacing w:line="420" w:lineRule="exact"/>
         <w:ind w:leftChars="0" w:left="284" w:hanging="284"/>
         <w:rPr>
           <w:rFonts w:ascii="標楷體" w:eastAsia="標楷體" w:hAnsi="標楷體" w:cs="標楷體"/>
@@ -514,7 +401,6 @@
           <w:szCs w:val="28"/>
         </w:rPr>
       </w:pPr>
-      <w:proofErr w:type="gramStart"/>
       <w:r>
         <w:rPr>
           <w:rFonts w:ascii="標楷體" w:eastAsia="標楷體" w:hAnsi="標楷體" w:cs="標楷體" w:hint="eastAsia"/>
@@ -523,7 +409,6 @@
         </w:rPr>
         <w:t>狎</w:t>
       </w:r>
-      <w:proofErr w:type="gramEnd"/>
       <w:r>
         <w:rPr>
           <w:rFonts w:ascii="標楷體" w:eastAsia="標楷體" w:hAnsi="標楷體" w:cs="標楷體" w:hint="eastAsia"/>
@@ -532,7 +417,6 @@
         </w:rPr>
         <w:t>(</w:t>
       </w:r>
-      <w:proofErr w:type="gramStart"/>
       <w:r>
         <w:rPr>
           <w:rFonts w:ascii="標楷體" w:eastAsia="標楷體" w:hAnsi="標楷體" w:cs="標楷體" w:hint="eastAsia"/>
@@ -542,7 +426,6 @@
         </w:rPr>
         <w:t>ㄒㄧㄚˊ</w:t>
       </w:r>
-      <w:proofErr w:type="gramEnd"/>
       <w:r>
         <w:rPr>
           <w:rFonts w:ascii="標楷體" w:eastAsia="標楷體" w:hAnsi="標楷體" w:cs="標楷體" w:hint="eastAsia"/>
@@ -563,7 +446,7 @@
     <w:p>
       <w:pPr>
         <w:pStyle w:val="a6"/>
-        <w:spacing w:line="440" w:lineRule="exact"/>
+        <w:spacing w:line="420" w:lineRule="exact"/>
         <w:ind w:leftChars="0" w:left="284"/>
         <w:rPr>
           <w:rFonts w:ascii="標楷體" w:eastAsia="標楷體" w:hAnsi="標楷體" w:cs="標楷體"/>
@@ -571,7 +454,6 @@
           <w:szCs w:val="28"/>
         </w:rPr>
       </w:pPr>
-      <w:proofErr w:type="gramStart"/>
       <w:r>
         <w:rPr>
           <w:rFonts w:ascii="標楷體" w:eastAsia="標楷體" w:hAnsi="標楷體" w:cs="標楷體" w:hint="eastAsia"/>
@@ -580,7 +462,6 @@
         </w:rPr>
         <w:t>狎</w:t>
       </w:r>
-      <w:proofErr w:type="gramEnd"/>
     </w:p>
     <w:p>
       <w:pPr>
@@ -589,7 +470,7 @@
           <w:ilvl w:val="0"/>
           <w:numId w:val="27"/>
         </w:numPr>
-        <w:spacing w:line="440" w:lineRule="exact"/>
+        <w:spacing w:line="420" w:lineRule="exact"/>
         <w:ind w:leftChars="0" w:left="567" w:hanging="283"/>
         <w:rPr>
           <w:rFonts w:ascii="標楷體" w:eastAsia="標楷體" w:hAnsi="標楷體" w:cs="標楷體"/>
@@ -607,7 +488,6 @@
         </w:rPr>
         <w:t>親近。【例】狎昵(</w:t>
       </w:r>
-      <w:proofErr w:type="gramStart"/>
       <w:r>
         <w:rPr>
           <w:rFonts w:ascii="標楷體" w:eastAsia="標楷體" w:hAnsi="標楷體" w:cs="標楷體" w:hint="eastAsia"/>
@@ -618,7 +498,6 @@
         </w:rPr>
         <w:t>ㄋ一ˋ</w:t>
       </w:r>
-      <w:proofErr w:type="gramEnd"/>
       <w:r>
         <w:rPr>
           <w:rFonts w:ascii="標楷體" w:eastAsia="標楷體" w:hAnsi="標楷體" w:cs="標楷體" w:hint="eastAsia"/>
@@ -626,27 +505,7 @@
           <w:sz w:val="28"/>
           <w:szCs w:val="28"/>
         </w:rPr>
-        <w:t>)(親密)、</w:t>
-      </w:r>
-      <w:proofErr w:type="gramStart"/>
-      <w:r>
-        <w:rPr>
-          <w:rFonts w:ascii="標楷體" w:eastAsia="標楷體" w:hAnsi="標楷體" w:cs="標楷體" w:hint="eastAsia"/>
-          <w:spacing w:val="-8"/>
-          <w:sz w:val="28"/>
-          <w:szCs w:val="28"/>
-        </w:rPr>
-        <w:t>狎</w:t>
-      </w:r>
-      <w:proofErr w:type="gramEnd"/>
-      <w:r>
-        <w:rPr>
-          <w:rFonts w:ascii="標楷體" w:eastAsia="標楷體" w:hAnsi="標楷體" w:cs="標楷體" w:hint="eastAsia"/>
-          <w:spacing w:val="-8"/>
-          <w:sz w:val="28"/>
-          <w:szCs w:val="28"/>
-        </w:rPr>
-        <w:t>近</w:t>
+        <w:t>)(親密)、狎近</w:t>
       </w:r>
     </w:p>
     <w:p>
@@ -656,7 +515,7 @@
           <w:ilvl w:val="0"/>
           <w:numId w:val="27"/>
         </w:numPr>
-        <w:spacing w:line="440" w:lineRule="exact"/>
+        <w:spacing w:line="420" w:lineRule="exact"/>
         <w:ind w:leftChars="0" w:left="567" w:hanging="283"/>
         <w:rPr>
           <w:rFonts w:ascii="標楷體" w:eastAsia="標楷體" w:hAnsi="標楷體" w:cs="標楷體"/>
@@ -670,25 +529,7 @@
           <w:sz w:val="28"/>
           <w:szCs w:val="28"/>
         </w:rPr>
-        <w:t>輕慢、玩弄。【例】</w:t>
-      </w:r>
-      <w:proofErr w:type="gramStart"/>
-      <w:r>
-        <w:rPr>
-          <w:rFonts w:ascii="標楷體" w:eastAsia="標楷體" w:hAnsi="標楷體" w:cs="標楷體" w:hint="eastAsia"/>
-          <w:sz w:val="28"/>
-          <w:szCs w:val="28"/>
-        </w:rPr>
-        <w:t>狎</w:t>
-      </w:r>
-      <w:proofErr w:type="gramEnd"/>
-      <w:r>
-        <w:rPr>
-          <w:rFonts w:ascii="標楷體" w:eastAsia="標楷體" w:hAnsi="標楷體" w:cs="標楷體" w:hint="eastAsia"/>
-          <w:sz w:val="28"/>
-          <w:szCs w:val="28"/>
-        </w:rPr>
-        <w:t>侮、狎妓</w:t>
+        <w:t>輕慢、玩弄。【例】狎侮、狎妓</w:t>
       </w:r>
     </w:p>
     <w:p>
@@ -698,7 +539,7 @@
           <w:ilvl w:val="0"/>
           <w:numId w:val="16"/>
         </w:numPr>
-        <w:spacing w:line="440" w:lineRule="exact"/>
+        <w:spacing w:line="420" w:lineRule="exact"/>
         <w:ind w:leftChars="0" w:left="284" w:hanging="284"/>
         <w:rPr>
           <w:rFonts w:ascii="標楷體" w:eastAsia="標楷體" w:hAnsi="標楷體" w:cs="標楷體"/>
@@ -722,7 +563,7 @@
           <w:ilvl w:val="0"/>
           <w:numId w:val="16"/>
         </w:numPr>
-        <w:spacing w:line="440" w:lineRule="exact"/>
+        <w:spacing w:line="420" w:lineRule="exact"/>
         <w:ind w:leftChars="0" w:left="284" w:hanging="426"/>
         <w:rPr>
           <w:rFonts w:ascii="標楷體" w:eastAsia="標楷體" w:hAnsi="標楷體" w:cs="標楷體"/>
@@ -736,25 +577,7 @@
           <w:sz w:val="28"/>
           <w:szCs w:val="28"/>
         </w:rPr>
-        <w:t>蕭索：零散，稀少，</w:t>
-      </w:r>
-      <w:proofErr w:type="gramStart"/>
-      <w:r>
-        <w:rPr>
-          <w:rFonts w:ascii="標楷體" w:eastAsia="標楷體" w:hAnsi="標楷體" w:cs="標楷體" w:hint="eastAsia"/>
-          <w:sz w:val="28"/>
-          <w:szCs w:val="28"/>
-        </w:rPr>
-        <w:t>冷落，</w:t>
-      </w:r>
-      <w:proofErr w:type="gramEnd"/>
-      <w:r>
-        <w:rPr>
-          <w:rFonts w:ascii="標楷體" w:eastAsia="標楷體" w:hAnsi="標楷體" w:cs="標楷體" w:hint="eastAsia"/>
-          <w:sz w:val="28"/>
-          <w:szCs w:val="28"/>
-        </w:rPr>
-        <w:t>寂寞。</w:t>
+        <w:t>蕭索：零散，稀少，冷落，寂寞。</w:t>
       </w:r>
     </w:p>
     <w:p>
@@ -800,7 +623,7 @@
         <w:spacing w:line="440" w:lineRule="exact"/>
         <w:jc w:val="both"/>
         <w:rPr>
-          <w:rFonts w:ascii="標楷體" w:eastAsia="標楷體" w:hAnsi="標楷體" w:hint="eastAsia"/>
+          <w:rFonts w:ascii="標楷體" w:eastAsia="標楷體" w:hAnsi="標楷體"/>
           <w:sz w:val="28"/>
           <w:szCs w:val="28"/>
         </w:rPr>
@@ -836,25 +659,7 @@
           <w:sz w:val="28"/>
           <w:szCs w:val="28"/>
         </w:rPr>
-        <w:t>的古老道路上，馬兒疲憊地緩緩前行；高大的柳樹叢中，陣陣蟬鳴顯得紛亂而嘈雜。夕陽西下，</w:t>
-      </w:r>
-      <w:proofErr w:type="gramStart"/>
-      <w:r>
-        <w:rPr>
-          <w:rFonts w:ascii="標楷體" w:eastAsia="標楷體" w:hAnsi="標楷體" w:hint="eastAsia"/>
-          <w:sz w:val="28"/>
-          <w:szCs w:val="28"/>
-        </w:rPr>
-        <w:t>斜照著</w:t>
-      </w:r>
-      <w:proofErr w:type="gramEnd"/>
-      <w:r>
-        <w:rPr>
-          <w:rFonts w:ascii="標楷體" w:eastAsia="標楷體" w:hAnsi="標楷體" w:hint="eastAsia"/>
-          <w:sz w:val="28"/>
-          <w:szCs w:val="28"/>
-        </w:rPr>
-        <w:t>遠處的水洲外；陣陣秋風吹拂著遼闊的大原，抬眼望去，四方大地彷彿與遠方的天際連成了一片。</w:t>
+        <w:t>的古老道路上，馬兒疲憊地緩緩前行；高大的柳樹叢中，陣陣蟬鳴顯得紛亂而嘈雜。夕陽西下，斜照著遠處的水洲外；陣陣秋風吹拂著遼闊的大原，抬眼望去，四方大地彷彿與遠方的天際連成了一片。</w:t>
       </w:r>
     </w:p>
     <w:p>
@@ -881,25 +686,7 @@
           <w:sz w:val="28"/>
           <w:szCs w:val="28"/>
         </w:rPr>
-        <w:t>就像那飄散</w:t>
-      </w:r>
-      <w:proofErr w:type="gramStart"/>
-      <w:r>
-        <w:rPr>
-          <w:rFonts w:ascii="標楷體" w:eastAsia="標楷體" w:hAnsi="標楷體" w:hint="eastAsia"/>
-          <w:sz w:val="28"/>
-          <w:szCs w:val="28"/>
-        </w:rPr>
-        <w:t>的歸雲</w:t>
-      </w:r>
-      <w:proofErr w:type="gramEnd"/>
-      <w:r>
-        <w:rPr>
-          <w:rFonts w:ascii="標楷體" w:eastAsia="標楷體" w:hAnsi="標楷體" w:hint="eastAsia"/>
-          <w:sz w:val="28"/>
-          <w:szCs w:val="28"/>
-        </w:rPr>
-        <w:t>，一去便再也找不到蹤影，當初約好的相會之期，如今又該去哪裡尋覓？年輕時遊樂採訪的興致早已生疏淡薄，當年一同喝酒歡聚的朋友也已散落零落，這一切，再也不像年少時那樣熱血無慮了。</w:t>
+        <w:t>就像那飄散的歸雲，一去便再也找不到蹤影，當初約好的相會之期，如今又該去哪裡尋覓？年輕時遊樂採訪的興致早已生疏淡薄，當年一同喝酒歡聚的朋友也已散落零落，這一切，再也不像年少時那樣熱血無慮了。</w:t>
       </w:r>
     </w:p>
     <w:p>
@@ -935,7 +722,7 @@
         <w:spacing w:line="460" w:lineRule="exact"/>
         <w:jc w:val="both"/>
         <w:rPr>
-          <w:rFonts w:ascii="標楷體" w:eastAsia="標楷體" w:hAnsi="標楷體" w:hint="eastAsia"/>
+          <w:rFonts w:ascii="標楷體" w:eastAsia="標楷體" w:hAnsi="標楷體"/>
           <w:sz w:val="28"/>
           <w:szCs w:val="28"/>
         </w:rPr>
@@ -971,25 +758,7 @@
           <w:sz w:val="28"/>
           <w:szCs w:val="28"/>
         </w:rPr>
-        <w:t>傳</w:t>
-      </w:r>
-      <w:proofErr w:type="gramStart"/>
-      <w:r>
-        <w:rPr>
-          <w:rFonts w:ascii="標楷體" w:eastAsia="標楷體" w:hAnsi="標楷體" w:hint="eastAsia"/>
-          <w:sz w:val="28"/>
-          <w:szCs w:val="28"/>
-        </w:rPr>
-        <w:t>誦</w:t>
-      </w:r>
-      <w:proofErr w:type="gramEnd"/>
-      <w:r>
-        <w:rPr>
-          <w:rFonts w:ascii="標楷體" w:eastAsia="標楷體" w:hAnsi="標楷體" w:hint="eastAsia"/>
-          <w:sz w:val="28"/>
-          <w:szCs w:val="28"/>
-        </w:rPr>
-        <w:t>一時的</w:t>
+        <w:t>傳誦一時的</w:t>
       </w:r>
       <w:r>
         <w:rPr>
@@ -999,9 +768,16 @@
           <w:sz w:val="28"/>
           <w:szCs w:val="28"/>
         </w:rPr>
-        <w:t>羈旅</w:t>
-      </w:r>
-      <w:proofErr w:type="gramStart"/>
+        <w:t>羈旅行役</w:t>
+      </w:r>
+      <w:r>
+        <w:rPr>
+          <w:rFonts w:ascii="標楷體" w:eastAsia="標楷體" w:hAnsi="標楷體" w:hint="eastAsia"/>
+          <w:sz w:val="28"/>
+          <w:szCs w:val="28"/>
+        </w:rPr>
+        <w:t>名篇。全詞以秋景</w:t>
+      </w:r>
       <w:r>
         <w:rPr>
           <w:rFonts w:ascii="標楷體" w:eastAsia="標楷體" w:hAnsi="標楷體" w:hint="eastAsia"/>
@@ -1010,33 +786,42 @@
           <w:sz w:val="28"/>
           <w:szCs w:val="28"/>
         </w:rPr>
-        <w:t>行役</w:t>
-      </w:r>
-      <w:r>
-        <w:rPr>
-          <w:rFonts w:ascii="標楷體" w:eastAsia="標楷體" w:hAnsi="標楷體" w:hint="eastAsia"/>
-          <w:sz w:val="28"/>
-          <w:szCs w:val="28"/>
-        </w:rPr>
-        <w:t>名篇</w:t>
-      </w:r>
-      <w:proofErr w:type="gramEnd"/>
-      <w:r>
-        <w:rPr>
-          <w:rFonts w:ascii="標楷體" w:eastAsia="標楷體" w:hAnsi="標楷體" w:hint="eastAsia"/>
-          <w:sz w:val="28"/>
-          <w:szCs w:val="28"/>
-        </w:rPr>
-        <w:t>。</w:t>
-      </w:r>
-      <w:proofErr w:type="gramStart"/>
-      <w:r>
-        <w:rPr>
-          <w:rFonts w:ascii="標楷體" w:eastAsia="標楷體" w:hAnsi="標楷體" w:hint="eastAsia"/>
-          <w:sz w:val="28"/>
-          <w:szCs w:val="28"/>
-        </w:rPr>
-        <w:t>全詞以秋景</w:t>
+        <w:t>起興</w:t>
+      </w:r>
+      <w:r>
+        <w:rPr>
+          <w:rFonts w:ascii="標楷體" w:eastAsia="標楷體" w:hAnsi="標楷體" w:hint="eastAsia"/>
+          <w:sz w:val="28"/>
+          <w:szCs w:val="28"/>
+        </w:rPr>
+        <w:t>，由遠及近、由景入情，將羈旅秋思與晚年身世之感交織在一起，呈現出一幅蒼涼而深沉的生命畫卷。</w:t>
+      </w:r>
+    </w:p>
+    <w:p>
+      <w:pPr>
+        <w:spacing w:line="460" w:lineRule="exact"/>
+        <w:jc w:val="both"/>
+        <w:rPr>
+          <w:rFonts w:ascii="標楷體" w:eastAsia="標楷體" w:hAnsi="標楷體"/>
+          <w:sz w:val="28"/>
+          <w:szCs w:val="28"/>
+        </w:rPr>
+      </w:pPr>
+      <w:r>
+        <w:rPr>
+          <w:rFonts w:ascii="標楷體" w:eastAsia="標楷體" w:hAnsi="標楷體" w:hint="eastAsia"/>
+          <w:sz w:val="28"/>
+          <w:szCs w:val="28"/>
+        </w:rPr>
+        <w:t xml:space="preserve">　　</w:t>
+      </w:r>
+      <w:r>
+        <w:rPr>
+          <w:rFonts w:ascii="標楷體" w:eastAsia="標楷體" w:hAnsi="標楷體" w:hint="eastAsia"/>
+          <w:sz w:val="28"/>
+          <w:szCs w:val="28"/>
+        </w:rPr>
+        <w:t>上片專於寫景，精妙之處在於以動靜、聲色交織出</w:t>
       </w:r>
       <w:r>
         <w:rPr>
@@ -1046,88 +831,67 @@
           <w:sz w:val="28"/>
           <w:szCs w:val="28"/>
         </w:rPr>
-        <w:t>起興</w:t>
-      </w:r>
-      <w:proofErr w:type="gramEnd"/>
-      <w:r>
-        <w:rPr>
-          <w:rFonts w:ascii="標楷體" w:eastAsia="標楷體" w:hAnsi="標楷體" w:hint="eastAsia"/>
-          <w:sz w:val="28"/>
-          <w:szCs w:val="28"/>
-        </w:rPr>
-        <w:t>，由遠及近、由</w:t>
-      </w:r>
-      <w:proofErr w:type="gramStart"/>
-      <w:r>
-        <w:rPr>
-          <w:rFonts w:ascii="標楷體" w:eastAsia="標楷體" w:hAnsi="標楷體" w:hint="eastAsia"/>
-          <w:sz w:val="28"/>
-          <w:szCs w:val="28"/>
-        </w:rPr>
-        <w:t>景入情</w:t>
-      </w:r>
-      <w:proofErr w:type="gramEnd"/>
-      <w:r>
-        <w:rPr>
-          <w:rFonts w:ascii="標楷體" w:eastAsia="標楷體" w:hAnsi="標楷體" w:hint="eastAsia"/>
-          <w:sz w:val="28"/>
-          <w:szCs w:val="28"/>
-        </w:rPr>
-        <w:t>，將</w:t>
-      </w:r>
-      <w:proofErr w:type="gramStart"/>
-      <w:r>
-        <w:rPr>
-          <w:rFonts w:ascii="標楷體" w:eastAsia="標楷體" w:hAnsi="標楷體" w:hint="eastAsia"/>
-          <w:sz w:val="28"/>
-          <w:szCs w:val="28"/>
-        </w:rPr>
-        <w:t>羈旅秋思與</w:t>
-      </w:r>
-      <w:proofErr w:type="gramEnd"/>
-      <w:r>
-        <w:rPr>
-          <w:rFonts w:ascii="標楷體" w:eastAsia="標楷體" w:hAnsi="標楷體" w:hint="eastAsia"/>
-          <w:sz w:val="28"/>
-          <w:szCs w:val="28"/>
-        </w:rPr>
-        <w:t>晚年身世之感交織在一起，呈現出一幅蒼涼而深</w:t>
-      </w:r>
-      <w:proofErr w:type="gramStart"/>
-      <w:r>
-        <w:rPr>
-          <w:rFonts w:ascii="標楷體" w:eastAsia="標楷體" w:hAnsi="標楷體" w:hint="eastAsia"/>
-          <w:sz w:val="28"/>
-          <w:szCs w:val="28"/>
-        </w:rPr>
-        <w:t>沉</w:t>
-      </w:r>
-      <w:proofErr w:type="gramEnd"/>
-      <w:r>
-        <w:rPr>
-          <w:rFonts w:ascii="標楷體" w:eastAsia="標楷體" w:hAnsi="標楷體" w:hint="eastAsia"/>
-          <w:sz w:val="28"/>
-          <w:szCs w:val="28"/>
-        </w:rPr>
-        <w:t>的</w:t>
-      </w:r>
-      <w:proofErr w:type="gramStart"/>
-      <w:r>
-        <w:rPr>
-          <w:rFonts w:ascii="標楷體" w:eastAsia="標楷體" w:hAnsi="標楷體" w:hint="eastAsia"/>
-          <w:sz w:val="28"/>
-          <w:szCs w:val="28"/>
-        </w:rPr>
-        <w:t>生命畫卷</w:t>
-      </w:r>
-      <w:proofErr w:type="gramEnd"/>
-      <w:r>
-        <w:rPr>
-          <w:rFonts w:ascii="標楷體" w:eastAsia="標楷體" w:hAnsi="標楷體" w:hint="eastAsia"/>
-          <w:sz w:val="28"/>
-          <w:szCs w:val="28"/>
-        </w:rPr>
-        <w:t>。</w:t>
+        <w:t>曠遠</w:t>
+      </w:r>
+      <w:r>
+        <w:rPr>
+          <w:rFonts w:ascii="標楷體" w:eastAsia="標楷體" w:hAnsi="標楷體" w:hint="eastAsia"/>
+          <w:sz w:val="28"/>
+          <w:szCs w:val="28"/>
+        </w:rPr>
+        <w:t>而淒清的意境。「長安古道馬遲遲，高柳亂蟬嘶」，開篇「遲遲」二字，既</w:t>
+      </w:r>
+      <w:r>
+        <w:rPr>
+          <w:rFonts w:ascii="標楷體" w:eastAsia="標楷體" w:hAnsi="標楷體" w:hint="eastAsia"/>
+          <w:sz w:val="28"/>
+          <w:szCs w:val="28"/>
+        </w:rPr>
+        <w:t>描摹馬兒緩慢前行的樣子</w:t>
+      </w:r>
+      <w:r>
+        <w:rPr>
+          <w:rFonts w:ascii="標楷體" w:eastAsia="標楷體" w:hAnsi="標楷體" w:hint="eastAsia"/>
+          <w:sz w:val="28"/>
+          <w:szCs w:val="28"/>
+        </w:rPr>
+        <w:t>，更寫出旅人內心的倦怠與沉重；「亂蟬嘶」則以聲襯靜，紛亂的蟬鳴</w:t>
+      </w:r>
+      <w:r>
+        <w:rPr>
+          <w:rFonts w:ascii="標楷體" w:eastAsia="標楷體" w:hAnsi="標楷體" w:hint="eastAsia"/>
+          <w:b/>
+          <w:bCs/>
+          <w:sz w:val="28"/>
+          <w:szCs w:val="28"/>
+        </w:rPr>
+        <w:t>直搗人心</w:t>
+      </w:r>
+      <w:r>
+        <w:rPr>
+          <w:rFonts w:ascii="標楷體" w:eastAsia="標楷體" w:hAnsi="標楷體" w:hint="eastAsia"/>
+          <w:sz w:val="28"/>
+          <w:szCs w:val="28"/>
+        </w:rPr>
+        <w:t>，增添幾分煩亂與不安。「夕陽島外，秋風原上，目斷四天垂」，視線隨之推遠，從夕陽照射的遠水洲島，到秋風勁吹的遼闊平原，最終落於</w:t>
+      </w:r>
+      <w:r>
+        <w:rPr>
+          <w:rFonts w:ascii="標楷體" w:eastAsia="標楷體" w:hAnsi="標楷體" w:hint="eastAsia"/>
+          <w:b/>
+          <w:bCs/>
+          <w:sz w:val="28"/>
+          <w:szCs w:val="28"/>
+        </w:rPr>
+        <w:t>天際垂落</w:t>
+      </w:r>
+      <w:r>
+        <w:rPr>
+          <w:rFonts w:ascii="標楷體" w:eastAsia="標楷體" w:hAnsi="標楷體" w:hint="eastAsia"/>
+          <w:sz w:val="28"/>
+          <w:szCs w:val="28"/>
+        </w:rPr>
+        <w:t>的四野。詩人極目遠眺，天地遼闊卻無處安身，空間的浩瀚恰好反襯出個體的渺小與孤獨。</w:t>
       </w:r>
     </w:p>
     <w:p>
@@ -1135,7 +899,7 @@
         <w:spacing w:line="460" w:lineRule="exact"/>
         <w:jc w:val="both"/>
         <w:rPr>
-          <w:rFonts w:ascii="標楷體" w:eastAsia="標楷體" w:hAnsi="標楷體" w:hint="eastAsia"/>
+          <w:rFonts w:ascii="標楷體" w:eastAsia="標楷體" w:hAnsi="標楷體"/>
           <w:sz w:val="28"/>
           <w:szCs w:val="28"/>
         </w:rPr>
@@ -1154,27 +918,8 @@
           <w:sz w:val="28"/>
           <w:szCs w:val="28"/>
         </w:rPr>
-        <w:t>上</w:t>
-      </w:r>
-      <w:proofErr w:type="gramStart"/>
-      <w:r>
-        <w:rPr>
-          <w:rFonts w:ascii="標楷體" w:eastAsia="標楷體" w:hAnsi="標楷體" w:hint="eastAsia"/>
-          <w:sz w:val="28"/>
-          <w:szCs w:val="28"/>
-        </w:rPr>
-        <w:t>片專於</w:t>
-      </w:r>
-      <w:proofErr w:type="gramEnd"/>
-      <w:r>
-        <w:rPr>
-          <w:rFonts w:ascii="標楷體" w:eastAsia="標楷體" w:hAnsi="標楷體" w:hint="eastAsia"/>
-          <w:sz w:val="28"/>
-          <w:szCs w:val="28"/>
-        </w:rPr>
-        <w:t>寫景，精妙之處在於以動靜、聲色交織出</w:t>
-      </w:r>
-      <w:proofErr w:type="gramStart"/>
+        <w:t>下片轉入抒情，情感層層推進。「歸雲一去無蹤跡，何處是前期？」以隨風散去、無跡可尋的「歸雲」比喻逝去的時光、飄零的人事與失落的誓言。一個「何處」，道盡了追尋無果後的茫然與無奈。「狎興生疏，酒徒蕭索，不似少年時」，結句</w:t>
+      </w:r>
       <w:r>
         <w:rPr>
           <w:rFonts w:ascii="標楷體" w:eastAsia="標楷體" w:hAnsi="標楷體" w:hint="eastAsia"/>
@@ -1183,9 +928,16 @@
           <w:sz w:val="28"/>
           <w:szCs w:val="28"/>
         </w:rPr>
-        <w:t>曠</w:t>
-      </w:r>
-      <w:proofErr w:type="gramEnd"/>
+        <w:t>直抒胸臆</w:t>
+      </w:r>
+      <w:r>
+        <w:rPr>
+          <w:rFonts w:ascii="標楷體" w:eastAsia="標楷體" w:hAnsi="標楷體" w:hint="eastAsia"/>
+          <w:sz w:val="28"/>
+          <w:szCs w:val="28"/>
+        </w:rPr>
+        <w:t>，將少年時代的</w:t>
+      </w:r>
       <w:r>
         <w:rPr>
           <w:rFonts w:ascii="標楷體" w:eastAsia="標楷體" w:hAnsi="標楷體" w:hint="eastAsia"/>
@@ -1194,67 +946,15 @@
           <w:sz w:val="28"/>
           <w:szCs w:val="28"/>
         </w:rPr>
-        <w:t>遠</w:t>
-      </w:r>
-      <w:r>
-        <w:rPr>
-          <w:rFonts w:ascii="標楷體" w:eastAsia="標楷體" w:hAnsi="標楷體" w:hint="eastAsia"/>
-          <w:sz w:val="28"/>
-          <w:szCs w:val="28"/>
-        </w:rPr>
-        <w:t>而淒清的意境。「長安古道馬遲遲，</w:t>
-      </w:r>
-      <w:proofErr w:type="gramStart"/>
-      <w:r>
-        <w:rPr>
-          <w:rFonts w:ascii="標楷體" w:eastAsia="標楷體" w:hAnsi="標楷體" w:hint="eastAsia"/>
-          <w:sz w:val="28"/>
-          <w:szCs w:val="28"/>
-        </w:rPr>
-        <w:t>高柳亂蟬</w:t>
-      </w:r>
-      <w:proofErr w:type="gramEnd"/>
-      <w:r>
-        <w:rPr>
-          <w:rFonts w:ascii="標楷體" w:eastAsia="標楷體" w:hAnsi="標楷體" w:hint="eastAsia"/>
-          <w:sz w:val="28"/>
-          <w:szCs w:val="28"/>
-        </w:rPr>
-        <w:t>嘶」，開篇「遲遲」二字，既</w:t>
-      </w:r>
-      <w:r>
-        <w:rPr>
-          <w:rFonts w:ascii="標楷體" w:eastAsia="標楷體" w:hAnsi="標楷體" w:hint="eastAsia"/>
-          <w:sz w:val="28"/>
-          <w:szCs w:val="28"/>
-        </w:rPr>
-        <w:t>描摹馬兒緩慢前行的樣子</w:t>
-      </w:r>
-      <w:r>
-        <w:rPr>
-          <w:rFonts w:ascii="標楷體" w:eastAsia="標楷體" w:hAnsi="標楷體" w:hint="eastAsia"/>
-          <w:sz w:val="28"/>
-          <w:szCs w:val="28"/>
-        </w:rPr>
-        <w:t>，更寫出旅人內心的倦怠與沉重；「亂蟬嘶」則以</w:t>
-      </w:r>
-      <w:proofErr w:type="gramStart"/>
-      <w:r>
-        <w:rPr>
-          <w:rFonts w:ascii="標楷體" w:eastAsia="標楷體" w:hAnsi="標楷體" w:hint="eastAsia"/>
-          <w:sz w:val="28"/>
-          <w:szCs w:val="28"/>
-        </w:rPr>
-        <w:t>聲襯靜</w:t>
-      </w:r>
-      <w:proofErr w:type="gramEnd"/>
-      <w:r>
-        <w:rPr>
-          <w:rFonts w:ascii="標楷體" w:eastAsia="標楷體" w:hAnsi="標楷體" w:hint="eastAsia"/>
-          <w:sz w:val="28"/>
-          <w:szCs w:val="28"/>
-        </w:rPr>
-        <w:t>，紛亂的蟬鳴</w:t>
+        <w:t>放蕩不羈</w:t>
+      </w:r>
+      <w:r>
+        <w:rPr>
+          <w:rFonts w:ascii="標楷體" w:eastAsia="標楷體" w:hAnsi="標楷體" w:hint="eastAsia"/>
+          <w:sz w:val="28"/>
+          <w:szCs w:val="28"/>
+        </w:rPr>
+        <w:t>與如今的</w:t>
       </w:r>
       <w:r>
         <w:rPr>
@@ -1264,71 +964,52 @@
           <w:sz w:val="28"/>
           <w:szCs w:val="28"/>
         </w:rPr>
-        <w:t>直搗人心</w:t>
-      </w:r>
-      <w:r>
-        <w:rPr>
-          <w:rFonts w:ascii="標楷體" w:eastAsia="標楷體" w:hAnsi="標楷體" w:hint="eastAsia"/>
-          <w:sz w:val="28"/>
-          <w:szCs w:val="28"/>
-        </w:rPr>
-        <w:t>，增添幾分煩亂與不安。「夕陽島外，秋風原上，</w:t>
-      </w:r>
-      <w:proofErr w:type="gramStart"/>
-      <w:r>
-        <w:rPr>
-          <w:rFonts w:ascii="標楷體" w:eastAsia="標楷體" w:hAnsi="標楷體" w:hint="eastAsia"/>
-          <w:sz w:val="28"/>
-          <w:szCs w:val="28"/>
-        </w:rPr>
-        <w:t>目斷四天</w:t>
-      </w:r>
-      <w:proofErr w:type="gramEnd"/>
-      <w:r>
-        <w:rPr>
-          <w:rFonts w:ascii="標楷體" w:eastAsia="標楷體" w:hAnsi="標楷體" w:hint="eastAsia"/>
-          <w:sz w:val="28"/>
-          <w:szCs w:val="28"/>
-        </w:rPr>
-        <w:t>垂」，視線隨</w:t>
-      </w:r>
-      <w:proofErr w:type="gramStart"/>
-      <w:r>
-        <w:rPr>
-          <w:rFonts w:ascii="標楷體" w:eastAsia="標楷體" w:hAnsi="標楷體" w:hint="eastAsia"/>
-          <w:sz w:val="28"/>
-          <w:szCs w:val="28"/>
-        </w:rPr>
-        <w:t>之推遠</w:t>
-      </w:r>
-      <w:proofErr w:type="gramEnd"/>
-      <w:r>
-        <w:rPr>
-          <w:rFonts w:ascii="標楷體" w:eastAsia="標楷體" w:hAnsi="標楷體" w:hint="eastAsia"/>
-          <w:sz w:val="28"/>
-          <w:szCs w:val="28"/>
-        </w:rPr>
-        <w:t>，從夕陽照射的遠水洲島，到</w:t>
-      </w:r>
-      <w:proofErr w:type="gramStart"/>
-      <w:r>
-        <w:rPr>
-          <w:rFonts w:ascii="標楷體" w:eastAsia="標楷體" w:hAnsi="標楷體" w:hint="eastAsia"/>
-          <w:sz w:val="28"/>
-          <w:szCs w:val="28"/>
-        </w:rPr>
-        <w:t>秋風勁吹的</w:t>
-      </w:r>
-      <w:proofErr w:type="gramEnd"/>
-      <w:r>
-        <w:rPr>
-          <w:rFonts w:ascii="標楷體" w:eastAsia="標楷體" w:hAnsi="標楷體" w:hint="eastAsia"/>
-          <w:sz w:val="28"/>
-          <w:szCs w:val="28"/>
-        </w:rPr>
-        <w:t>遼闊平原，最終落於</w:t>
-      </w:r>
-      <w:proofErr w:type="gramStart"/>
+        <w:t>落魄</w:t>
+      </w:r>
+      <w:r>
+        <w:rPr>
+          <w:rFonts w:ascii="標楷體" w:eastAsia="標楷體" w:hAnsi="標楷體" w:hint="eastAsia"/>
+          <w:sz w:val="28"/>
+          <w:szCs w:val="28"/>
+        </w:rPr>
+        <w:t>孤寂作強烈對比。昔日歡歌笑語的酒友早已零</w:t>
+      </w:r>
+      <w:r>
+        <w:rPr>
+          <w:rFonts w:ascii="標楷體" w:eastAsia="標楷體" w:hAnsi="標楷體" w:hint="eastAsia"/>
+          <w:sz w:val="28"/>
+          <w:szCs w:val="28"/>
+        </w:rPr>
+        <w:lastRenderedPageBreak/>
+        <w:t>落分散，曾經熱情奔放的遊興也已冷卻生疏。「不似少年時」短短五字，凝聚了歲月流逝、年華老去的無盡感嘆。</w:t>
+      </w:r>
+    </w:p>
+    <w:p>
+      <w:pPr>
+        <w:spacing w:line="460" w:lineRule="exact"/>
+        <w:jc w:val="both"/>
+        <w:rPr>
+          <w:rFonts w:ascii="標楷體" w:eastAsia="標楷體" w:hAnsi="標楷體"/>
+          <w:sz w:val="28"/>
+          <w:szCs w:val="28"/>
+        </w:rPr>
+      </w:pPr>
+      <w:r>
+        <w:rPr>
+          <w:rFonts w:ascii="標楷體" w:eastAsia="標楷體" w:hAnsi="標楷體" w:hint="eastAsia"/>
+          <w:sz w:val="28"/>
+          <w:szCs w:val="28"/>
+        </w:rPr>
+        <w:t xml:space="preserve">　　</w:t>
+      </w:r>
+      <w:r>
+        <w:rPr>
+          <w:rFonts w:ascii="標楷體" w:eastAsia="標楷體" w:hAnsi="標楷體" w:hint="eastAsia"/>
+          <w:sz w:val="28"/>
+          <w:szCs w:val="28"/>
+        </w:rPr>
+        <w:t>全詞風格</w:t>
+      </w:r>
       <w:r>
         <w:rPr>
           <w:rFonts w:ascii="標楷體" w:eastAsia="標楷體" w:hAnsi="標楷體" w:hint="eastAsia"/>
@@ -1337,226 +1018,6 @@
           <w:sz w:val="28"/>
           <w:szCs w:val="28"/>
         </w:rPr>
-        <w:t>天際垂落</w:t>
-      </w:r>
-      <w:r>
-        <w:rPr>
-          <w:rFonts w:ascii="標楷體" w:eastAsia="標楷體" w:hAnsi="標楷體" w:hint="eastAsia"/>
-          <w:sz w:val="28"/>
-          <w:szCs w:val="28"/>
-        </w:rPr>
-        <w:t>的</w:t>
-      </w:r>
-      <w:proofErr w:type="gramEnd"/>
-      <w:r>
-        <w:rPr>
-          <w:rFonts w:ascii="標楷體" w:eastAsia="標楷體" w:hAnsi="標楷體" w:hint="eastAsia"/>
-          <w:sz w:val="28"/>
-          <w:szCs w:val="28"/>
-        </w:rPr>
-        <w:t>四野。詩人極目遠眺，天地遼闊卻無處安身，空間的浩瀚恰好反襯出個體的渺小與孤獨。</w:t>
-      </w:r>
-    </w:p>
-    <w:p>
-      <w:pPr>
-        <w:spacing w:line="460" w:lineRule="exact"/>
-        <w:jc w:val="both"/>
-        <w:rPr>
-          <w:rFonts w:ascii="標楷體" w:eastAsia="標楷體" w:hAnsi="標楷體" w:hint="eastAsia"/>
-          <w:sz w:val="28"/>
-          <w:szCs w:val="28"/>
-        </w:rPr>
-      </w:pPr>
-      <w:r>
-        <w:rPr>
-          <w:rFonts w:ascii="標楷體" w:eastAsia="標楷體" w:hAnsi="標楷體" w:hint="eastAsia"/>
-          <w:sz w:val="28"/>
-          <w:szCs w:val="28"/>
-        </w:rPr>
-        <w:t xml:space="preserve">　　</w:t>
-      </w:r>
-      <w:r>
-        <w:rPr>
-          <w:rFonts w:ascii="標楷體" w:eastAsia="標楷體" w:hAnsi="標楷體" w:hint="eastAsia"/>
-          <w:sz w:val="28"/>
-          <w:szCs w:val="28"/>
-        </w:rPr>
-        <w:t>下片轉入抒情，情感層層推進。「</w:t>
-      </w:r>
-      <w:proofErr w:type="gramStart"/>
-      <w:r>
-        <w:rPr>
-          <w:rFonts w:ascii="標楷體" w:eastAsia="標楷體" w:hAnsi="標楷體" w:hint="eastAsia"/>
-          <w:sz w:val="28"/>
-          <w:szCs w:val="28"/>
-        </w:rPr>
-        <w:t>歸雲</w:t>
-      </w:r>
-      <w:proofErr w:type="gramEnd"/>
-      <w:r>
-        <w:rPr>
-          <w:rFonts w:ascii="標楷體" w:eastAsia="標楷體" w:hAnsi="標楷體" w:hint="eastAsia"/>
-          <w:sz w:val="28"/>
-          <w:szCs w:val="28"/>
-        </w:rPr>
-        <w:t>一去無蹤跡，何處是前期？」以隨風散去、無跡可尋的「</w:t>
-      </w:r>
-      <w:proofErr w:type="gramStart"/>
-      <w:r>
-        <w:rPr>
-          <w:rFonts w:ascii="標楷體" w:eastAsia="標楷體" w:hAnsi="標楷體" w:hint="eastAsia"/>
-          <w:sz w:val="28"/>
-          <w:szCs w:val="28"/>
-        </w:rPr>
-        <w:t>歸雲</w:t>
-      </w:r>
-      <w:proofErr w:type="gramEnd"/>
-      <w:r>
-        <w:rPr>
-          <w:rFonts w:ascii="標楷體" w:eastAsia="標楷體" w:hAnsi="標楷體" w:hint="eastAsia"/>
-          <w:sz w:val="28"/>
-          <w:szCs w:val="28"/>
-        </w:rPr>
-        <w:t>」比喻逝去的時光、飄零的人事與失落的誓言。一個「何處」，道盡了追尋無果後的茫然與無奈。「</w:t>
-      </w:r>
-      <w:proofErr w:type="gramStart"/>
-      <w:r>
-        <w:rPr>
-          <w:rFonts w:ascii="標楷體" w:eastAsia="標楷體" w:hAnsi="標楷體" w:hint="eastAsia"/>
-          <w:sz w:val="28"/>
-          <w:szCs w:val="28"/>
-        </w:rPr>
-        <w:t>狎</w:t>
-      </w:r>
-      <w:proofErr w:type="gramEnd"/>
-      <w:r>
-        <w:rPr>
-          <w:rFonts w:ascii="標楷體" w:eastAsia="標楷體" w:hAnsi="標楷體" w:hint="eastAsia"/>
-          <w:sz w:val="28"/>
-          <w:szCs w:val="28"/>
-        </w:rPr>
-        <w:t>興生疏，酒徒蕭索，不似少年時」，</w:t>
-      </w:r>
-      <w:proofErr w:type="gramStart"/>
-      <w:r>
-        <w:rPr>
-          <w:rFonts w:ascii="標楷體" w:eastAsia="標楷體" w:hAnsi="標楷體" w:hint="eastAsia"/>
-          <w:sz w:val="28"/>
-          <w:szCs w:val="28"/>
-        </w:rPr>
-        <w:t>結句</w:t>
-      </w:r>
-      <w:r>
-        <w:rPr>
-          <w:rFonts w:ascii="標楷體" w:eastAsia="標楷體" w:hAnsi="標楷體" w:hint="eastAsia"/>
-          <w:b/>
-          <w:bCs/>
-          <w:sz w:val="28"/>
-          <w:szCs w:val="28"/>
-        </w:rPr>
-        <w:t>直抒</w:t>
-      </w:r>
-      <w:proofErr w:type="gramEnd"/>
-      <w:r>
-        <w:rPr>
-          <w:rFonts w:ascii="標楷體" w:eastAsia="標楷體" w:hAnsi="標楷體" w:hint="eastAsia"/>
-          <w:b/>
-          <w:bCs/>
-          <w:sz w:val="28"/>
-          <w:szCs w:val="28"/>
-        </w:rPr>
-        <w:t>胸臆</w:t>
-      </w:r>
-      <w:r>
-        <w:rPr>
-          <w:rFonts w:ascii="標楷體" w:eastAsia="標楷體" w:hAnsi="標楷體" w:hint="eastAsia"/>
-          <w:sz w:val="28"/>
-          <w:szCs w:val="28"/>
-        </w:rPr>
-        <w:t>，</w:t>
-      </w:r>
-      <w:r>
-        <w:rPr>
-          <w:rFonts w:ascii="標楷體" w:eastAsia="標楷體" w:hAnsi="標楷體" w:hint="eastAsia"/>
-          <w:sz w:val="28"/>
-          <w:szCs w:val="28"/>
-        </w:rPr>
-        <w:lastRenderedPageBreak/>
-        <w:t>將少年時代的</w:t>
-      </w:r>
-      <w:r>
-        <w:rPr>
-          <w:rFonts w:ascii="標楷體" w:eastAsia="標楷體" w:hAnsi="標楷體" w:hint="eastAsia"/>
-          <w:b/>
-          <w:bCs/>
-          <w:sz w:val="28"/>
-          <w:szCs w:val="28"/>
-        </w:rPr>
-        <w:t>放蕩不羈</w:t>
-      </w:r>
-      <w:r>
-        <w:rPr>
-          <w:rFonts w:ascii="標楷體" w:eastAsia="標楷體" w:hAnsi="標楷體" w:hint="eastAsia"/>
-          <w:sz w:val="28"/>
-          <w:szCs w:val="28"/>
-        </w:rPr>
-        <w:t>與如今的</w:t>
-      </w:r>
-      <w:r>
-        <w:rPr>
-          <w:rFonts w:ascii="標楷體" w:eastAsia="標楷體" w:hAnsi="標楷體" w:hint="eastAsia"/>
-          <w:b/>
-          <w:bCs/>
-          <w:sz w:val="28"/>
-          <w:szCs w:val="28"/>
-        </w:rPr>
-        <w:t>落魄</w:t>
-      </w:r>
-      <w:r>
-        <w:rPr>
-          <w:rFonts w:ascii="標楷體" w:eastAsia="標楷體" w:hAnsi="標楷體" w:hint="eastAsia"/>
-          <w:sz w:val="28"/>
-          <w:szCs w:val="28"/>
-        </w:rPr>
-        <w:t>孤寂作強烈對比。昔日歡歌笑語的酒友早已零落分散，曾經熱情奔放的遊興也已冷卻生疏。「不似少年時」短短五字，凝聚了歲月流逝、年華老去的無盡感嘆。</w:t>
-      </w:r>
-    </w:p>
-    <w:p>
-      <w:pPr>
-        <w:spacing w:line="460" w:lineRule="exact"/>
-        <w:jc w:val="both"/>
-        <w:rPr>
-          <w:rFonts w:ascii="標楷體" w:eastAsia="標楷體" w:hAnsi="標楷體"/>
-          <w:sz w:val="28"/>
-          <w:szCs w:val="28"/>
-        </w:rPr>
-      </w:pPr>
-      <w:r>
-        <w:rPr>
-          <w:rFonts w:ascii="標楷體" w:eastAsia="標楷體" w:hAnsi="標楷體" w:hint="eastAsia"/>
-          <w:sz w:val="28"/>
-          <w:szCs w:val="28"/>
-        </w:rPr>
-        <w:t xml:space="preserve">　　</w:t>
-      </w:r>
-      <w:proofErr w:type="gramStart"/>
-      <w:r>
-        <w:rPr>
-          <w:rFonts w:ascii="標楷體" w:eastAsia="標楷體" w:hAnsi="標楷體" w:hint="eastAsia"/>
-          <w:sz w:val="28"/>
-          <w:szCs w:val="28"/>
-        </w:rPr>
-        <w:t>全詞風格</w:t>
-      </w:r>
-      <w:proofErr w:type="gramEnd"/>
-      <w:r>
-        <w:rPr>
-          <w:rFonts w:ascii="標楷體" w:eastAsia="標楷體" w:hAnsi="標楷體" w:hint="eastAsia"/>
-          <w:b/>
-          <w:bCs/>
-          <w:sz w:val="28"/>
-          <w:szCs w:val="28"/>
-        </w:rPr>
         <w:t>清麗而蒼涼</w:t>
       </w:r>
       <w:r>
@@ -1567,7 +1028,6 @@
         </w:rPr>
         <w:t>，語言通俗自然卻富於表現力。</w:t>
       </w:r>
-      <w:proofErr w:type="gramStart"/>
       <w:r>
         <w:rPr>
           <w:rFonts w:ascii="標楷體" w:eastAsia="標楷體" w:hAnsi="標楷體" w:hint="eastAsia"/>
@@ -1583,19 +1043,9 @@
           <w:sz w:val="28"/>
           <w:szCs w:val="28"/>
         </w:rPr>
-        <w:t>打破</w:t>
-      </w:r>
-      <w:proofErr w:type="gramEnd"/>
-      <w:r>
-        <w:rPr>
-          <w:rFonts w:ascii="標楷體" w:eastAsia="標楷體" w:hAnsi="標楷體" w:hint="eastAsia"/>
-          <w:sz w:val="28"/>
-          <w:szCs w:val="28"/>
-        </w:rPr>
-        <w:t>了傳統</w:t>
+        <w:t>打破了傳統</w:t>
       </w:r>
       <w:hyperlink r:id="rId8" w:history="1">
-        <w:proofErr w:type="gramStart"/>
         <w:r>
           <w:rPr>
             <w:rStyle w:val="a4"/>
@@ -1605,7 +1055,6 @@
           </w:rPr>
           <w:t>花間詞</w:t>
         </w:r>
-        <w:proofErr w:type="gramEnd"/>
       </w:hyperlink>
       <w:r>
         <w:rPr>
@@ -1631,25 +1080,7 @@
           <w:sz w:val="28"/>
           <w:szCs w:val="28"/>
         </w:rPr>
-        <w:t>，</w:t>
-      </w:r>
-      <w:proofErr w:type="gramStart"/>
-      <w:r>
-        <w:rPr>
-          <w:rFonts w:ascii="標楷體" w:eastAsia="標楷體" w:hAnsi="標楷體" w:hint="eastAsia"/>
-          <w:sz w:val="28"/>
-          <w:szCs w:val="28"/>
-        </w:rPr>
-        <w:t>將詞筆伸</w:t>
-      </w:r>
-      <w:proofErr w:type="gramEnd"/>
-      <w:r>
-        <w:rPr>
-          <w:rFonts w:ascii="標楷體" w:eastAsia="標楷體" w:hAnsi="標楷體" w:hint="eastAsia"/>
-          <w:sz w:val="28"/>
-          <w:szCs w:val="28"/>
-        </w:rPr>
-        <w:t>向</w:t>
+        <w:t>，將詞筆伸向</w:t>
       </w:r>
       <w:r>
         <w:rPr>
@@ -1714,7 +1145,7 @@
           <w:ilvl w:val="0"/>
           <w:numId w:val="5"/>
         </w:numPr>
-        <w:spacing w:line="440" w:lineRule="exact"/>
+        <w:spacing w:line="460" w:lineRule="exact"/>
         <w:ind w:leftChars="0" w:left="284" w:hanging="284"/>
         <w:jc w:val="both"/>
         <w:rPr>
@@ -1723,7 +1154,6 @@
           <w:szCs w:val="28"/>
         </w:rPr>
       </w:pPr>
-      <w:proofErr w:type="gramStart"/>
       <w:r>
         <w:rPr>
           <w:rFonts w:ascii="標楷體" w:eastAsia="標楷體" w:hAnsi="標楷體" w:hint="eastAsia"/>
@@ -1732,7 +1162,6 @@
         </w:rPr>
         <w:t>羈旅行役</w:t>
       </w:r>
-      <w:proofErr w:type="gramEnd"/>
       <w:r>
         <w:rPr>
           <w:rFonts w:ascii="標楷體" w:eastAsia="標楷體" w:hAnsi="標楷體" w:hint="eastAsia"/>
@@ -1774,7 +1203,7 @@
           <w:ilvl w:val="0"/>
           <w:numId w:val="5"/>
         </w:numPr>
-        <w:spacing w:line="440" w:lineRule="exact"/>
+        <w:spacing w:line="460" w:lineRule="exact"/>
         <w:ind w:leftChars="0" w:left="284" w:hanging="284"/>
         <w:jc w:val="both"/>
         <w:rPr>
@@ -1783,7 +1212,6 @@
           <w:szCs w:val="28"/>
         </w:rPr>
       </w:pPr>
-      <w:proofErr w:type="gramStart"/>
       <w:r>
         <w:rPr>
           <w:rFonts w:ascii="標楷體" w:eastAsia="標楷體" w:hAnsi="標楷體" w:hint="eastAsia"/>
@@ -1809,7 +1237,6 @@
         </w:rPr>
         <w:t>ㄒㄧㄥˋ</w:t>
       </w:r>
-      <w:proofErr w:type="gramEnd"/>
       <w:r>
         <w:rPr>
           <w:rFonts w:ascii="標楷體" w:eastAsia="標楷體" w:hAnsi="標楷體" w:hint="eastAsia"/>
@@ -1842,7 +1269,7 @@
           <w:ilvl w:val="0"/>
           <w:numId w:val="5"/>
         </w:numPr>
-        <w:spacing w:line="440" w:lineRule="exact"/>
+        <w:spacing w:line="460" w:lineRule="exact"/>
         <w:ind w:leftChars="0" w:left="284" w:hanging="284"/>
         <w:jc w:val="both"/>
         <w:rPr>
@@ -1851,23 +1278,13 @@
           <w:szCs w:val="28"/>
         </w:rPr>
       </w:pPr>
-      <w:proofErr w:type="gramStart"/>
-      <w:r>
-        <w:rPr>
-          <w:rFonts w:ascii="標楷體" w:eastAsia="標楷體" w:hAnsi="標楷體" w:hint="eastAsia"/>
-          <w:sz w:val="28"/>
-          <w:szCs w:val="28"/>
-        </w:rPr>
-        <w:t>曠</w:t>
-      </w:r>
-      <w:proofErr w:type="gramEnd"/>
-      <w:r>
-        <w:rPr>
-          <w:rFonts w:ascii="標楷體" w:eastAsia="標楷體" w:hAnsi="標楷體" w:hint="eastAsia"/>
-          <w:sz w:val="28"/>
-          <w:szCs w:val="28"/>
-        </w:rPr>
-        <w:t>遠</w:t>
+      <w:r>
+        <w:rPr>
+          <w:rFonts w:ascii="標楷體" w:eastAsia="標楷體" w:hAnsi="標楷體" w:hint="eastAsia"/>
+          <w:sz w:val="28"/>
+          <w:szCs w:val="28"/>
+        </w:rPr>
+        <w:t>曠遠</w:t>
       </w:r>
       <w:r>
         <w:rPr>
@@ -1893,7 +1310,7 @@
           <w:ilvl w:val="0"/>
           <w:numId w:val="5"/>
         </w:numPr>
-        <w:spacing w:line="440" w:lineRule="exact"/>
+        <w:spacing w:line="460" w:lineRule="exact"/>
         <w:ind w:leftChars="0" w:left="284" w:hanging="284"/>
         <w:jc w:val="both"/>
         <w:rPr>
@@ -1924,25 +1341,7 @@
           <w:sz w:val="28"/>
           <w:szCs w:val="28"/>
         </w:rPr>
-        <w:t>直接攻入或震撼人的內心深處。形容「</w:t>
-      </w:r>
-      <w:proofErr w:type="gramStart"/>
-      <w:r>
-        <w:rPr>
-          <w:rFonts w:ascii="標楷體" w:eastAsia="標楷體" w:hAnsi="標楷體" w:hint="eastAsia"/>
-          <w:sz w:val="28"/>
-          <w:szCs w:val="28"/>
-        </w:rPr>
-        <w:t>高柳亂蟬</w:t>
-      </w:r>
-      <w:proofErr w:type="gramEnd"/>
-      <w:r>
-        <w:rPr>
-          <w:rFonts w:ascii="標楷體" w:eastAsia="標楷體" w:hAnsi="標楷體" w:hint="eastAsia"/>
-          <w:sz w:val="28"/>
-          <w:szCs w:val="28"/>
-        </w:rPr>
-        <w:t>嘶」那種嘈雜、紛亂的聲響，直接觸動並加劇了旅人原本就煩躁不安的心情。</w:t>
+        <w:t>直接攻入或震撼人的內心深處。形容「高柳亂蟬嘶」那種嘈雜、紛亂的聲響，直接觸動並加劇了旅人原本就煩躁不安的心情。</w:t>
       </w:r>
     </w:p>
     <w:p>
@@ -1952,7 +1351,7 @@
           <w:ilvl w:val="0"/>
           <w:numId w:val="5"/>
         </w:numPr>
-        <w:spacing w:line="440" w:lineRule="exact"/>
+        <w:spacing w:line="460" w:lineRule="exact"/>
         <w:ind w:leftChars="0" w:left="284" w:hanging="284"/>
         <w:jc w:val="both"/>
         <w:rPr>
@@ -1961,7 +1360,6 @@
           <w:szCs w:val="28"/>
         </w:rPr>
       </w:pPr>
-      <w:proofErr w:type="gramStart"/>
       <w:r>
         <w:rPr>
           <w:rFonts w:ascii="標楷體" w:eastAsia="標楷體" w:hAnsi="標楷體" w:hint="eastAsia"/>
@@ -1970,7 +1368,6 @@
         </w:rPr>
         <w:t>天際垂落</w:t>
       </w:r>
-      <w:proofErr w:type="gramEnd"/>
       <w:r>
         <w:rPr>
           <w:rFonts w:ascii="標楷體" w:eastAsia="標楷體" w:hAnsi="標楷體" w:hint="eastAsia"/>
@@ -1985,43 +1382,7 @@
           <w:sz w:val="28"/>
           <w:szCs w:val="28"/>
         </w:rPr>
-        <w:t>遠方的天空彷彿向四面的大地邊緣垂掛下來。對「</w:t>
-      </w:r>
-      <w:proofErr w:type="gramStart"/>
-      <w:r>
-        <w:rPr>
-          <w:rFonts w:ascii="標楷體" w:eastAsia="標楷體" w:hAnsi="標楷體" w:hint="eastAsia"/>
-          <w:sz w:val="28"/>
-          <w:szCs w:val="28"/>
-        </w:rPr>
-        <w:t>目斷四天</w:t>
-      </w:r>
-      <w:proofErr w:type="gramEnd"/>
-      <w:r>
-        <w:rPr>
-          <w:rFonts w:ascii="標楷體" w:eastAsia="標楷體" w:hAnsi="標楷體" w:hint="eastAsia"/>
-          <w:sz w:val="28"/>
-          <w:szCs w:val="28"/>
-        </w:rPr>
-        <w:t>垂」的意象化描繪，表現出天地極其遼闊，反襯出個體在</w:t>
-      </w:r>
-      <w:proofErr w:type="gramStart"/>
-      <w:r>
-        <w:rPr>
-          <w:rFonts w:ascii="標楷體" w:eastAsia="標楷體" w:hAnsi="標楷體" w:hint="eastAsia"/>
-          <w:sz w:val="28"/>
-          <w:szCs w:val="28"/>
-        </w:rPr>
-        <w:t>天地間的渺小</w:t>
-      </w:r>
-      <w:proofErr w:type="gramEnd"/>
-      <w:r>
-        <w:rPr>
-          <w:rFonts w:ascii="標楷體" w:eastAsia="標楷體" w:hAnsi="標楷體" w:hint="eastAsia"/>
-          <w:sz w:val="28"/>
-          <w:szCs w:val="28"/>
-        </w:rPr>
-        <w:t>與孤立無援。</w:t>
+        <w:t>遠方的天空彷彿向四面的大地邊緣垂掛下來。對「目斷四天垂」的意象化描繪，表現出天地極其遼闊，反襯出個體在天地間的渺小與孤立無援。</w:t>
       </w:r>
     </w:p>
     <w:p>
@@ -2031,7 +1392,7 @@
           <w:ilvl w:val="0"/>
           <w:numId w:val="5"/>
         </w:numPr>
-        <w:spacing w:line="440" w:lineRule="exact"/>
+        <w:spacing w:line="460" w:lineRule="exact"/>
         <w:ind w:leftChars="0" w:left="284" w:hanging="284"/>
         <w:jc w:val="both"/>
         <w:rPr>
@@ -2040,7 +1401,6 @@
           <w:szCs w:val="28"/>
         </w:rPr>
       </w:pPr>
-      <w:proofErr w:type="gramStart"/>
       <w:r>
         <w:rPr>
           <w:rFonts w:ascii="標楷體" w:eastAsia="標楷體" w:hAnsi="標楷體" w:hint="eastAsia"/>
@@ -2049,7 +1409,6 @@
         </w:rPr>
         <w:t>直抒胸臆</w:t>
       </w:r>
-      <w:proofErr w:type="gramEnd"/>
       <w:r>
         <w:rPr>
           <w:rFonts w:ascii="標楷體" w:eastAsia="標楷體" w:hAnsi="標楷體" w:hint="eastAsia"/>
@@ -2064,25 +1423,7 @@
           <w:sz w:val="28"/>
           <w:szCs w:val="28"/>
         </w:rPr>
-        <w:t>直接抒發心中的思想與情感，不加隱晦。指詞人在下片不再透過景物曲折傳達，而是直接說出「不似少年時」的深</w:t>
-      </w:r>
-      <w:proofErr w:type="gramStart"/>
-      <w:r>
-        <w:rPr>
-          <w:rFonts w:ascii="標楷體" w:eastAsia="標楷體" w:hAnsi="標楷體" w:hint="eastAsia"/>
-          <w:sz w:val="28"/>
-          <w:szCs w:val="28"/>
-        </w:rPr>
-        <w:t>沉</w:t>
-      </w:r>
-      <w:proofErr w:type="gramEnd"/>
-      <w:r>
-        <w:rPr>
-          <w:rFonts w:ascii="標楷體" w:eastAsia="標楷體" w:hAnsi="標楷體" w:hint="eastAsia"/>
-          <w:sz w:val="28"/>
-          <w:szCs w:val="28"/>
-        </w:rPr>
-        <w:t>感嘆。</w:t>
+        <w:t>直接抒發心中的思想與情感，不加隱晦。指詞人在下片不再透過景物曲折傳達，而是直接說出「不似少年時」的深沉感嘆。</w:t>
       </w:r>
     </w:p>
     <w:p>
@@ -2092,7 +1433,7 @@
           <w:ilvl w:val="0"/>
           <w:numId w:val="5"/>
         </w:numPr>
-        <w:spacing w:line="440" w:lineRule="exact"/>
+        <w:spacing w:line="460" w:lineRule="exact"/>
         <w:ind w:leftChars="0" w:left="284" w:hanging="284"/>
         <w:jc w:val="both"/>
         <w:rPr>
@@ -2131,25 +1472,7 @@
           <w:sz w:val="28"/>
           <w:szCs w:val="28"/>
         </w:rPr>
-        <w:t>回憶年輕時在京城流連</w:t>
-      </w:r>
-      <w:proofErr w:type="gramStart"/>
-      <w:r>
-        <w:rPr>
-          <w:rFonts w:ascii="標楷體" w:eastAsia="標楷體" w:hAnsi="標楷體" w:hint="eastAsia"/>
-          <w:sz w:val="28"/>
-          <w:szCs w:val="28"/>
-        </w:rPr>
-        <w:t>歌樓酒</w:t>
-      </w:r>
-      <w:proofErr w:type="gramEnd"/>
-      <w:r>
-        <w:rPr>
-          <w:rFonts w:ascii="標楷體" w:eastAsia="標楷體" w:hAnsi="標楷體" w:hint="eastAsia"/>
-          <w:sz w:val="28"/>
-          <w:szCs w:val="28"/>
-        </w:rPr>
-        <w:t>肆、不拘小節的灑脫生活。</w:t>
+        <w:t>回憶年輕時在京城流連歌樓酒肆、不拘小節的灑脫生活。</w:t>
       </w:r>
     </w:p>
     <w:p>
@@ -2159,7 +1482,7 @@
           <w:ilvl w:val="0"/>
           <w:numId w:val="5"/>
         </w:numPr>
-        <w:spacing w:line="440" w:lineRule="exact"/>
+        <w:spacing w:line="460" w:lineRule="exact"/>
         <w:ind w:leftChars="0" w:left="284" w:hanging="284"/>
         <w:jc w:val="both"/>
         <w:rPr>
@@ -2176,7 +1499,6 @@
         </w:rPr>
         <w:t>落魄（</w:t>
       </w:r>
-      <w:proofErr w:type="gramStart"/>
       <w:r>
         <w:rPr>
           <w:rFonts w:ascii="標楷體" w:eastAsia="標楷體" w:hAnsi="標楷體" w:hint="eastAsia"/>
@@ -2186,7 +1508,6 @@
         </w:rPr>
         <w:t>ㄊㄨㄛˋ</w:t>
       </w:r>
-      <w:proofErr w:type="gramEnd"/>
       <w:r>
         <w:rPr>
           <w:rFonts w:ascii="標楷體" w:eastAsia="標楷體" w:hAnsi="標楷體" w:hint="eastAsia"/>
@@ -2211,7 +1532,7 @@
           <w:ilvl w:val="0"/>
           <w:numId w:val="5"/>
         </w:numPr>
-        <w:spacing w:line="440" w:lineRule="exact"/>
+        <w:spacing w:line="460" w:lineRule="exact"/>
         <w:ind w:leftChars="0" w:left="284" w:hanging="284"/>
         <w:jc w:val="both"/>
         <w:rPr>
@@ -2242,43 +1563,7 @@
           <w:sz w:val="28"/>
           <w:szCs w:val="28"/>
         </w:rPr>
-        <w:t>清新美麗（清麗）中帶有淒涼</w:t>
-      </w:r>
-      <w:proofErr w:type="gramStart"/>
-      <w:r>
-        <w:rPr>
-          <w:rFonts w:ascii="標楷體" w:eastAsia="標楷體" w:hAnsi="標楷體" w:hint="eastAsia"/>
-          <w:sz w:val="28"/>
-          <w:szCs w:val="28"/>
-        </w:rPr>
-        <w:t>冷落（</w:t>
-      </w:r>
-      <w:proofErr w:type="gramEnd"/>
-      <w:r>
-        <w:rPr>
-          <w:rFonts w:ascii="標楷體" w:eastAsia="標楷體" w:hAnsi="標楷體" w:hint="eastAsia"/>
-          <w:sz w:val="28"/>
-          <w:szCs w:val="28"/>
-        </w:rPr>
-        <w:t>蒼涼）的氣氛。</w:t>
-      </w:r>
-      <w:proofErr w:type="gramStart"/>
-      <w:r>
-        <w:rPr>
-          <w:rFonts w:ascii="標楷體" w:eastAsia="標楷體" w:hAnsi="標楷體" w:hint="eastAsia"/>
-          <w:sz w:val="28"/>
-          <w:szCs w:val="28"/>
-        </w:rPr>
-        <w:t>總結本詞的</w:t>
-      </w:r>
-      <w:proofErr w:type="gramEnd"/>
-      <w:r>
-        <w:rPr>
-          <w:rFonts w:ascii="標楷體" w:eastAsia="標楷體" w:hAnsi="標楷體" w:hint="eastAsia"/>
-          <w:sz w:val="28"/>
-          <w:szCs w:val="28"/>
-        </w:rPr>
-        <w:t>文學風格，既有音律自然、語言優美的「清麗」，又蘊含秋景寂寥、年華老去的「蒼涼」。</w:t>
+        <w:t>清新美麗（清麗）中帶有淒涼冷落（蒼涼）的氣氛。總結本詞的文學風格，既有音律自然、語言優美的「清麗」，又蘊含秋景寂寥、年華老去的「蒼涼」。</w:t>
       </w:r>
     </w:p>
     <w:p>
@@ -2288,7 +1573,7 @@
           <w:ilvl w:val="0"/>
           <w:numId w:val="5"/>
         </w:numPr>
-        <w:spacing w:line="440" w:lineRule="exact"/>
+        <w:spacing w:line="460" w:lineRule="exact"/>
         <w:ind w:leftChars="0" w:left="284" w:hanging="426"/>
         <w:jc w:val="both"/>
         <w:rPr>
@@ -2319,34 +1604,7 @@
           <w:sz w:val="28"/>
           <w:szCs w:val="28"/>
         </w:rPr>
-        <w:t>女子居住的房間（閨閣）所代表的狹小題材與風格。</w:t>
-      </w:r>
-      <w:proofErr w:type="gramStart"/>
-      <w:r>
-        <w:rPr>
-          <w:rFonts w:ascii="標楷體" w:eastAsia="標楷體" w:hAnsi="標楷體" w:hint="eastAsia"/>
-          <w:sz w:val="28"/>
-          <w:szCs w:val="28"/>
-        </w:rPr>
-        <w:t>早期詞作</w:t>
-      </w:r>
-      <w:proofErr w:type="gramEnd"/>
-      <w:r>
-        <w:rPr>
-          <w:rFonts w:ascii="標楷體" w:eastAsia="標楷體" w:hAnsi="標楷體" w:hint="eastAsia"/>
-          <w:sz w:val="28"/>
-          <w:szCs w:val="28"/>
-        </w:rPr>
-        <w:t>多描寫男女情愛與閨怨；此處</w:t>
-      </w:r>
-      <w:proofErr w:type="gramStart"/>
-      <w:r>
-        <w:rPr>
-          <w:rFonts w:ascii="標楷體" w:eastAsia="標楷體" w:hAnsi="標楷體" w:hint="eastAsia"/>
-          <w:sz w:val="28"/>
-          <w:szCs w:val="28"/>
-        </w:rPr>
-        <w:t>指</w:t>
+        <w:t>女子居住的房間（閨閣）所代表的狹小題材與風格。早期詞作多描寫男女情愛與閨怨；此處指</w:t>
       </w:r>
       <w:r>
         <w:rPr>
@@ -2357,32 +1615,13 @@
         </w:rPr>
         <w:t>柳永</w:t>
       </w:r>
-      <w:proofErr w:type="gramEnd"/>
-      <w:r>
-        <w:rPr>
-          <w:rFonts w:ascii="標楷體" w:eastAsia="標楷體" w:hAnsi="標楷體" w:hint="eastAsia"/>
-          <w:sz w:val="28"/>
-          <w:szCs w:val="28"/>
-        </w:rPr>
-        <w:t>打破了這種狹隘的題材限制，</w:t>
-      </w:r>
-      <w:proofErr w:type="gramStart"/>
-      <w:r>
-        <w:rPr>
-          <w:rFonts w:ascii="標楷體" w:eastAsia="標楷體" w:hAnsi="標楷體" w:hint="eastAsia"/>
-          <w:sz w:val="28"/>
-          <w:szCs w:val="28"/>
-        </w:rPr>
-        <w:t>將詞的</w:t>
-      </w:r>
-      <w:proofErr w:type="gramEnd"/>
-      <w:r>
-        <w:rPr>
-          <w:rFonts w:ascii="標楷體" w:eastAsia="標楷體" w:hAnsi="標楷體" w:hint="eastAsia"/>
-          <w:sz w:val="28"/>
-          <w:szCs w:val="28"/>
-        </w:rPr>
-        <w:t>境界擴展到廣袤的自然與人生感受。</w:t>
+      <w:r>
+        <w:rPr>
+          <w:rFonts w:ascii="標楷體" w:eastAsia="標楷體" w:hAnsi="標楷體" w:hint="eastAsia"/>
+          <w:sz w:val="28"/>
+          <w:szCs w:val="28"/>
+        </w:rPr>
+        <w:t>打破了這種狹隘的題材限制，將詞的境界擴展到廣袤的自然與人生感受。</w:t>
       </w:r>
     </w:p>
     <w:p>
@@ -2392,7 +1631,7 @@
           <w:ilvl w:val="0"/>
           <w:numId w:val="5"/>
         </w:numPr>
-        <w:spacing w:line="440" w:lineRule="exact"/>
+        <w:spacing w:line="460" w:lineRule="exact"/>
         <w:ind w:leftChars="0" w:left="284" w:hanging="426"/>
         <w:jc w:val="both"/>
         <w:rPr>
@@ -2417,7 +1656,6 @@
         </w:rPr>
         <w:t>（</w:t>
       </w:r>
-      <w:proofErr w:type="gramStart"/>
       <w:r>
         <w:rPr>
           <w:rFonts w:ascii="標楷體" w:eastAsia="標楷體" w:hAnsi="標楷體" w:hint="eastAsia"/>
@@ -2427,7 +1665,6 @@
         </w:rPr>
         <w:t>ㄇㄠˊ</w:t>
       </w:r>
-      <w:proofErr w:type="gramEnd"/>
       <w:r>
         <w:rPr>
           <w:rFonts w:ascii="標楷體" w:eastAsia="標楷體" w:hAnsi="標楷體" w:hint="eastAsia"/>
@@ -2450,25 +1687,7 @@
           <w:sz w:val="28"/>
           <w:szCs w:val="28"/>
         </w:rPr>
-        <w:t>東西的寬度為廣，南北的長度為</w:t>
-      </w:r>
-      <w:proofErr w:type="gramStart"/>
-      <w:r>
-        <w:rPr>
-          <w:rFonts w:ascii="標楷體" w:eastAsia="標楷體" w:hAnsi="標楷體" w:hint="eastAsia"/>
-          <w:sz w:val="28"/>
-          <w:szCs w:val="28"/>
-        </w:rPr>
-        <w:t>袤</w:t>
-      </w:r>
-      <w:proofErr w:type="gramEnd"/>
-      <w:r>
-        <w:rPr>
-          <w:rFonts w:ascii="標楷體" w:eastAsia="標楷體" w:hAnsi="標楷體" w:hint="eastAsia"/>
-          <w:sz w:val="28"/>
-          <w:szCs w:val="28"/>
-        </w:rPr>
-        <w:t>；形容土地廣廣大</w:t>
+        <w:t>東西的寬度為廣，南北的長度為袤；形容土地廣廣大</w:t>
       </w:r>
       <w:r>
         <w:rPr>
@@ -2486,7 +1705,7 @@
           <w:ilvl w:val="0"/>
           <w:numId w:val="5"/>
         </w:numPr>
-        <w:spacing w:line="440" w:lineRule="exact"/>
+        <w:spacing w:line="460" w:lineRule="exact"/>
         <w:ind w:leftChars="0" w:left="284" w:hanging="426"/>
         <w:jc w:val="both"/>
         <w:rPr>
@@ -2517,25 +1736,7 @@
           <w:sz w:val="28"/>
           <w:szCs w:val="28"/>
         </w:rPr>
-        <w:t>情感深</w:t>
-      </w:r>
-      <w:proofErr w:type="gramStart"/>
-      <w:r>
-        <w:rPr>
-          <w:rFonts w:ascii="標楷體" w:eastAsia="標楷體" w:hAnsi="標楷體" w:hint="eastAsia"/>
-          <w:sz w:val="28"/>
-          <w:szCs w:val="28"/>
-        </w:rPr>
-        <w:t>沉</w:t>
-      </w:r>
-      <w:proofErr w:type="gramEnd"/>
-      <w:r>
-        <w:rPr>
-          <w:rFonts w:ascii="標楷體" w:eastAsia="標楷體" w:hAnsi="標楷體" w:hint="eastAsia"/>
-          <w:sz w:val="28"/>
-          <w:szCs w:val="28"/>
-        </w:rPr>
-        <w:t>抑鬱（沉鬱），文辭與音調起伏轉折、有停頓與節奏感（頓挫）。形容下片抒情時，內心的悲傷層層遞進、極具力量與滄桑感，情緒起伏跌宕。</w:t>
+        <w:t>情感深沉抑鬱（沉鬱），文辭與音調起伏轉折、有停頓與節奏感（頓挫）。形容下片抒情時，內心的悲傷層層遞進、極具力量與滄桑感，情緒起伏跌宕。</w:t>
       </w:r>
     </w:p>
     <w:p>
@@ -2545,11 +1746,11 @@
           <w:ilvl w:val="0"/>
           <w:numId w:val="5"/>
         </w:numPr>
-        <w:spacing w:line="440" w:lineRule="exact"/>
+        <w:spacing w:line="460" w:lineRule="exact"/>
         <w:ind w:leftChars="0" w:left="284" w:hanging="426"/>
         <w:jc w:val="both"/>
         <w:rPr>
-          <w:rFonts w:ascii="標楷體" w:eastAsia="標楷體" w:hAnsi="標楷體" w:hint="eastAsia"/>
+          <w:rFonts w:ascii="標楷體" w:eastAsia="標楷體" w:hAnsi="標楷體"/>
           <w:sz w:val="28"/>
           <w:szCs w:val="28"/>
         </w:rPr>
@@ -2570,7 +1771,6 @@
         </w:rPr>
         <w:t>（</w:t>
       </w:r>
-      <w:proofErr w:type="gramStart"/>
       <w:r>
         <w:rPr>
           <w:rFonts w:ascii="標楷體" w:eastAsia="標楷體" w:hAnsi="標楷體" w:hint="eastAsia"/>
@@ -2578,29 +1778,8 @@
           <w:sz w:val="16"/>
           <w:szCs w:val="16"/>
         </w:rPr>
-        <w:t>ㄌㄧㄣˊ</w:t>
-      </w:r>
-      <w:proofErr w:type="gramEnd"/>
-      <w:r>
-        <w:rPr>
-          <w:rFonts w:ascii="標楷體" w:eastAsia="標楷體" w:hAnsi="標楷體" w:hint="eastAsia"/>
-          <w:color w:val="FF0000"/>
-          <w:sz w:val="16"/>
-          <w:szCs w:val="16"/>
-        </w:rPr>
-        <w:t xml:space="preserve">　</w:t>
-      </w:r>
-      <w:proofErr w:type="gramStart"/>
-      <w:r>
-        <w:rPr>
-          <w:rFonts w:ascii="標楷體" w:eastAsia="標楷體" w:hAnsi="標楷體" w:hint="eastAsia"/>
-          <w:color w:val="FF0000"/>
-          <w:sz w:val="16"/>
-          <w:szCs w:val="16"/>
-        </w:rPr>
-        <w:t>ㄌㄧˊ</w:t>
-      </w:r>
-      <w:proofErr w:type="gramEnd"/>
+        <w:t>ㄌㄧㄣˊ　ㄌㄧˊ</w:t>
+      </w:r>
       <w:r>
         <w:rPr>
           <w:rFonts w:ascii="標楷體" w:eastAsia="標楷體" w:hAnsi="標楷體" w:hint="eastAsia"/>
@@ -2646,7 +1825,7 @@
 </file>
 
 <file path=word/endnotes.xml><?xml version="1.0" encoding="utf-8"?>
-<w:endnotes xmlns:wpc="http://schemas.microsoft.com/office/word/2010/wordprocessingCanvas" xmlns:cx="http://schemas.microsoft.com/office/drawing/2014/chartex" xmlns:cx1="http://schemas.microsoft.com/office/drawing/2015/9/8/chartex" xmlns:cx2="http://schemas.microsoft.com/office/drawing/2015/10/21/chartex" xmlns:cx3="http://schemas.microsoft.com/office/drawing/2016/5/9/chartex" xmlns:cx4="http://schemas.microsoft.com/office/drawing/2016/5/10/chartex" xmlns:cx5="http://schemas.microsoft.com/office/drawing/2016/5/11/chartex" xmlns:cx6="http://schemas.microsoft.com/office/drawing/2016/5/12/chartex" xmlns:cx7="http://schemas.microsoft.com/office/drawing/2016/5/13/chartex" xmlns:cx8="http://schemas.microsoft.com/office/drawing/2016/5/14/chartex" xmlns:mc="http://schemas.openxmlformats.org/markup-compatibility/2006" xmlns:aink="http://schemas.microsoft.com/office/drawing/2016/ink" xmlns:am3d="http://schemas.microsoft.com/office/drawing/2017/model3d" xmlns:o="urn:schemas-microsoft-com:office:office" xmlns:r="http://schemas.openxmlformats.org/officeDocument/2006/relationships" xmlns:m="http://schemas.openxmlformats.org/officeDocument/2006/math" xmlns:v="urn:schemas-microsoft-com:vml" xmlns:wp14="http://schemas.microsoft.com/office/word/2010/wordprocessingDrawing" xmlns:wp="http://schemas.openxmlformats.org/drawingml/2006/wordprocessingDrawing" xmlns:w10="urn:schemas-microsoft-com:office:word" xmlns:w="http://schemas.openxmlformats.org/wordprocessingml/2006/main" xmlns:w14="http://schemas.microsoft.com/office/word/2010/wordml" xmlns:w15="http://schemas.microsoft.com/office/word/2012/wordml" xmlns:w16cex="http://schemas.microsoft.com/office/word/2018/wordml/cex" xmlns:w16cid="http://schemas.microsoft.com/office/word/2016/wordml/cid" xmlns:w16="http://schemas.microsoft.com/office/word/2018/wordml" xmlns:w16sdtdh="http://schemas.microsoft.com/office/word/2020/wordml/sdtdatahash" xmlns:w16se="http://schemas.microsoft.com/office/word/2015/wordml/symex" xmlns:wpg="http://schemas.microsoft.com/office/word/2010/wordprocessingGroup" xmlns:wpi="http://schemas.microsoft.com/office/word/2010/wordprocessingInk" xmlns:wne="http://schemas.microsoft.com/office/word/2006/wordml" xmlns:wps="http://schemas.microsoft.com/office/word/2010/wordprocessingShape" mc:Ignorable="w14 w15 w16se w16cid w16 w16cex w16sdtdh wp14">
+<w:endnotes xmlns:wpc="http://schemas.microsoft.com/office/word/2010/wordprocessingCanvas" xmlns:cx="http://schemas.microsoft.com/office/drawing/2014/chartex" xmlns:cx1="http://schemas.microsoft.com/office/drawing/2015/9/8/chartex" xmlns:cx2="http://schemas.microsoft.com/office/drawing/2015/10/21/chartex" xmlns:cx3="http://schemas.microsoft.com/office/drawing/2016/5/9/chartex" xmlns:cx4="http://schemas.microsoft.com/office/drawing/2016/5/10/chartex" xmlns:cx5="http://schemas.microsoft.com/office/drawing/2016/5/11/chartex" xmlns:cx6="http://schemas.microsoft.com/office/drawing/2016/5/12/chartex" xmlns:cx7="http://schemas.microsoft.com/office/drawing/2016/5/13/chartex" xmlns:cx8="http://schemas.microsoft.com/office/drawing/2016/5/14/chartex" xmlns:mc="http://schemas.openxmlformats.org/markup-compatibility/2006" xmlns:aink="http://schemas.microsoft.com/office/drawing/2016/ink" xmlns:am3d="http://schemas.microsoft.com/office/drawing/2017/model3d" xmlns:o="urn:schemas-microsoft-com:office:office" xmlns:oel="http://schemas.microsoft.com/office/2019/extlst" xmlns:r="http://schemas.openxmlformats.org/officeDocument/2006/relationships" xmlns:m="http://schemas.openxmlformats.org/officeDocument/2006/math" xmlns:v="urn:schemas-microsoft-com:vml" xmlns:wp14="http://schemas.microsoft.com/office/word/2010/wordprocessingDrawing" xmlns:wp="http://schemas.openxmlformats.org/drawingml/2006/wordprocessingDrawing" xmlns:w10="urn:schemas-microsoft-com:office:word" xmlns:w="http://schemas.openxmlformats.org/wordprocessingml/2006/main" xmlns:w14="http://schemas.microsoft.com/office/word/2010/wordml" xmlns:w15="http://schemas.microsoft.com/office/word/2012/wordml" xmlns:w16cex="http://schemas.microsoft.com/office/word/2018/wordml/cex" xmlns:w16cid="http://schemas.microsoft.com/office/word/2016/wordml/cid" xmlns:w16="http://schemas.microsoft.com/office/word/2018/wordml" xmlns:w16du="http://schemas.microsoft.com/office/word/2023/wordml/word16du" xmlns:w16sdtdh="http://schemas.microsoft.com/office/word/2020/wordml/sdtdatahash" xmlns:w16sdtfl="http://schemas.microsoft.com/office/word/2024/wordml/sdtformatlock" xmlns:w16se="http://schemas.microsoft.com/office/word/2015/wordml/symex" xmlns:wpg="http://schemas.microsoft.com/office/word/2010/wordprocessingGroup" xmlns:wpi="http://schemas.microsoft.com/office/word/2010/wordprocessingInk" xmlns:wne="http://schemas.microsoft.com/office/word/2006/wordml" xmlns:wps="http://schemas.microsoft.com/office/word/2010/wordprocessingShape" mc:Ignorable="w14 w15 w16se w16cid w16 w16cex w16sdtdh w16sdtfl w16du wp14">
   <w:endnote w:type="separator" w:id="-1">
     <w:p>
       <w:r>
@@ -2665,7 +1844,7 @@
 </file>
 
 <file path=word/footer1.xml><?xml version="1.0" encoding="utf-8"?>
-<w:ftr xmlns:wpc="http://schemas.microsoft.com/office/word/2010/wordprocessingCanvas" xmlns:cx="http://schemas.microsoft.com/office/drawing/2014/chartex" xmlns:cx1="http://schemas.microsoft.com/office/drawing/2015/9/8/chartex" xmlns:cx2="http://schemas.microsoft.com/office/drawing/2015/10/21/chartex" xmlns:cx3="http://schemas.microsoft.com/office/drawing/2016/5/9/chartex" xmlns:cx4="http://schemas.microsoft.com/office/drawing/2016/5/10/chartex" xmlns:cx5="http://schemas.microsoft.com/office/drawing/2016/5/11/chartex" xmlns:cx6="http://schemas.microsoft.com/office/drawing/2016/5/12/chartex" xmlns:cx7="http://schemas.microsoft.com/office/drawing/2016/5/13/chartex" xmlns:cx8="http://schemas.microsoft.com/office/drawing/2016/5/14/chartex" xmlns:mc="http://schemas.openxmlformats.org/markup-compatibility/2006" xmlns:aink="http://schemas.microsoft.com/office/drawing/2016/ink" xmlns:am3d="http://schemas.microsoft.com/office/drawing/2017/model3d" xmlns:o="urn:schemas-microsoft-com:office:office" xmlns:r="http://schemas.openxmlformats.org/officeDocument/2006/relationships" xmlns:m="http://schemas.openxmlformats.org/officeDocument/2006/math" xmlns:v="urn:schemas-microsoft-com:vml" xmlns:wp14="http://schemas.microsoft.com/office/word/2010/wordprocessingDrawing" xmlns:wp="http://schemas.openxmlformats.org/drawingml/2006/wordprocessingDrawing" xmlns:w10="urn:schemas-microsoft-com:office:word" xmlns:w="http://schemas.openxmlformats.org/wordprocessingml/2006/main" xmlns:w14="http://schemas.microsoft.com/office/word/2010/wordml" xmlns:w15="http://schemas.microsoft.com/office/word/2012/wordml" xmlns:w16cex="http://schemas.microsoft.com/office/word/2018/wordml/cex" xmlns:w16cid="http://schemas.microsoft.com/office/word/2016/wordml/cid" xmlns:w16="http://schemas.microsoft.com/office/word/2018/wordml" xmlns:w16sdtdh="http://schemas.microsoft.com/office/word/2020/wordml/sdtdatahash" xmlns:w16se="http://schemas.microsoft.com/office/word/2015/wordml/symex" xmlns:wpg="http://schemas.microsoft.com/office/word/2010/wordprocessingGroup" xmlns:wpi="http://schemas.microsoft.com/office/word/2010/wordprocessingInk" xmlns:wne="http://schemas.microsoft.com/office/word/2006/wordml" xmlns:wps="http://schemas.microsoft.com/office/word/2010/wordprocessingShape" mc:Ignorable="w14 w15 w16se w16cid w16 w16cex w16sdtdh wp14">
+<w:ftr xmlns:wpc="http://schemas.microsoft.com/office/word/2010/wordprocessingCanvas" xmlns:cx="http://schemas.microsoft.com/office/drawing/2014/chartex" xmlns:cx1="http://schemas.microsoft.com/office/drawing/2015/9/8/chartex" xmlns:cx2="http://schemas.microsoft.com/office/drawing/2015/10/21/chartex" xmlns:cx3="http://schemas.microsoft.com/office/drawing/2016/5/9/chartex" xmlns:cx4="http://schemas.microsoft.com/office/drawing/2016/5/10/chartex" xmlns:cx5="http://schemas.microsoft.com/office/drawing/2016/5/11/chartex" xmlns:cx6="http://schemas.microsoft.com/office/drawing/2016/5/12/chartex" xmlns:cx7="http://schemas.microsoft.com/office/drawing/2016/5/13/chartex" xmlns:cx8="http://schemas.microsoft.com/office/drawing/2016/5/14/chartex" xmlns:mc="http://schemas.openxmlformats.org/markup-compatibility/2006" xmlns:aink="http://schemas.microsoft.com/office/drawing/2016/ink" xmlns:am3d="http://schemas.microsoft.com/office/drawing/2017/model3d" xmlns:o="urn:schemas-microsoft-com:office:office" xmlns:oel="http://schemas.microsoft.com/office/2019/extlst" xmlns:r="http://schemas.openxmlformats.org/officeDocument/2006/relationships" xmlns:m="http://schemas.openxmlformats.org/officeDocument/2006/math" xmlns:v="urn:schemas-microsoft-com:vml" xmlns:wp14="http://schemas.microsoft.com/office/word/2010/wordprocessingDrawing" xmlns:wp="http://schemas.openxmlformats.org/drawingml/2006/wordprocessingDrawing" xmlns:w10="urn:schemas-microsoft-com:office:word" xmlns:w="http://schemas.openxmlformats.org/wordprocessingml/2006/main" xmlns:w14="http://schemas.microsoft.com/office/word/2010/wordml" xmlns:w15="http://schemas.microsoft.com/office/word/2012/wordml" xmlns:w16cex="http://schemas.microsoft.com/office/word/2018/wordml/cex" xmlns:w16cid="http://schemas.microsoft.com/office/word/2016/wordml/cid" xmlns:w16="http://schemas.microsoft.com/office/word/2018/wordml" xmlns:w16du="http://schemas.microsoft.com/office/word/2023/wordml/word16du" xmlns:w16sdtdh="http://schemas.microsoft.com/office/word/2020/wordml/sdtdatahash" xmlns:w16sdtfl="http://schemas.microsoft.com/office/word/2024/wordml/sdtformatlock" xmlns:w16se="http://schemas.microsoft.com/office/word/2015/wordml/symex" xmlns:wpg="http://schemas.microsoft.com/office/word/2010/wordprocessingGroup" xmlns:wpi="http://schemas.microsoft.com/office/word/2010/wordprocessingInk" xmlns:wne="http://schemas.microsoft.com/office/word/2006/wordml" xmlns:wps="http://schemas.microsoft.com/office/word/2010/wordprocessingShape" mc:Ignorable="w14 w15 w16se w16cid w16 w16cex w16sdtdh w16sdtfl w16du wp14">
   <w:sdt>
     <w:sdtPr>
       <w:id w:val="-1230224358"/>
@@ -2674,14 +1853,12 @@
         <w:docPartUnique/>
       </w:docPartObj>
     </w:sdtPr>
-    <w:sdtEndPr/>
     <w:sdtContent>
       <w:p>
         <w:pPr>
           <w:pStyle w:val="a9"/>
           <w:jc w:val="right"/>
         </w:pPr>
-        <w:proofErr w:type="gramStart"/>
         <w:r>
           <w:rPr>
             <w:rFonts w:ascii="標楷體" w:eastAsia="標楷體" w:hAnsi="標楷體" w:hint="eastAsia"/>
@@ -2700,7 +1877,6 @@
           </w:rPr>
           <w:t>》</w:t>
         </w:r>
-        <w:proofErr w:type="gramEnd"/>
         <w:r>
           <w:fldChar w:fldCharType="begin"/>
         </w:r>
@@ -2731,7 +1907,7 @@
 </file>
 
 <file path=word/footnotes.xml><?xml version="1.0" encoding="utf-8"?>
-<w:footnotes xmlns:wpc="http://schemas.microsoft.com/office/word/2010/wordprocessingCanvas" xmlns:cx="http://schemas.microsoft.com/office/drawing/2014/chartex" xmlns:cx1="http://schemas.microsoft.com/office/drawing/2015/9/8/chartex" xmlns:cx2="http://schemas.microsoft.com/office/drawing/2015/10/21/chartex" xmlns:cx3="http://schemas.microsoft.com/office/drawing/2016/5/9/chartex" xmlns:cx4="http://schemas.microsoft.com/office/drawing/2016/5/10/chartex" xmlns:cx5="http://schemas.microsoft.com/office/drawing/2016/5/11/chartex" xmlns:cx6="http://schemas.microsoft.com/office/drawing/2016/5/12/chartex" xmlns:cx7="http://schemas.microsoft.com/office/drawing/2016/5/13/chartex" xmlns:cx8="http://schemas.microsoft.com/office/drawing/2016/5/14/chartex" xmlns:mc="http://schemas.openxmlformats.org/markup-compatibility/2006" xmlns:aink="http://schemas.microsoft.com/office/drawing/2016/ink" xmlns:am3d="http://schemas.microsoft.com/office/drawing/2017/model3d" xmlns:o="urn:schemas-microsoft-com:office:office" xmlns:r="http://schemas.openxmlformats.org/officeDocument/2006/relationships" xmlns:m="http://schemas.openxmlformats.org/officeDocument/2006/math" xmlns:v="urn:schemas-microsoft-com:vml" xmlns:wp14="http://schemas.microsoft.com/office/word/2010/wordprocessingDrawing" xmlns:wp="http://schemas.openxmlformats.org/drawingml/2006/wordprocessingDrawing" xmlns:w10="urn:schemas-microsoft-com:office:word" xmlns:w="http://schemas.openxmlformats.org/wordprocessingml/2006/main" xmlns:w14="http://schemas.microsoft.com/office/word/2010/wordml" xmlns:w15="http://schemas.microsoft.com/office/word/2012/wordml" xmlns:w16cex="http://schemas.microsoft.com/office/word/2018/wordml/cex" xmlns:w16cid="http://schemas.microsoft.com/office/word/2016/wordml/cid" xmlns:w16="http://schemas.microsoft.com/office/word/2018/wordml" xmlns:w16sdtdh="http://schemas.microsoft.com/office/word/2020/wordml/sdtdatahash" xmlns:w16se="http://schemas.microsoft.com/office/word/2015/wordml/symex" xmlns:wpg="http://schemas.microsoft.com/office/word/2010/wordprocessingGroup" xmlns:wpi="http://schemas.microsoft.com/office/word/2010/wordprocessingInk" xmlns:wne="http://schemas.microsoft.com/office/word/2006/wordml" xmlns:wps="http://schemas.microsoft.com/office/word/2010/wordprocessingShape" mc:Ignorable="w14 w15 w16se w16cid w16 w16cex w16sdtdh wp14">
+<w:footnotes xmlns:wpc="http://schemas.microsoft.com/office/word/2010/wordprocessingCanvas" xmlns:cx="http://schemas.microsoft.com/office/drawing/2014/chartex" xmlns:cx1="http://schemas.microsoft.com/office/drawing/2015/9/8/chartex" xmlns:cx2="http://schemas.microsoft.com/office/drawing/2015/10/21/chartex" xmlns:cx3="http://schemas.microsoft.com/office/drawing/2016/5/9/chartex" xmlns:cx4="http://schemas.microsoft.com/office/drawing/2016/5/10/chartex" xmlns:cx5="http://schemas.microsoft.com/office/drawing/2016/5/11/chartex" xmlns:cx6="http://schemas.microsoft.com/office/drawing/2016/5/12/chartex" xmlns:cx7="http://schemas.microsoft.com/office/drawing/2016/5/13/chartex" xmlns:cx8="http://schemas.microsoft.com/office/drawing/2016/5/14/chartex" xmlns:mc="http://schemas.openxmlformats.org/markup-compatibility/2006" xmlns:aink="http://schemas.microsoft.com/office/drawing/2016/ink" xmlns:am3d="http://schemas.microsoft.com/office/drawing/2017/model3d" xmlns:o="urn:schemas-microsoft-com:office:office" xmlns:oel="http://schemas.microsoft.com/office/2019/extlst" xmlns:r="http://schemas.openxmlformats.org/officeDocument/2006/relationships" xmlns:m="http://schemas.openxmlformats.org/officeDocument/2006/math" xmlns:v="urn:schemas-microsoft-com:vml" xmlns:wp14="http://schemas.microsoft.com/office/word/2010/wordprocessingDrawing" xmlns:wp="http://schemas.openxmlformats.org/drawingml/2006/wordprocessingDrawing" xmlns:w10="urn:schemas-microsoft-com:office:word" xmlns:w="http://schemas.openxmlformats.org/wordprocessingml/2006/main" xmlns:w14="http://schemas.microsoft.com/office/word/2010/wordml" xmlns:w15="http://schemas.microsoft.com/office/word/2012/wordml" xmlns:w16cex="http://schemas.microsoft.com/office/word/2018/wordml/cex" xmlns:w16cid="http://schemas.microsoft.com/office/word/2016/wordml/cid" xmlns:w16="http://schemas.microsoft.com/office/word/2018/wordml" xmlns:w16du="http://schemas.microsoft.com/office/word/2023/wordml/word16du" xmlns:w16sdtdh="http://schemas.microsoft.com/office/word/2020/wordml/sdtdatahash" xmlns:w16sdtfl="http://schemas.microsoft.com/office/word/2024/wordml/sdtformatlock" xmlns:w16se="http://schemas.microsoft.com/office/word/2015/wordml/symex" xmlns:wpg="http://schemas.microsoft.com/office/word/2010/wordprocessingGroup" xmlns:wpi="http://schemas.microsoft.com/office/word/2010/wordprocessingInk" xmlns:wne="http://schemas.microsoft.com/office/word/2006/wordml" xmlns:wps="http://schemas.microsoft.com/office/word/2010/wordprocessingShape" mc:Ignorable="w14 w15 w16se w16cid w16 w16cex w16sdtdh w16sdtfl w16du wp14">
   <w:footnote w:type="separator" w:id="-1">
     <w:p>
       <w:r>
@@ -2750,7 +1926,7 @@
 </file>
 
 <file path=word/numbering.xml><?xml version="1.0" encoding="utf-8"?>
-<w:numbering xmlns:wpc="http://schemas.microsoft.com/office/word/2010/wordprocessingCanvas" xmlns:cx="http://schemas.microsoft.com/office/drawing/2014/chartex" xmlns:cx1="http://schemas.microsoft.com/office/drawing/2015/9/8/chartex" xmlns:cx2="http://schemas.microsoft.com/office/drawing/2015/10/21/chartex" xmlns:cx3="http://schemas.microsoft.com/office/drawing/2016/5/9/chartex" xmlns:cx4="http://schemas.microsoft.com/office/drawing/2016/5/10/chartex" xmlns:cx5="http://schemas.microsoft.com/office/drawing/2016/5/11/chartex" xmlns:cx6="http://schemas.microsoft.com/office/drawing/2016/5/12/chartex" xmlns:cx7="http://schemas.microsoft.com/office/drawing/2016/5/13/chartex" xmlns:cx8="http://schemas.microsoft.com/office/drawing/2016/5/14/chartex" xmlns:mc="http://schemas.openxmlformats.org/markup-compatibility/2006" xmlns:aink="http://schemas.microsoft.com/office/drawing/2016/ink" xmlns:am3d="http://schemas.microsoft.com/office/drawing/2017/model3d" xmlns:o="urn:schemas-microsoft-com:office:office" xmlns:r="http://schemas.openxmlformats.org/officeDocument/2006/relationships" xmlns:m="http://schemas.openxmlformats.org/officeDocument/2006/math" xmlns:v="urn:schemas-microsoft-com:vml" xmlns:wp14="http://schemas.microsoft.com/office/word/2010/wordprocessingDrawing" xmlns:wp="http://schemas.openxmlformats.org/drawingml/2006/wordprocessingDrawing" xmlns:w10="urn:schemas-microsoft-com:office:word" xmlns:w="http://schemas.openxmlformats.org/wordprocessingml/2006/main" xmlns:w14="http://schemas.microsoft.com/office/word/2010/wordml" xmlns:w15="http://schemas.microsoft.com/office/word/2012/wordml" xmlns:w16cex="http://schemas.microsoft.com/office/word/2018/wordml/cex" xmlns:w16cid="http://schemas.microsoft.com/office/word/2016/wordml/cid" xmlns:w16="http://schemas.microsoft.com/office/word/2018/wordml" xmlns:w16sdtdh="http://schemas.microsoft.com/office/word/2020/wordml/sdtdatahash" xmlns:w16se="http://schemas.microsoft.com/office/word/2015/wordml/symex" xmlns:wpg="http://schemas.microsoft.com/office/word/2010/wordprocessingGroup" xmlns:wpi="http://schemas.microsoft.com/office/word/2010/wordprocessingInk" xmlns:wne="http://schemas.microsoft.com/office/word/2006/wordml" xmlns:wps="http://schemas.microsoft.com/office/word/2010/wordprocessingShape" mc:Ignorable="w14 w15 w16se w16cid w16 w16cex w16sdtdh wp14">
+<w:numbering xmlns:wpc="http://schemas.microsoft.com/office/word/2010/wordprocessingCanvas" xmlns:cx="http://schemas.microsoft.com/office/drawing/2014/chartex" xmlns:cx1="http://schemas.microsoft.com/office/drawing/2015/9/8/chartex" xmlns:cx2="http://schemas.microsoft.com/office/drawing/2015/10/21/chartex" xmlns:cx3="http://schemas.microsoft.com/office/drawing/2016/5/9/chartex" xmlns:cx4="http://schemas.microsoft.com/office/drawing/2016/5/10/chartex" xmlns:cx5="http://schemas.microsoft.com/office/drawing/2016/5/11/chartex" xmlns:cx6="http://schemas.microsoft.com/office/drawing/2016/5/12/chartex" xmlns:cx7="http://schemas.microsoft.com/office/drawing/2016/5/13/chartex" xmlns:cx8="http://schemas.microsoft.com/office/drawing/2016/5/14/chartex" xmlns:mc="http://schemas.openxmlformats.org/markup-compatibility/2006" xmlns:aink="http://schemas.microsoft.com/office/drawing/2016/ink" xmlns:am3d="http://schemas.microsoft.com/office/drawing/2017/model3d" xmlns:o="urn:schemas-microsoft-com:office:office" xmlns:oel="http://schemas.microsoft.com/office/2019/extlst" xmlns:r="http://schemas.openxmlformats.org/officeDocument/2006/relationships" xmlns:m="http://schemas.openxmlformats.org/officeDocument/2006/math" xmlns:v="urn:schemas-microsoft-com:vml" xmlns:wp14="http://schemas.microsoft.com/office/word/2010/wordprocessingDrawing" xmlns:wp="http://schemas.openxmlformats.org/drawingml/2006/wordprocessingDrawing" xmlns:w10="urn:schemas-microsoft-com:office:word" xmlns:w="http://schemas.openxmlformats.org/wordprocessingml/2006/main" xmlns:w14="http://schemas.microsoft.com/office/word/2010/wordml" xmlns:w15="http://schemas.microsoft.com/office/word/2012/wordml" xmlns:w16cex="http://schemas.microsoft.com/office/word/2018/wordml/cex" xmlns:w16cid="http://schemas.microsoft.com/office/word/2016/wordml/cid" xmlns:w16="http://schemas.microsoft.com/office/word/2018/wordml" xmlns:w16du="http://schemas.microsoft.com/office/word/2023/wordml/word16du" xmlns:w16sdtdh="http://schemas.microsoft.com/office/word/2020/wordml/sdtdatahash" xmlns:w16sdtfl="http://schemas.microsoft.com/office/word/2024/wordml/sdtformatlock" xmlns:w16se="http://schemas.microsoft.com/office/word/2015/wordml/symex" xmlns:wpg="http://schemas.microsoft.com/office/word/2010/wordprocessingGroup" xmlns:wpi="http://schemas.microsoft.com/office/word/2010/wordprocessingInk" xmlns:wne="http://schemas.microsoft.com/office/word/2006/wordml" xmlns:wps="http://schemas.microsoft.com/office/word/2010/wordprocessingShape" mc:Ignorable="w14 w15 w16se w16cid w16 w16cex w16sdtdh w16sdtfl w16du wp14">
   <w:abstractNum w:abstractNumId="0" w15:restartNumberingAfterBreak="0">
     <w:nsid w:val="FFFFFF89"/>
     <w:multiLevelType w:val="singleLevel"/>
@@ -5503,92 +4679,92 @@
       </w:pPr>
     </w:lvl>
   </w:abstractNum>
-  <w:num w:numId="1">
+  <w:num w:numId="1" w16cid:durableId="1977104395">
     <w:abstractNumId w:val="26"/>
   </w:num>
-  <w:num w:numId="2">
+  <w:num w:numId="2" w16cid:durableId="1508641792">
     <w:abstractNumId w:val="20"/>
   </w:num>
-  <w:num w:numId="3">
+  <w:num w:numId="3" w16cid:durableId="1878815229">
     <w:abstractNumId w:val="11"/>
   </w:num>
-  <w:num w:numId="4">
+  <w:num w:numId="4" w16cid:durableId="622856177">
     <w:abstractNumId w:val="4"/>
   </w:num>
-  <w:num w:numId="5">
+  <w:num w:numId="5" w16cid:durableId="2071538510">
     <w:abstractNumId w:val="5"/>
   </w:num>
-  <w:num w:numId="6">
+  <w:num w:numId="6" w16cid:durableId="2022775392">
     <w:abstractNumId w:val="24"/>
   </w:num>
-  <w:num w:numId="7">
+  <w:num w:numId="7" w16cid:durableId="1785417054">
     <w:abstractNumId w:val="1"/>
   </w:num>
-  <w:num w:numId="8">
+  <w:num w:numId="8" w16cid:durableId="1899778900">
     <w:abstractNumId w:val="0"/>
   </w:num>
-  <w:num w:numId="9">
+  <w:num w:numId="9" w16cid:durableId="53506579">
     <w:abstractNumId w:val="7"/>
   </w:num>
-  <w:num w:numId="10">
+  <w:num w:numId="10" w16cid:durableId="1489056554">
     <w:abstractNumId w:val="16"/>
   </w:num>
-  <w:num w:numId="11">
+  <w:num w:numId="11" w16cid:durableId="590697281">
     <w:abstractNumId w:val="18"/>
   </w:num>
-  <w:num w:numId="12">
+  <w:num w:numId="12" w16cid:durableId="1904438826">
     <w:abstractNumId w:val="12"/>
   </w:num>
-  <w:num w:numId="13">
+  <w:num w:numId="13" w16cid:durableId="1391463330">
     <w:abstractNumId w:val="23"/>
   </w:num>
-  <w:num w:numId="14">
+  <w:num w:numId="14" w16cid:durableId="1680812841">
     <w:abstractNumId w:val="8"/>
   </w:num>
-  <w:num w:numId="15">
+  <w:num w:numId="15" w16cid:durableId="1806895772">
     <w:abstractNumId w:val="10"/>
   </w:num>
-  <w:num w:numId="16">
+  <w:num w:numId="16" w16cid:durableId="1771049085">
     <w:abstractNumId w:val="22"/>
   </w:num>
-  <w:num w:numId="17">
+  <w:num w:numId="17" w16cid:durableId="185602765">
     <w:abstractNumId w:val="9"/>
   </w:num>
-  <w:num w:numId="18">
+  <w:num w:numId="18" w16cid:durableId="661082641">
     <w:abstractNumId w:val="25"/>
   </w:num>
-  <w:num w:numId="19">
+  <w:num w:numId="19" w16cid:durableId="1933005363">
     <w:abstractNumId w:val="14"/>
   </w:num>
-  <w:num w:numId="20">
+  <w:num w:numId="20" w16cid:durableId="489685753">
     <w:abstractNumId w:val="21"/>
   </w:num>
-  <w:num w:numId="21">
+  <w:num w:numId="21" w16cid:durableId="1337731168">
     <w:abstractNumId w:val="6"/>
   </w:num>
-  <w:num w:numId="22">
+  <w:num w:numId="22" w16cid:durableId="405078333">
     <w:abstractNumId w:val="19"/>
   </w:num>
-  <w:num w:numId="23">
+  <w:num w:numId="23" w16cid:durableId="1517496290">
     <w:abstractNumId w:val="17"/>
   </w:num>
-  <w:num w:numId="24">
+  <w:num w:numId="24" w16cid:durableId="2005429073">
     <w:abstractNumId w:val="2"/>
   </w:num>
-  <w:num w:numId="25">
+  <w:num w:numId="25" w16cid:durableId="1643732636">
     <w:abstractNumId w:val="13"/>
   </w:num>
-  <w:num w:numId="26">
+  <w:num w:numId="26" w16cid:durableId="1599287253">
     <w:abstractNumId w:val="15"/>
   </w:num>
-  <w:num w:numId="27">
+  <w:num w:numId="27" w16cid:durableId="64498023">
     <w:abstractNumId w:val="3"/>
   </w:num>
 </w:numbering>
 </file>
 
 <file path=word/styles.xml><?xml version="1.0" encoding="utf-8"?>
-<w:styles xmlns:mc="http://schemas.openxmlformats.org/markup-compatibility/2006" xmlns:r="http://schemas.openxmlformats.org/officeDocument/2006/relationships" xmlns:w="http://schemas.openxmlformats.org/wordprocessingml/2006/main" xmlns:w14="http://schemas.microsoft.com/office/word/2010/wordml" xmlns:w15="http://schemas.microsoft.com/office/word/2012/wordml" xmlns:w16cex="http://schemas.microsoft.com/office/word/2018/wordml/cex" xmlns:w16cid="http://schemas.microsoft.com/office/word/2016/wordml/cid" xmlns:w16="http://schemas.microsoft.com/office/word/2018/wordml" xmlns:w16sdtdh="http://schemas.microsoft.com/office/word/2020/wordml/sdtdatahash" xmlns:w16se="http://schemas.microsoft.com/office/word/2015/wordml/symex" mc:Ignorable="w14 w15 w16se w16cid w16 w16cex w16sdtdh">
+<w:styles xmlns:mc="http://schemas.openxmlformats.org/markup-compatibility/2006" xmlns:r="http://schemas.openxmlformats.org/officeDocument/2006/relationships" xmlns:w="http://schemas.openxmlformats.org/wordprocessingml/2006/main" xmlns:w14="http://schemas.microsoft.com/office/word/2010/wordml" xmlns:w15="http://schemas.microsoft.com/office/word/2012/wordml" xmlns:w16cex="http://schemas.microsoft.com/office/word/2018/wordml/cex" xmlns:w16cid="http://schemas.microsoft.com/office/word/2016/wordml/cid" xmlns:w16="http://schemas.microsoft.com/office/word/2018/wordml" xmlns:w16du="http://schemas.microsoft.com/office/word/2023/wordml/word16du" xmlns:w16sdtdh="http://schemas.microsoft.com/office/word/2020/wordml/sdtdatahash" xmlns:w16sdtfl="http://schemas.microsoft.com/office/word/2024/wordml/sdtformatlock" xmlns:w16se="http://schemas.microsoft.com/office/word/2015/wordml/symex" mc:Ignorable="w14 w15 w16se w16cid w16 w16cex w16sdtdh w16sdtfl w16du">
   <w:docDefaults>
     <w:rPrDefault>
       <w:rPr>
